--- a/06-转换电路/02-数模转换DAC/电压输出型DAC电路/电压输出型DAC电路.docx
+++ b/06-转换电路/02-数模转换DAC/电压输出型DAC电路/电压输出型DAC电路.docx
@@ -2333,6 +2333,20 @@
     </w:p>
     <w:bookmarkEnd w:id="26"/>
     <w:bookmarkEnd w:id="27"/>
+    <w:p>
+      <w:pPr>
+        <w:spacing w:before="360"/>
+        <w:jc w:val="center"/>
+      </w:pPr>
+      <w:r>
+        <w:rPr>
+          <w:rFonts w:ascii="Times New Roman" w:hAnsi="Times New Roman"/>
+          <w:color w:val="555555"/>
+          <w:sz w:val="21"/>
+        </w:rPr>
+        <w:t>材料收集者：杜文杰</w:t>
+      </w:r>
+    </w:p>
     <w:sectPr>
       <w:headerReference r:id="rId9" w:type="default"/>
       <w:footerReference r:id="rId10" w:type="default"/>

--- a/06-转换电路/02-数模转换DAC/电压输出型DAC电路/电压输出型DAC电路.docx
+++ b/06-转换电路/02-数模转换DAC/电压输出型DAC电路/电压输出型DAC电路.docx
@@ -1,6 +1,6 @@
 
 <file path=word/document.xml><?xml version="1.0" encoding="utf-8"?>
-<w:document xmlns:w="http://schemas.openxmlformats.org/wordprocessingml/2006/main" xmlns:m="http://schemas.openxmlformats.org/officeDocument/2006/math" xmlns:r="http://schemas.openxmlformats.org/officeDocument/2006/relationships" xmlns:o="urn:schemas-microsoft-com:office:office" xmlns:v="urn:schemas-microsoft-com:vml" xmlns:w10="urn:schemas-microsoft-com:office:word" xmlns:a="http://schemas.openxmlformats.org/drawingml/2006/main" xmlns:pic="http://schemas.openxmlformats.org/drawingml/2006/picture" xmlns:wp="http://schemas.openxmlformats.org/drawingml/2006/wordprocessingDrawing">
+<w:document xmlns:m="http://schemas.openxmlformats.org/officeDocument/2006/math" xmlns:r="http://schemas.openxmlformats.org/officeDocument/2006/relationships" xmlns:w="http://schemas.openxmlformats.org/wordprocessingml/2006/main" xmlns:o="urn:schemas-microsoft-com:office:office" xmlns:v="urn:schemas-microsoft-com:vml" xmlns:w10="urn:schemas-microsoft-com:office:word" xmlns:a="http://schemas.openxmlformats.org/drawingml/2006/main" xmlns:pic="http://schemas.openxmlformats.org/drawingml/2006/picture" xmlns:wp="http://schemas.openxmlformats.org/drawingml/2006/wordprocessingDrawing">
   <w:body>
     <w:bookmarkStart w:id="27" w:name="电压输出型-dac-电路"/>
     <w:p>
@@ -9,16 +9,19 @@
       </w:pPr>
       <w:r>
         <w:rPr>
-          <w:rFonts w:hint="eastAsia"/>
+          <w:rFonts w:hint="eastAsia" w:eastAsia="黑体"/>
         </w:rPr>
         <w:t xml:space="preserve">电压输出型</w:t>
       </w:r>
       <w:r>
+        <w:rPr>
+          <w:rFonts w:eastAsia="黑体"/>
+        </w:rPr>
         <w:t xml:space="preserve"> DAC </w:t>
       </w:r>
       <w:r>
         <w:rPr>
-          <w:rFonts w:hint="eastAsia"/>
+          <w:rFonts w:hint="eastAsia" w:eastAsia="黑体"/>
         </w:rPr>
         <w:t xml:space="preserve">电路</w:t>
       </w:r>
@@ -30,7 +33,7 @@
       </w:pPr>
       <w:r>
         <w:rPr>
-          <w:rFonts w:hint="eastAsia"/>
+          <w:rFonts w:hint="eastAsia" w:eastAsia="黑体"/>
         </w:rPr>
         <w:t xml:space="preserve">拓扑描述</w:t>
       </w:r>
@@ -41,16 +44,19 @@
       </w:pPr>
       <w:r>
         <w:rPr>
-          <w:rFonts w:hint="eastAsia"/>
+          <w:rFonts w:hint="eastAsia" w:eastAsia="黑体"/>
         </w:rPr>
         <w:t xml:space="preserve">由</w:t>
       </w:r>
       <w:r>
+        <w:rPr>
+          <w:rFonts w:eastAsia="黑体"/>
+        </w:rPr>
         <w:t xml:space="preserve"> </w:t>
       </w:r>
       <w:r>
         <w:rPr>
-          <w:rFonts w:hint="eastAsia"/>
+          <w:rFonts w:hint="eastAsia" w:eastAsia="黑体"/>
           <w:b/>
           <w:bCs/>
         </w:rPr>
@@ -58,6 +64,7 @@
       </w:r>
       <w:r>
         <w:rPr>
+          <w:rFonts w:eastAsia="黑体"/>
           <w:b/>
           <w:bCs/>
         </w:rPr>
@@ -65,22 +72,25 @@
       </w:r>
       <w:r>
         <w:rPr>
-          <w:rFonts w:hint="eastAsia"/>
+          <w:rFonts w:hint="eastAsia" w:eastAsia="黑体"/>
         </w:rPr>
         <w:t xml:space="preserve">（R-2R</w:t>
       </w:r>
       <w:r>
+        <w:rPr>
+          <w:rFonts w:eastAsia="黑体"/>
+        </w:rPr>
         <w:t xml:space="preserve"> </w:t>
       </w:r>
       <w:r>
         <w:rPr>
-          <w:rFonts w:hint="eastAsia"/>
+          <w:rFonts w:hint="eastAsia" w:eastAsia="黑体"/>
         </w:rPr>
         <w:t xml:space="preserve">或电阻串）、</w:t>
       </w:r>
       <w:r>
         <w:rPr>
-          <w:rFonts w:hint="eastAsia"/>
+          <w:rFonts w:hint="eastAsia" w:eastAsia="黑体"/>
           <w:b/>
           <w:bCs/>
         </w:rPr>
@@ -88,17 +98,21 @@
       </w:r>
       <w:r>
         <w:rPr>
+          <w:rFonts w:eastAsia="黑体"/>
           <w:b/>
           <w:bCs/>
         </w:rPr>
         <w:t xml:space="preserve"> SW1</w:t>
       </w:r>
       <w:r>
+        <w:rPr>
+          <w:rFonts w:eastAsia="黑体"/>
+        </w:rPr>
         <w:t xml:space="preserve">、</w:t>
       </w:r>
       <w:r>
         <w:rPr>
-          <w:rFonts w:hint="eastAsia"/>
+          <w:rFonts w:hint="eastAsia" w:eastAsia="黑体"/>
           <w:b/>
           <w:bCs/>
         </w:rPr>
@@ -106,6 +120,7 @@
       </w:r>
       <w:r>
         <w:rPr>
+          <w:rFonts w:eastAsia="黑体"/>
           <w:b/>
           <w:bCs/>
         </w:rPr>
@@ -132,20 +147,26 @@
         </m:sSub>
       </m:oMath>
       <w:r>
+        <w:rPr>
+          <w:rFonts w:eastAsia="黑体"/>
+        </w:rPr>
         <w:t xml:space="preserve"> </w:t>
       </w:r>
       <w:r>
         <w:rPr>
-          <w:rFonts w:hint="eastAsia"/>
+          <w:rFonts w:hint="eastAsia" w:eastAsia="黑体"/>
         </w:rPr>
         <w:t xml:space="preserve">与</w:t>
       </w:r>
       <w:r>
+        <w:rPr>
+          <w:rFonts w:eastAsia="黑体"/>
+        </w:rPr>
         <w:t xml:space="preserve"> </w:t>
       </w:r>
       <w:r>
         <w:rPr>
-          <w:rFonts w:hint="eastAsia"/>
+          <w:rFonts w:hint="eastAsia" w:eastAsia="黑体"/>
           <w:b/>
           <w:bCs/>
         </w:rPr>
@@ -153,6 +174,7 @@
       </w:r>
       <w:r>
         <w:rPr>
+          <w:rFonts w:eastAsia="黑体"/>
           <w:b/>
           <w:bCs/>
         </w:rPr>
@@ -160,22 +182,25 @@
       </w:r>
       <w:r>
         <w:rPr>
-          <w:rFonts w:hint="eastAsia"/>
+          <w:rFonts w:hint="eastAsia" w:eastAsia="黑体"/>
         </w:rPr>
         <w:t xml:space="preserve">（接成跟随器）组成。电路共有</w:t>
       </w:r>
       <w:r>
+        <w:rPr>
+          <w:rFonts w:eastAsia="黑体"/>
+        </w:rPr>
         <w:t xml:space="preserve"> 6 </w:t>
       </w:r>
       <w:r>
         <w:rPr>
-          <w:rFonts w:hint="eastAsia"/>
+          <w:rFonts w:hint="eastAsia" w:eastAsia="黑体"/>
         </w:rPr>
         <w:t xml:space="preserve">个关键节点：</w:t>
       </w:r>
       <w:r>
         <w:rPr>
-          <w:rFonts w:hint="eastAsia"/>
+          <w:rFonts w:hint="eastAsia" w:eastAsia="黑体"/>
           <w:b/>
           <w:bCs/>
         </w:rPr>
@@ -183,6 +208,7 @@
       </w:r>
       <w:r>
         <w:rPr>
+          <w:rFonts w:eastAsia="黑体"/>
           <w:b/>
           <w:bCs/>
         </w:rPr>
@@ -190,7 +216,7 @@
       </w:r>
       <w:r>
         <w:rPr>
-          <w:rFonts w:hint="eastAsia"/>
+          <w:rFonts w:hint="eastAsia" w:eastAsia="黑体"/>
           <w:b/>
           <w:bCs/>
         </w:rPr>
@@ -198,7 +224,7 @@
       </w:r>
       <w:r>
         <w:rPr>
-          <w:rFonts w:hint="eastAsia"/>
+          <w:rFonts w:hint="eastAsia" w:eastAsia="黑体"/>
         </w:rPr>
         <w:t xml:space="preserve">（</w:t>
       </w:r>
@@ -223,17 +249,20 @@
         </m:sSub>
       </m:oMath>
       <w:r>
+        <w:rPr>
+          <w:rFonts w:eastAsia="黑体"/>
+        </w:rPr>
         <w:t xml:space="preserve"> </w:t>
       </w:r>
       <w:r>
         <w:rPr>
-          <w:rFonts w:hint="eastAsia"/>
+          <w:rFonts w:hint="eastAsia" w:eastAsia="黑体"/>
         </w:rPr>
         <w:t xml:space="preserve">接开关阵列基准端）；</w:t>
       </w:r>
       <w:r>
         <w:rPr>
-          <w:rFonts w:hint="eastAsia"/>
+          <w:rFonts w:hint="eastAsia" w:eastAsia="黑体"/>
           <w:b/>
           <w:bCs/>
         </w:rPr>
@@ -241,6 +270,7 @@
       </w:r>
       <w:r>
         <w:rPr>
+          <w:rFonts w:eastAsia="黑体"/>
           <w:b/>
           <w:bCs/>
         </w:rPr>
@@ -248,7 +278,7 @@
       </w:r>
       <w:r>
         <w:rPr>
-          <w:rFonts w:hint="eastAsia"/>
+          <w:rFonts w:hint="eastAsia" w:eastAsia="黑体"/>
           <w:b/>
           <w:bCs/>
         </w:rPr>
@@ -256,22 +286,25 @@
       </w:r>
       <w:r>
         <w:rPr>
-          <w:rFonts w:hint="eastAsia"/>
+          <w:rFonts w:hint="eastAsia" w:eastAsia="黑体"/>
         </w:rPr>
         <w:t xml:space="preserve">（GND</w:t>
       </w:r>
       <w:r>
+        <w:rPr>
+          <w:rFonts w:eastAsia="黑体"/>
+        </w:rPr>
         <w:t xml:space="preserve"> </w:t>
       </w:r>
       <w:r>
         <w:rPr>
-          <w:rFonts w:hint="eastAsia"/>
+          <w:rFonts w:hint="eastAsia" w:eastAsia="黑体"/>
         </w:rPr>
         <w:t xml:space="preserve">接开关阵列地端与电阻串下端）；</w:t>
       </w:r>
       <w:r>
         <w:rPr>
-          <w:rFonts w:hint="eastAsia"/>
+          <w:rFonts w:hint="eastAsia" w:eastAsia="黑体"/>
           <w:b/>
           <w:bCs/>
         </w:rPr>
@@ -279,6 +312,7 @@
       </w:r>
       <w:r>
         <w:rPr>
+          <w:rFonts w:eastAsia="黑体"/>
           <w:b/>
           <w:bCs/>
         </w:rPr>
@@ -286,7 +320,7 @@
       </w:r>
       <w:r>
         <w:rPr>
-          <w:rFonts w:hint="eastAsia"/>
+          <w:rFonts w:hint="eastAsia" w:eastAsia="黑体"/>
           <w:b/>
           <w:bCs/>
         </w:rPr>
@@ -294,7 +328,7 @@
       </w:r>
       <w:r>
         <w:rPr>
-          <w:rFonts w:hint="eastAsia"/>
+          <w:rFonts w:hint="eastAsia" w:eastAsia="黑体"/>
         </w:rPr>
         <w:t xml:space="preserve">（</w:t>
       </w:r>
@@ -304,15 +338,21 @@
         </m:r>
       </m:oMath>
       <w:r>
+        <w:rPr>
+          <w:rFonts w:eastAsia="黑体"/>
+        </w:rPr>
         <w:t xml:space="preserve"> </w:t>
       </w:r>
       <w:r>
         <w:rPr>
-          <w:rFonts w:hint="eastAsia"/>
+          <w:rFonts w:hint="eastAsia" w:eastAsia="黑体"/>
         </w:rPr>
         <w:t xml:space="preserve">位码</w:t>
       </w:r>
       <w:r>
+        <w:rPr>
+          <w:rFonts w:eastAsia="黑体"/>
+        </w:rPr>
         <w:t xml:space="preserve"> </w:t>
       </w:r>
       <m:oMath>
@@ -321,17 +361,20 @@
         </m:r>
       </m:oMath>
       <w:r>
+        <w:rPr>
+          <w:rFonts w:eastAsia="黑体"/>
+        </w:rPr>
         <w:t xml:space="preserve"> </w:t>
       </w:r>
       <w:r>
         <w:rPr>
-          <w:rFonts w:hint="eastAsia"/>
+          <w:rFonts w:hint="eastAsia" w:eastAsia="黑体"/>
         </w:rPr>
         <w:t xml:space="preserve">送开关阵列控制端）；</w:t>
       </w:r>
       <w:r>
         <w:rPr>
-          <w:rFonts w:hint="eastAsia"/>
+          <w:rFonts w:hint="eastAsia" w:eastAsia="黑体"/>
           <w:b/>
           <w:bCs/>
         </w:rPr>
@@ -339,6 +382,7 @@
       </w:r>
       <w:r>
         <w:rPr>
+          <w:rFonts w:eastAsia="黑体"/>
           <w:b/>
           <w:bCs/>
         </w:rPr>
@@ -346,7 +390,7 @@
       </w:r>
       <w:r>
         <w:rPr>
-          <w:rFonts w:hint="eastAsia"/>
+          <w:rFonts w:hint="eastAsia" w:eastAsia="黑体"/>
           <w:b/>
           <w:bCs/>
         </w:rPr>
@@ -354,40 +398,49 @@
       </w:r>
       <w:r>
         <w:rPr>
-          <w:rFonts w:hint="eastAsia"/>
+          <w:rFonts w:hint="eastAsia" w:eastAsia="黑体"/>
         </w:rPr>
         <w:t xml:space="preserve">（RN1</w:t>
       </w:r>
       <w:r>
+        <w:rPr>
+          <w:rFonts w:eastAsia="黑体"/>
+        </w:rPr>
         <w:t xml:space="preserve"> </w:t>
       </w:r>
       <w:r>
         <w:rPr>
-          <w:rFonts w:hint="eastAsia"/>
+          <w:rFonts w:hint="eastAsia" w:eastAsia="黑体"/>
         </w:rPr>
         <w:t xml:space="preserve">的输出即与码成正比的电压，接</w:t>
       </w:r>
       <w:r>
+        <w:rPr>
+          <w:rFonts w:eastAsia="黑体"/>
+        </w:rPr>
         <w:t xml:space="preserve"> A1 </w:t>
       </w:r>
       <w:r>
         <w:rPr>
-          <w:rFonts w:hint="eastAsia"/>
+          <w:rFonts w:hint="eastAsia" w:eastAsia="黑体"/>
         </w:rPr>
         <w:t xml:space="preserve">的同相输入</w:t>
       </w:r>
       <w:r>
+        <w:rPr>
+          <w:rFonts w:eastAsia="黑体"/>
+        </w:rPr>
         <w:t xml:space="preserve"> </w:t>
       </w:r>
       <w:r>
         <w:rPr>
-          <w:rFonts w:hint="eastAsia"/>
+          <w:rFonts w:hint="eastAsia" w:eastAsia="黑体"/>
         </w:rPr>
         <w:t xml:space="preserve">IN+）；</w:t>
       </w:r>
       <w:r>
         <w:rPr>
-          <w:rFonts w:hint="eastAsia"/>
+          <w:rFonts w:hint="eastAsia" w:eastAsia="黑体"/>
           <w:b/>
           <w:bCs/>
         </w:rPr>
@@ -395,6 +448,7 @@
       </w:r>
       <w:r>
         <w:rPr>
+          <w:rFonts w:eastAsia="黑体"/>
           <w:b/>
           <w:bCs/>
         </w:rPr>
@@ -402,7 +456,7 @@
       </w:r>
       <w:r>
         <w:rPr>
-          <w:rFonts w:hint="eastAsia"/>
+          <w:rFonts w:hint="eastAsia" w:eastAsia="黑体"/>
           <w:b/>
           <w:bCs/>
         </w:rPr>
@@ -410,40 +464,49 @@
       </w:r>
       <w:r>
         <w:rPr>
-          <w:rFonts w:hint="eastAsia"/>
+          <w:rFonts w:hint="eastAsia" w:eastAsia="黑体"/>
         </w:rPr>
         <w:t xml:space="preserve">（A1</w:t>
       </w:r>
       <w:r>
+        <w:rPr>
+          <w:rFonts w:eastAsia="黑体"/>
+        </w:rPr>
         <w:t xml:space="preserve"> </w:t>
       </w:r>
       <w:r>
         <w:rPr>
-          <w:rFonts w:hint="eastAsia"/>
+          <w:rFonts w:hint="eastAsia" w:eastAsia="黑体"/>
         </w:rPr>
         <w:t xml:space="preserve">的输出</w:t>
       </w:r>
       <w:r>
+        <w:rPr>
+          <w:rFonts w:eastAsia="黑体"/>
+        </w:rPr>
         <w:t xml:space="preserve"> OUT </w:t>
       </w:r>
       <w:r>
         <w:rPr>
-          <w:rFonts w:hint="eastAsia"/>
+          <w:rFonts w:hint="eastAsia" w:eastAsia="黑体"/>
         </w:rPr>
         <w:t xml:space="preserve">接其反相输入</w:t>
       </w:r>
       <w:r>
+        <w:rPr>
+          <w:rFonts w:eastAsia="黑体"/>
+        </w:rPr>
         <w:t xml:space="preserve"> </w:t>
       </w:r>
       <w:r>
         <w:rPr>
-          <w:rFonts w:hint="eastAsia"/>
+          <w:rFonts w:hint="eastAsia" w:eastAsia="黑体"/>
         </w:rPr>
         <w:t xml:space="preserve">IN−，接成跟随器）；</w:t>
       </w:r>
       <w:r>
         <w:rPr>
-          <w:rFonts w:hint="eastAsia"/>
+          <w:rFonts w:hint="eastAsia" w:eastAsia="黑体"/>
           <w:b/>
           <w:bCs/>
         </w:rPr>
@@ -451,6 +514,7 @@
       </w:r>
       <w:r>
         <w:rPr>
+          <w:rFonts w:eastAsia="黑体"/>
           <w:b/>
           <w:bCs/>
         </w:rPr>
@@ -458,7 +522,7 @@
       </w:r>
       <w:r>
         <w:rPr>
-          <w:rFonts w:hint="eastAsia"/>
+          <w:rFonts w:hint="eastAsia" w:eastAsia="黑体"/>
           <w:b/>
           <w:bCs/>
         </w:rPr>
@@ -466,29 +530,38 @@
       </w:r>
       <w:r>
         <w:rPr>
-          <w:rFonts w:hint="eastAsia"/>
+          <w:rFonts w:hint="eastAsia" w:eastAsia="黑体"/>
         </w:rPr>
         <w:t xml:space="preserve">（A1</w:t>
       </w:r>
       <w:r>
+        <w:rPr>
+          <w:rFonts w:eastAsia="黑体"/>
+        </w:rPr>
         <w:t xml:space="preserve"> </w:t>
       </w:r>
       <w:r>
         <w:rPr>
-          <w:rFonts w:hint="eastAsia"/>
+          <w:rFonts w:hint="eastAsia" w:eastAsia="黑体"/>
         </w:rPr>
         <w:t xml:space="preserve">的输出</w:t>
       </w:r>
       <w:r>
+        <w:rPr>
+          <w:rFonts w:eastAsia="黑体"/>
+        </w:rPr>
         <w:t xml:space="preserve"> OUT </w:t>
       </w:r>
       <w:r>
         <w:rPr>
-          <w:rFonts w:hint="eastAsia"/>
+          <w:rFonts w:hint="eastAsia" w:eastAsia="黑体"/>
         </w:rPr>
         <w:t xml:space="preserve">作为</w:t>
       </w:r>
       <w:r>
+        <w:rPr>
+          <w:rFonts w:eastAsia="黑体"/>
+        </w:rPr>
         <w:t xml:space="preserve"> </w:t>
       </w:r>
       <m:oMath>
@@ -513,7 +586,7 @@
       </m:oMath>
       <w:r>
         <w:rPr>
-          <w:rFonts w:hint="eastAsia"/>
+          <w:rFonts w:hint="eastAsia" w:eastAsia="黑体"/>
         </w:rPr>
         <w:t xml:space="preserve">）。</w:t>
       </w:r>
@@ -522,23 +595,27 @@
       <w:pPr/>
       <w:r>
         <w:rPr>
-          <w:rFonts w:hint="eastAsia"/>
+          <w:rFonts w:hint="eastAsia" w:eastAsia="黑体"/>
         </w:rPr>
         <w:t xml:space="preserve">各管脚连接：</w:t>
       </w:r>
       <w:r>
         <w:rPr>
+          <w:rFonts w:eastAsia="黑体"/>
           <w:b/>
           <w:bCs/>
         </w:rPr>
         <w:t xml:space="preserve">SW1</w:t>
       </w:r>
       <w:r>
+        <w:rPr>
+          <w:rFonts w:eastAsia="黑体"/>
+        </w:rPr>
         <w:t xml:space="preserve"> </w:t>
       </w:r>
       <w:r>
         <w:rPr>
-          <w:rFonts w:hint="eastAsia"/>
+          <w:rFonts w:hint="eastAsia" w:eastAsia="黑体"/>
         </w:rPr>
         <w:t xml:space="preserve">的基准端接节点①（</w:t>
       </w:r>
@@ -564,7 +641,7 @@
       </m:oMath>
       <w:r>
         <w:rPr>
-          <w:rFonts w:hint="eastAsia"/>
+          <w:rFonts w:hint="eastAsia" w:eastAsia="黑体"/>
         </w:rPr>
         <w:t xml:space="preserve">）、地端接节点②（GND）、控制端接节点③（</w:t>
       </w:r>
@@ -575,138 +652,179 @@
       </m:oMath>
       <w:r>
         <w:rPr>
-          <w:rFonts w:hint="eastAsia"/>
+          <w:rFonts w:hint="eastAsia" w:eastAsia="黑体"/>
         </w:rPr>
         <w:t xml:space="preserve">）、输出端接</w:t>
       </w:r>
       <w:r>
+        <w:rPr>
+          <w:rFonts w:eastAsia="黑体"/>
+        </w:rPr>
         <w:t xml:space="preserve"> RN1 </w:t>
       </w:r>
       <w:r>
         <w:rPr>
-          <w:rFonts w:hint="eastAsia"/>
+          <w:rFonts w:hint="eastAsia" w:eastAsia="黑体"/>
         </w:rPr>
         <w:t xml:space="preserve">的输入；</w:t>
       </w:r>
       <w:r>
         <w:rPr>
+          <w:rFonts w:eastAsia="黑体"/>
           <w:b/>
           <w:bCs/>
         </w:rPr>
         <w:t xml:space="preserve">RN1</w:t>
       </w:r>
       <w:r>
+        <w:rPr>
+          <w:rFonts w:eastAsia="黑体"/>
+        </w:rPr>
         <w:t xml:space="preserve"> </w:t>
       </w:r>
       <w:r>
         <w:rPr>
-          <w:rFonts w:hint="eastAsia"/>
+          <w:rFonts w:hint="eastAsia" w:eastAsia="黑体"/>
         </w:rPr>
         <w:t xml:space="preserve">的输入接</w:t>
       </w:r>
       <w:r>
+        <w:rPr>
+          <w:rFonts w:eastAsia="黑体"/>
+        </w:rPr>
         <w:t xml:space="preserve"> </w:t>
       </w:r>
       <w:r>
         <w:rPr>
-          <w:rFonts w:hint="eastAsia"/>
+          <w:rFonts w:hint="eastAsia" w:eastAsia="黑体"/>
         </w:rPr>
         <w:t xml:space="preserve">SW1、输出接节点④、下端接节点②（GND）；</w:t>
       </w:r>
       <w:r>
         <w:rPr>
+          <w:rFonts w:eastAsia="黑体"/>
           <w:b/>
           <w:bCs/>
         </w:rPr>
         <w:t xml:space="preserve">A1</w:t>
       </w:r>
       <w:r>
+        <w:rPr>
+          <w:rFonts w:eastAsia="黑体"/>
+        </w:rPr>
         <w:t xml:space="preserve"> </w:t>
       </w:r>
       <w:r>
         <w:rPr>
-          <w:rFonts w:hint="eastAsia"/>
+          <w:rFonts w:hint="eastAsia" w:eastAsia="黑体"/>
         </w:rPr>
         <w:t xml:space="preserve">的</w:t>
       </w:r>
       <w:r>
+        <w:rPr>
+          <w:rFonts w:eastAsia="黑体"/>
+        </w:rPr>
         <w:t xml:space="preserve"> IN+ </w:t>
       </w:r>
       <w:r>
         <w:rPr>
-          <w:rFonts w:hint="eastAsia"/>
+          <w:rFonts w:hint="eastAsia" w:eastAsia="黑体"/>
         </w:rPr>
         <w:t xml:space="preserve">接节点④、IN−</w:t>
       </w:r>
       <w:r>
+        <w:rPr>
+          <w:rFonts w:eastAsia="黑体"/>
+        </w:rPr>
         <w:t xml:space="preserve"> </w:t>
       </w:r>
       <w:r>
         <w:rPr>
-          <w:rFonts w:hint="eastAsia"/>
+          <w:rFonts w:hint="eastAsia" w:eastAsia="黑体"/>
         </w:rPr>
         <w:t xml:space="preserve">接节点⑤（自身输出反馈）、OUT</w:t>
       </w:r>
       <w:r>
+        <w:rPr>
+          <w:rFonts w:eastAsia="黑体"/>
+        </w:rPr>
         <w:t xml:space="preserve"> </w:t>
       </w:r>
       <w:r>
         <w:rPr>
-          <w:rFonts w:hint="eastAsia"/>
+          <w:rFonts w:hint="eastAsia" w:eastAsia="黑体"/>
         </w:rPr>
         <w:t xml:space="preserve">接节点⑥、正电源脚</w:t>
       </w:r>
       <w:r>
+        <w:rPr>
+          <w:rFonts w:eastAsia="黑体"/>
+        </w:rPr>
         <w:t xml:space="preserve"> V+ </w:t>
       </w:r>
       <w:r>
         <w:rPr>
-          <w:rFonts w:hint="eastAsia"/>
+          <w:rFonts w:hint="eastAsia" w:eastAsia="黑体"/>
         </w:rPr>
         <w:t xml:space="preserve">接</w:t>
       </w:r>
       <w:r>
+        <w:rPr>
+          <w:rFonts w:eastAsia="黑体"/>
+        </w:rPr>
         <w:t xml:space="preserve"> </w:t>
       </w:r>
       <w:r>
         <w:rPr>
-          <w:rFonts w:hint="eastAsia"/>
+          <w:rFonts w:hint="eastAsia" w:eastAsia="黑体"/>
         </w:rPr>
         <w:t xml:space="preserve">+VCC、负电源脚</w:t>
       </w:r>
       <w:r>
+        <w:rPr>
+          <w:rFonts w:eastAsia="黑体"/>
+        </w:rPr>
         <w:t xml:space="preserve"> V− </w:t>
       </w:r>
       <w:r>
         <w:rPr>
-          <w:rFonts w:hint="eastAsia"/>
+          <w:rFonts w:hint="eastAsia" w:eastAsia="黑体"/>
         </w:rPr>
         <w:t xml:space="preserve">接</w:t>
       </w:r>
       <w:r>
+        <w:rPr>
+          <w:rFonts w:eastAsia="黑体"/>
+        </w:rPr>
         <w:t xml:space="preserve"> </w:t>
       </w:r>
       <w:r>
         <w:rPr>
-          <w:rFonts w:hint="eastAsia"/>
+          <w:rFonts w:hint="eastAsia" w:eastAsia="黑体"/>
         </w:rPr>
         <w:t xml:space="preserve">−VEE（单电源时</w:t>
       </w:r>
       <w:r>
+        <w:rPr>
+          <w:rFonts w:eastAsia="黑体"/>
+        </w:rPr>
         <w:t xml:space="preserve"> V− </w:t>
       </w:r>
       <w:r>
         <w:rPr>
-          <w:rFonts w:hint="eastAsia"/>
+          <w:rFonts w:hint="eastAsia" w:eastAsia="黑体"/>
         </w:rPr>
         <w:t xml:space="preserve">接</w:t>
       </w:r>
       <w:r>
+        <w:rPr>
+          <w:rFonts w:eastAsia="黑体"/>
+        </w:rPr>
         <w:t xml:space="preserve"> </w:t>
       </w:r>
       <w:r>
         <w:rPr>
-          <w:rFonts w:hint="eastAsia"/>
+          <w:rFonts w:hint="eastAsia" w:eastAsia="黑体"/>
         </w:rPr>
         <w:t xml:space="preserve">GND）。</w:t>
       </w:r>
@@ -715,20 +833,26 @@
       <w:pPr/>
       <w:r>
         <w:rPr>
-          <w:rFonts w:hint="eastAsia"/>
+          <w:rFonts w:hint="eastAsia" w:eastAsia="黑体"/>
         </w:rPr>
         <w:t xml:space="preserve">由此构成”数字码控开关把基准按权重分配给电阻网络产生电压、再由片内运放跟随缓冲低阻抗输出”的电压输出型</w:t>
       </w:r>
       <w:r>
+        <w:rPr>
+          <w:rFonts w:eastAsia="黑体"/>
+        </w:rPr>
         <w:t xml:space="preserve"> DAC </w:t>
       </w:r>
       <w:r>
         <w:rPr>
-          <w:rFonts w:hint="eastAsia"/>
+          <w:rFonts w:hint="eastAsia" w:eastAsia="黑体"/>
         </w:rPr>
         <w:t xml:space="preserve">组态，输出</w:t>
       </w:r>
       <w:r>
+        <w:rPr>
+          <w:rFonts w:eastAsia="黑体"/>
+        </w:rPr>
         <w:t xml:space="preserve"> </w:t>
       </w:r>
       <m:oMath>
@@ -804,16 +928,19 @@
       </m:oMath>
       <w:r>
         <w:rPr>
-          <w:rFonts w:hint="eastAsia"/>
+          <w:rFonts w:hint="eastAsia" w:eastAsia="黑体"/>
         </w:rPr>
         <w:t xml:space="preserve">，通用易用、可驱动负载或作</w:t>
       </w:r>
       <w:r>
+        <w:rPr>
+          <w:rFonts w:eastAsia="黑体"/>
+        </w:rPr>
         <w:t xml:space="preserve"> ADC </w:t>
       </w:r>
       <w:r>
         <w:rPr>
-          <w:rFonts w:hint="eastAsia"/>
+          <w:rFonts w:hint="eastAsia" w:eastAsia="黑体"/>
         </w:rPr>
         <w:t xml:space="preserve">基准。</w:t>
       </w:r>
@@ -826,7 +953,7 @@
       </w:pPr>
       <w:r>
         <w:rPr>
-          <w:rFonts w:hint="eastAsia"/>
+          <w:rFonts w:hint="eastAsia" w:eastAsia="黑体"/>
         </w:rPr>
         <w:t xml:space="preserve">工作原理</w:t>
       </w:r>
@@ -837,7 +964,7 @@
       </w:pPr>
       <w:r>
         <w:rPr>
-          <w:rFonts w:hint="eastAsia"/>
+          <w:rFonts w:hint="eastAsia" w:eastAsia="黑体"/>
         </w:rPr>
         <w:t xml:space="preserve">二进制码控制开关把基准电压按权重分配到电阻网络，输出节点得到与码成正比的电压，再经增益固定的运放缓冲，提供低输出阻抗、可驱动负载的电压信号。</w:t>
       </w:r>
@@ -850,7 +977,7 @@
       </w:pPr>
       <w:r>
         <w:rPr>
-          <w:rFonts w:hint="eastAsia"/>
+          <w:rFonts w:hint="eastAsia" w:eastAsia="黑体"/>
         </w:rPr>
         <w:t xml:space="preserve">关键计算公式</w:t>
       </w:r>
@@ -864,7 +991,7 @@
       </w:pPr>
       <w:r>
         <w:rPr>
-          <w:rFonts w:hint="eastAsia"/>
+          <w:rFonts w:hint="eastAsia" w:eastAsia="黑体"/>
         </w:rPr>
         <w:t xml:space="preserve">输出电压：</w:t>
       </w:r>
@@ -962,11 +1089,14 @@
         </w:numPr>
       </w:pPr>
       <w:r>
+        <w:rPr>
+          <w:rFonts w:eastAsia="黑体"/>
+        </w:rPr>
         <w:t xml:space="preserve">LSB </w:t>
       </w:r>
       <w:r>
         <w:rPr>
-          <w:rFonts w:hint="eastAsia"/>
+          <w:rFonts w:hint="eastAsia" w:eastAsia="黑体"/>
         </w:rPr>
         <w:t xml:space="preserve">电压：</w:t>
       </w:r>
@@ -1056,7 +1186,7 @@
       </w:pPr>
       <w:r>
         <w:rPr>
-          <w:rFonts w:hint="eastAsia"/>
+          <w:rFonts w:hint="eastAsia" w:eastAsia="黑体"/>
         </w:rPr>
         <w:t xml:space="preserve">满量程电压：</w:t>
       </w:r>
@@ -1170,7 +1300,7 @@
       </w:pPr>
       <w:r>
         <w:rPr>
-          <w:rFonts w:hint="eastAsia"/>
+          <w:rFonts w:hint="eastAsia" w:eastAsia="黑体"/>
         </w:rPr>
         <w:t xml:space="preserve">输出摆率（受运放限制）：</w:t>
       </w:r>
@@ -1266,7 +1396,7 @@
       </w:pPr>
       <w:r>
         <w:rPr>
-          <w:rFonts w:hint="eastAsia"/>
+          <w:rFonts w:hint="eastAsia" w:eastAsia="黑体"/>
         </w:rPr>
         <w:t xml:space="preserve">建立时间（一阶近似）：</w:t>
       </w:r>
@@ -1375,7 +1505,7 @@
             </w:pPr>
             <w:r>
               <w:rPr>
-                <w:rFonts w:hint="eastAsia"/>
+                <w:rFonts w:hint="eastAsia" w:eastAsia="黑体"/>
               </w:rPr>
               <w:t xml:space="preserve">符号</w:t>
             </w:r>
@@ -1389,7 +1519,7 @@
             </w:pPr>
             <w:r>
               <w:rPr>
-                <w:rFonts w:hint="eastAsia"/>
+                <w:rFonts w:hint="eastAsia" w:eastAsia="黑体"/>
               </w:rPr>
               <w:t xml:space="preserve">含义</w:t>
             </w:r>
@@ -1403,7 +1533,7 @@
             </w:pPr>
             <w:r>
               <w:rPr>
-                <w:rFonts w:hint="eastAsia"/>
+                <w:rFonts w:hint="eastAsia" w:eastAsia="黑体"/>
               </w:rPr>
               <w:t xml:space="preserve">单位</w:t>
             </w:r>
@@ -1438,6 +1568,9 @@
               </m:sSub>
             </m:oMath>
             <w:r>
+              <w:rPr>
+                <w:rFonts w:eastAsia="黑体"/>
+              </w:rPr>
               <w:t xml:space="preserve">​</w:t>
             </w:r>
           </w:p>
@@ -1450,7 +1583,7 @@
             </w:pPr>
             <w:r>
               <w:rPr>
-                <w:rFonts w:hint="eastAsia"/>
+                <w:rFonts w:hint="eastAsia" w:eastAsia="黑体"/>
               </w:rPr>
               <w:t xml:space="preserve">输出电压</w:t>
             </w:r>
@@ -1463,6 +1596,9 @@
               <w:pStyle w:val="Compact"/>
             </w:pPr>
             <w:r>
+              <w:rPr>
+                <w:rFonts w:eastAsia="黑体"/>
+              </w:rPr>
               <w:t xml:space="preserve">V</w:t>
             </w:r>
           </w:p>
@@ -1496,6 +1632,9 @@
               </m:sSub>
             </m:oMath>
             <w:r>
+              <w:rPr>
+                <w:rFonts w:eastAsia="黑体"/>
+              </w:rPr>
               <w:t xml:space="preserve">​</w:t>
             </w:r>
           </w:p>
@@ -1508,7 +1647,7 @@
             </w:pPr>
             <w:r>
               <w:rPr>
-                <w:rFonts w:hint="eastAsia"/>
+                <w:rFonts w:hint="eastAsia" w:eastAsia="黑体"/>
               </w:rPr>
               <w:t xml:space="preserve">基准电压</w:t>
             </w:r>
@@ -1521,6 +1660,9 @@
               <w:pStyle w:val="Compact"/>
             </w:pPr>
             <w:r>
+              <w:rPr>
+                <w:rFonts w:eastAsia="黑体"/>
+              </w:rPr>
               <w:t xml:space="preserve">V</w:t>
             </w:r>
           </w:p>
@@ -1539,6 +1681,9 @@
               </m:r>
             </m:oMath>
             <w:r>
+              <w:rPr>
+                <w:rFonts w:eastAsia="黑体"/>
+              </w:rPr>
               <w:t xml:space="preserve">​</w:t>
             </w:r>
           </w:p>
@@ -1551,7 +1696,7 @@
             </w:pPr>
             <w:r>
               <w:rPr>
-                <w:rFonts w:hint="eastAsia"/>
+                <w:rFonts w:hint="eastAsia" w:eastAsia="黑体"/>
               </w:rPr>
               <w:t xml:space="preserve">数字码</w:t>
             </w:r>
@@ -1564,6 +1709,9 @@
               <w:pStyle w:val="Compact"/>
             </w:pPr>
             <w:r>
+              <w:rPr>
+                <w:rFonts w:eastAsia="黑体"/>
+              </w:rPr>
               <w:t xml:space="preserve">—</w:t>
             </w:r>
           </w:p>
@@ -1582,6 +1730,9 @@
               </m:r>
             </m:oMath>
             <w:r>
+              <w:rPr>
+                <w:rFonts w:eastAsia="黑体"/>
+              </w:rPr>
               <w:t xml:space="preserve">​</w:t>
             </w:r>
           </w:p>
@@ -1594,7 +1745,7 @@
             </w:pPr>
             <w:r>
               <w:rPr>
-                <w:rFonts w:hint="eastAsia"/>
+                <w:rFonts w:hint="eastAsia" w:eastAsia="黑体"/>
               </w:rPr>
               <w:t xml:space="preserve">位数</w:t>
             </w:r>
@@ -1607,6 +1758,9 @@
               <w:pStyle w:val="Compact"/>
             </w:pPr>
             <w:r>
+              <w:rPr>
+                <w:rFonts w:eastAsia="黑体"/>
+              </w:rPr>
               <w:t xml:space="preserve">bit</w:t>
             </w:r>
           </w:p>
@@ -1640,6 +1794,9 @@
               </m:sSub>
             </m:oMath>
             <w:r>
+              <w:rPr>
+                <w:rFonts w:eastAsia="黑体"/>
+              </w:rPr>
               <w:t xml:space="preserve">​</w:t>
             </w:r>
           </w:p>
@@ -1652,7 +1809,7 @@
             </w:pPr>
             <w:r>
               <w:rPr>
-                <w:rFonts w:hint="eastAsia"/>
+                <w:rFonts w:hint="eastAsia" w:eastAsia="黑体"/>
               </w:rPr>
               <w:t xml:space="preserve">最小分辨电压</w:t>
             </w:r>
@@ -1665,6 +1822,9 @@
               <w:pStyle w:val="Compact"/>
             </w:pPr>
             <w:r>
+              <w:rPr>
+                <w:rFonts w:eastAsia="黑体"/>
+              </w:rPr>
               <w:t xml:space="preserve">V</w:t>
             </w:r>
           </w:p>
@@ -1695,6 +1855,9 @@
               </m:sSub>
             </m:oMath>
             <w:r>
+              <w:rPr>
+                <w:rFonts w:eastAsia="黑体"/>
+              </w:rPr>
               <w:t xml:space="preserve">​</w:t>
             </w:r>
           </w:p>
@@ -1707,7 +1870,7 @@
             </w:pPr>
             <w:r>
               <w:rPr>
-                <w:rFonts w:hint="eastAsia"/>
+                <w:rFonts w:hint="eastAsia" w:eastAsia="黑体"/>
               </w:rPr>
               <w:t xml:space="preserve">运放带宽</w:t>
             </w:r>
@@ -1720,6 +1883,9 @@
               <w:pStyle w:val="Compact"/>
             </w:pPr>
             <w:r>
+              <w:rPr>
+                <w:rFonts w:eastAsia="黑体"/>
+              </w:rPr>
               <w:t xml:space="preserve">Hz</w:t>
             </w:r>
           </w:p>
@@ -1734,7 +1900,7 @@
       </w:pPr>
       <w:r>
         <w:rPr>
-          <w:rFonts w:hint="eastAsia"/>
+          <w:rFonts w:hint="eastAsia" w:eastAsia="黑体"/>
         </w:rPr>
         <w:t xml:space="preserve">元件调整影响</w:t>
       </w:r>
@@ -1749,7 +1915,7 @@
       </w:pPr>
       <w:r>
         <w:rPr>
-          <w:rFonts w:hint="eastAsia"/>
+          <w:rFonts w:hint="eastAsia" w:eastAsia="黑体"/>
           <w:b/>
           <w:bCs/>
         </w:rPr>
@@ -1757,6 +1923,7 @@
       </w:r>
       <w:r>
         <w:rPr>
+          <w:rFonts w:eastAsia="黑体"/>
           <w:b/>
           <w:bCs/>
         </w:rPr>
@@ -1784,6 +1951,7 @@
       </m:oMath>
       <w:r>
         <w:rPr>
+          <w:rFonts w:eastAsia="黑体"/>
           <w:b/>
           <w:bCs/>
         </w:rPr>
@@ -1791,30 +1959,39 @@
       </w:r>
       <w:r>
         <w:rPr>
-          <w:rFonts w:hint="eastAsia"/>
+          <w:rFonts w:hint="eastAsia" w:eastAsia="黑体"/>
           <w:b/>
           <w:bCs/>
         </w:rPr>
         <w:t xml:space="preserve">增大</w:t>
       </w:r>
       <w:r>
+        <w:rPr>
+          <w:rFonts w:eastAsia="黑体"/>
+        </w:rPr>
         <w:t xml:space="preserve"> </w:t>
       </w:r>
       <w:r>
+        <w:rPr>
+          <w:rFonts w:eastAsia="黑体"/>
+        </w:rPr>
         <w:t xml:space="preserve">→ </w:t>
       </w:r>
       <w:r>
         <w:rPr>
-          <w:rFonts w:hint="eastAsia"/>
+          <w:rFonts w:hint="eastAsia" w:eastAsia="黑体"/>
         </w:rPr>
         <w:t xml:space="preserve">输出幅度与</w:t>
       </w:r>
       <w:r>
+        <w:rPr>
+          <w:rFonts w:eastAsia="黑体"/>
+        </w:rPr>
         <w:t xml:space="preserve"> LSB </w:t>
       </w:r>
       <w:r>
         <w:rPr>
-          <w:rFonts w:hint="eastAsia"/>
+          <w:rFonts w:hint="eastAsia" w:eastAsia="黑体"/>
         </w:rPr>
         <w:t xml:space="preserve">电压等比增大，噪声也随之增大。</w:t>
       </w:r>
@@ -1829,7 +2006,7 @@
       </w:pPr>
       <w:r>
         <w:rPr>
-          <w:rFonts w:hint="eastAsia"/>
+          <w:rFonts w:hint="eastAsia" w:eastAsia="黑体"/>
           <w:b/>
           <w:bCs/>
         </w:rPr>
@@ -1837,6 +2014,7 @@
       </w:r>
       <w:r>
         <w:rPr>
+          <w:rFonts w:eastAsia="黑体"/>
           <w:b/>
           <w:bCs/>
         </w:rPr>
@@ -1844,21 +2022,27 @@
       </w:r>
       <w:r>
         <w:rPr>
-          <w:rFonts w:hint="eastAsia"/>
+          <w:rFonts w:hint="eastAsia" w:eastAsia="黑体"/>
           <w:b/>
           <w:bCs/>
         </w:rPr>
         <w:t xml:space="preserve">增多</w:t>
       </w:r>
       <w:r>
+        <w:rPr>
+          <w:rFonts w:eastAsia="黑体"/>
+        </w:rPr>
         <w:t xml:space="preserve"> </w:t>
       </w:r>
       <w:r>
+        <w:rPr>
+          <w:rFonts w:eastAsia="黑体"/>
+        </w:rPr>
         <w:t xml:space="preserve">→ </w:t>
       </w:r>
       <w:r>
         <w:rPr>
-          <w:rFonts w:hint="eastAsia"/>
+          <w:rFonts w:hint="eastAsia" w:eastAsia="黑体"/>
         </w:rPr>
         <w:t xml:space="preserve">分辨率提高，但建立时间变长、精度要求提高。</w:t>
       </w:r>
@@ -1873,21 +2057,27 @@
       </w:pPr>
       <w:r>
         <w:rPr>
-          <w:rFonts w:hint="eastAsia"/>
+          <w:rFonts w:hint="eastAsia" w:eastAsia="黑体"/>
           <w:b/>
           <w:bCs/>
         </w:rPr>
         <w:t xml:space="preserve">内部运放带宽增大</w:t>
       </w:r>
       <w:r>
+        <w:rPr>
+          <w:rFonts w:eastAsia="黑体"/>
+        </w:rPr>
         <w:t xml:space="preserve"> </w:t>
       </w:r>
       <w:r>
+        <w:rPr>
+          <w:rFonts w:eastAsia="黑体"/>
+        </w:rPr>
         <w:t xml:space="preserve">→ </w:t>
       </w:r>
       <w:r>
         <w:rPr>
-          <w:rFonts w:hint="eastAsia"/>
+          <w:rFonts w:hint="eastAsia" w:eastAsia="黑体"/>
         </w:rPr>
         <w:t xml:space="preserve">建立时间缩短，可工作频率提高。</w:t>
       </w:r>
@@ -1902,21 +2092,27 @@
       </w:pPr>
       <w:r>
         <w:rPr>
-          <w:rFonts w:hint="eastAsia"/>
+          <w:rFonts w:hint="eastAsia" w:eastAsia="黑体"/>
           <w:b/>
           <w:bCs/>
         </w:rPr>
         <w:t xml:space="preserve">输出容性负载增大</w:t>
       </w:r>
       <w:r>
+        <w:rPr>
+          <w:rFonts w:eastAsia="黑体"/>
+        </w:rPr>
         <w:t xml:space="preserve"> </w:t>
       </w:r>
       <w:r>
+        <w:rPr>
+          <w:rFonts w:eastAsia="黑体"/>
+        </w:rPr>
         <w:t xml:space="preserve">→ </w:t>
       </w:r>
       <w:r>
         <w:rPr>
-          <w:rFonts w:hint="eastAsia"/>
+          <w:rFonts w:hint="eastAsia" w:eastAsia="黑体"/>
         </w:rPr>
         <w:t xml:space="preserve">运放稳定性下降，需补偿或限负载。</w:t>
       </w:r>
@@ -1929,7 +2125,7 @@
       </w:pPr>
       <w:r>
         <w:rPr>
-          <w:rFonts w:hint="eastAsia"/>
+          <w:rFonts w:hint="eastAsia" w:eastAsia="黑体"/>
         </w:rPr>
         <w:t xml:space="preserve">典型参数示例</w:t>
       </w:r>
@@ -1944,11 +2140,14 @@
       </w:pPr>
       <w:r>
         <w:rPr>
-          <w:rFonts w:hint="eastAsia"/>
+          <w:rFonts w:hint="eastAsia" w:eastAsia="黑体"/>
         </w:rPr>
         <w:t xml:space="preserve">取</w:t>
       </w:r>
       <w:r>
+        <w:rPr>
+          <w:rFonts w:eastAsia="黑体"/>
+        </w:rPr>
         <w:t xml:space="preserve"> </w:t>
       </w:r>
       <m:oMath>
@@ -1991,6 +2190,9 @@
         </m:r>
       </m:oMath>
       <w:r>
+        <w:rPr>
+          <w:rFonts w:eastAsia="黑体"/>
+        </w:rPr>
         <w:t xml:space="preserve">、</w:t>
       </w:r>
       <m:oMath>
@@ -2008,6 +2210,9 @@
         </m:r>
       </m:oMath>
       <w:r>
+        <w:rPr>
+          <w:rFonts w:eastAsia="黑体"/>
+        </w:rPr>
         <w:t xml:space="preserve">、</w:t>
       </w:r>
       <m:oMath>
@@ -2026,7 +2231,7 @@
       </m:oMath>
       <w:r>
         <w:rPr>
-          <w:rFonts w:hint="eastAsia"/>
+          <w:rFonts w:hint="eastAsia" w:eastAsia="黑体"/>
         </w:rPr>
         <w:t xml:space="preserve">：</w:t>
       </w:r>
@@ -2100,6 +2305,9 @@
         </m:r>
       </m:oMath>
       <w:r>
+        <w:rPr>
+          <w:rFonts w:eastAsia="黑体"/>
+        </w:rPr>
         <w:t xml:space="preserve">。</w:t>
       </w:r>
     </w:p>
@@ -2172,6 +2380,9 @@
         </m:r>
       </m:oMath>
       <w:r>
+        <w:rPr>
+          <w:rFonts w:eastAsia="黑体"/>
+        </w:rPr>
         <w:t xml:space="preserve">。</w:t>
       </w:r>
     </w:p>
@@ -2183,7 +2394,7 @@
       </w:pPr>
       <w:r>
         <w:rPr>
-          <w:rFonts w:hint="eastAsia"/>
+          <w:rFonts w:hint="eastAsia" w:eastAsia="黑体"/>
         </w:rPr>
         <w:t xml:space="preserve">常见器件型号</w:t>
       </w:r>
@@ -2198,16 +2409,19 @@
       </w:pPr>
       <w:r>
         <w:rPr>
-          <w:rFonts w:hint="eastAsia"/>
+          <w:rFonts w:hint="eastAsia" w:eastAsia="黑体"/>
         </w:rPr>
         <w:t xml:space="preserve">集成电压输出</w:t>
       </w:r>
       <w:r>
+        <w:rPr>
+          <w:rFonts w:eastAsia="黑体"/>
+        </w:rPr>
         <w:t xml:space="preserve"> </w:t>
       </w:r>
       <w:r>
         <w:rPr>
-          <w:rFonts w:hint="eastAsia"/>
+          <w:rFonts w:hint="eastAsia" w:eastAsia="黑体"/>
         </w:rPr>
         <w:t xml:space="preserve">DAC：AD5624、MCP4725（I²C）、DAC8551、LTC1661。</w:t>
       </w:r>
@@ -2220,7 +2434,7 @@
       </w:pPr>
       <w:r>
         <w:rPr>
-          <w:rFonts w:hint="eastAsia"/>
+          <w:rFonts w:hint="eastAsia" w:eastAsia="黑体"/>
         </w:rPr>
         <w:t xml:space="preserve">注意事项</w:t>
       </w:r>
@@ -2235,7 +2449,7 @@
       </w:pPr>
       <w:r>
         <w:rPr>
-          <w:rFonts w:hint="eastAsia"/>
+          <w:rFonts w:hint="eastAsia" w:eastAsia="黑体"/>
         </w:rPr>
         <w:t xml:space="preserve">电压输出型输出阻抗低，可直接驱动，但需注意运放驱动的容性负载限值。</w:t>
       </w:r>
@@ -2250,7 +2464,7 @@
       </w:pPr>
       <w:r>
         <w:rPr>
-          <w:rFonts w:hint="eastAsia"/>
+          <w:rFonts w:hint="eastAsia" w:eastAsia="黑体"/>
         </w:rPr>
         <w:t xml:space="preserve">基准电压精度直接决定输出精度，精密场合需低噪声、低漂移基准。</w:t>
       </w:r>
@@ -2265,7 +2479,7 @@
       </w:pPr>
       <w:r>
         <w:rPr>
-          <w:rFonts w:hint="eastAsia"/>
+          <w:rFonts w:hint="eastAsia" w:eastAsia="黑体"/>
         </w:rPr>
         <w:t xml:space="preserve">上电默认输出态与毛刺需按数据手册配置（含轨到轨范围）。</w:t>
       </w:r>
@@ -2278,7 +2492,7 @@
       </w:pPr>
       <w:r>
         <w:rPr>
-          <w:rFonts w:hint="eastAsia"/>
+          <w:rFonts w:hint="eastAsia" w:eastAsia="黑体"/>
         </w:rPr>
         <w:t xml:space="preserve">参考资料</w:t>
       </w:r>
@@ -2292,11 +2506,14 @@
         </w:numPr>
       </w:pPr>
       <w:r>
+        <w:rPr>
+          <w:rFonts w:eastAsia="黑体"/>
+        </w:rPr>
         <w:t xml:space="preserve">ADI </w:t>
       </w:r>
       <w:r>
         <w:rPr>
-          <w:rFonts w:hint="eastAsia"/>
+          <w:rFonts w:hint="eastAsia" w:eastAsia="黑体"/>
         </w:rPr>
         <w:t xml:space="preserve">产品页：AD5624。</w:t>
       </w:r>
@@ -2310,11 +2527,14 @@
         </w:numPr>
       </w:pPr>
       <w:r>
+        <w:rPr>
+          <w:rFonts w:eastAsia="黑体"/>
+        </w:rPr>
         <w:t xml:space="preserve">Microchip </w:t>
       </w:r>
       <w:r>
         <w:rPr>
-          <w:rFonts w:hint="eastAsia"/>
+          <w:rFonts w:hint="eastAsia" w:eastAsia="黑体"/>
         </w:rPr>
         <w:t xml:space="preserve">产品页：MCP4725。</w:t>
       </w:r>
@@ -2328,6 +2548,9 @@
         </w:numPr>
       </w:pPr>
       <w:r>
+        <w:rPr>
+          <w:rFonts w:eastAsia="黑体"/>
+        </w:rPr>
         <w:t xml:space="preserve">Wikipedia: Digital-to-analog converter。</w:t>
       </w:r>
     </w:p>
@@ -2340,11 +2563,11 @@
       </w:pPr>
       <w:r>
         <w:rPr>
-          <w:rFonts w:ascii="Times New Roman" w:hAnsi="Times New Roman"/>
+          <w:rFonts w:ascii="Times New Roman" w:hAnsi="Times New Roman" w:eastAsia="黑体"/>
           <w:color w:val="555555"/>
           <w:sz w:val="21"/>
         </w:rPr>
-        <w:t>材料收集者：杜文杰</w:t>
+        <w:t>材料收集者：杜文杰，WX手机：19519196569，QQ:3478827729</w:t>
       </w:r>
     </w:p>
     <w:sectPr>
@@ -2364,7 +2587,7 @@
 </file>
 
 <file path=word/footer1.xml><?xml version="1.0" encoding="utf-8"?>
-<w:ftr xmlns:m="http://schemas.openxmlformats.org/officeDocument/2006/math" xmlns:mc="http://schemas.openxmlformats.org/markup-compatibility/2006" xmlns:mo="http://schemas.microsoft.com/office/mac/office/2008/main" xmlns:mv="urn:schemas-microsoft-com:mac:vml" xmlns:o="urn:schemas-microsoft-com:office:office" xmlns:r="http://schemas.openxmlformats.org/officeDocument/2006/relationships" xmlns:v="urn:schemas-microsoft-com:vml" xmlns:w10="urn:schemas-microsoft-com:office:word" xmlns:w14="http://schemas.microsoft.com/office/word/2010/wordml" xmlns:w="http://schemas.openxmlformats.org/wordprocessingml/2006/main" xmlns:wne="http://schemas.microsoft.com/office/word/2006/wordml" xmlns:wp14="http://schemas.microsoft.com/office/word/2010/wordprocessingDrawing" xmlns:wp="http://schemas.openxmlformats.org/drawingml/2006/wordprocessingDrawing" xmlns:wpc="http://schemas.microsoft.com/office/word/2010/wordprocessingCanvas" xmlns:wpg="http://schemas.microsoft.com/office/word/2010/wordprocessingGroup" xmlns:wpi="http://schemas.microsoft.com/office/word/2010/wordprocessingInk" xmlns:wps="http://schemas.microsoft.com/office/word/2010/wordprocessingShape" mc:Ignorable="w14 wp14">
+<w:ftr xmlns:mc="http://schemas.openxmlformats.org/markup-compatibility/2006" xmlns:w="http://schemas.openxmlformats.org/wordprocessingml/2006/main" xmlns:m="http://schemas.openxmlformats.org/officeDocument/2006/math" xmlns:mo="http://schemas.microsoft.com/office/mac/office/2008/main" xmlns:mv="urn:schemas-microsoft-com:mac:vml" xmlns:o="urn:schemas-microsoft-com:office:office" xmlns:r="http://schemas.openxmlformats.org/officeDocument/2006/relationships" xmlns:v="urn:schemas-microsoft-com:vml" xmlns:w10="urn:schemas-microsoft-com:office:word" xmlns:w14="http://schemas.microsoft.com/office/word/2010/wordml" xmlns:wne="http://schemas.microsoft.com/office/word/2006/wordml" xmlns:wp14="http://schemas.microsoft.com/office/word/2010/wordprocessingDrawing" xmlns:wp="http://schemas.openxmlformats.org/drawingml/2006/wordprocessingDrawing" xmlns:wpc="http://schemas.microsoft.com/office/word/2010/wordprocessingCanvas" xmlns:wpg="http://schemas.microsoft.com/office/word/2010/wordprocessingGroup" xmlns:wpi="http://schemas.microsoft.com/office/word/2010/wordprocessingInk" xmlns:wps="http://schemas.microsoft.com/office/word/2010/wordprocessingShape" mc:Ignorable="w14 wp14">
   <w:p>
     <w:pPr>
       <w:pStyle w:val="Footer"/>
@@ -2372,12 +2595,14 @@
     </w:pPr>
     <w:r>
       <w:rPr>
+        <w:rFonts w:eastAsia="黑体"/>
         <w:sz w:val="18"/>
       </w:rPr>
       <w:t xml:space="preserve">第 </w:t>
     </w:r>
     <w:r>
       <w:rPr>
+        <w:rFonts w:eastAsia="黑体"/>
         <w:sz w:val="18"/>
       </w:rPr>
       <w:fldChar w:fldCharType="begin"/>
@@ -2386,6 +2611,7 @@
     </w:r>
     <w:r>
       <w:rPr>
+        <w:rFonts w:eastAsia="黑体"/>
         <w:sz w:val="18"/>
       </w:rPr>
       <w:t xml:space="preserve"> 页</w:t>
@@ -2399,6 +2625,9 @@
   <w:footnote w:type="continuationSeparator" w:id="0">
     <w:p>
       <w:r>
+        <w:rPr>
+          <w:rFonts w:eastAsia="黑体"/>
+        </w:rPr>
         <w:continuationSeparator/>
       </w:r>
     </w:p>
@@ -2406,6 +2635,9 @@
   <w:footnote w:type="separator" w:id="-1">
     <w:p>
       <w:r>
+        <w:rPr>
+          <w:rFonts w:eastAsia="黑体"/>
+        </w:rPr>
         <w:separator/>
       </w:r>
     </w:p>
@@ -2414,7 +2646,7 @@
 </file>
 
 <file path=word/header1.xml><?xml version="1.0" encoding="utf-8"?>
-<w:hdr xmlns:m="http://schemas.openxmlformats.org/officeDocument/2006/math" xmlns:mc="http://schemas.openxmlformats.org/markup-compatibility/2006" xmlns:mo="http://schemas.microsoft.com/office/mac/office/2008/main" xmlns:mv="urn:schemas-microsoft-com:mac:vml" xmlns:o="urn:schemas-microsoft-com:office:office" xmlns:r="http://schemas.openxmlformats.org/officeDocument/2006/relationships" xmlns:v="urn:schemas-microsoft-com:vml" xmlns:w10="urn:schemas-microsoft-com:office:word" xmlns:w14="http://schemas.microsoft.com/office/word/2010/wordml" xmlns:w="http://schemas.openxmlformats.org/wordprocessingml/2006/main" xmlns:wne="http://schemas.microsoft.com/office/word/2006/wordml" xmlns:wp14="http://schemas.microsoft.com/office/word/2010/wordprocessingDrawing" xmlns:wp="http://schemas.openxmlformats.org/drawingml/2006/wordprocessingDrawing" xmlns:wpc="http://schemas.microsoft.com/office/word/2010/wordprocessingCanvas" xmlns:wpg="http://schemas.microsoft.com/office/word/2010/wordprocessingGroup" xmlns:wpi="http://schemas.microsoft.com/office/word/2010/wordprocessingInk" xmlns:wps="http://schemas.microsoft.com/office/word/2010/wordprocessingShape" mc:Ignorable="w14 wp14">
+<w:hdr xmlns:mc="http://schemas.openxmlformats.org/markup-compatibility/2006" xmlns:w="http://schemas.openxmlformats.org/wordprocessingml/2006/main" xmlns:m="http://schemas.openxmlformats.org/officeDocument/2006/math" xmlns:mo="http://schemas.microsoft.com/office/mac/office/2008/main" xmlns:mv="urn:schemas-microsoft-com:mac:vml" xmlns:o="urn:schemas-microsoft-com:office:office" xmlns:r="http://schemas.openxmlformats.org/officeDocument/2006/relationships" xmlns:v="urn:schemas-microsoft-com:vml" xmlns:w10="urn:schemas-microsoft-com:office:word" xmlns:w14="http://schemas.microsoft.com/office/word/2010/wordml" xmlns:wne="http://schemas.microsoft.com/office/word/2006/wordml" xmlns:wp14="http://schemas.microsoft.com/office/word/2010/wordprocessingDrawing" xmlns:wp="http://schemas.openxmlformats.org/drawingml/2006/wordprocessingDrawing" xmlns:wpc="http://schemas.microsoft.com/office/word/2010/wordprocessingCanvas" xmlns:wpg="http://schemas.microsoft.com/office/word/2010/wordprocessingGroup" xmlns:wpi="http://schemas.microsoft.com/office/word/2010/wordprocessingInk" xmlns:wps="http://schemas.microsoft.com/office/word/2010/wordprocessingShape" mc:Ignorable="w14 wp14">
   <w:p>
     <w:pPr>
       <w:pStyle w:val="Header"/>
@@ -2422,7 +2654,7 @@
     </w:pPr>
     <w:r>
       <w:rPr>
-        <w:rFonts w:ascii="Times New Roman" w:hAnsi="Times New Roman"/>
+        <w:rFonts w:ascii="Times New Roman" w:hAnsi="Times New Roman" w:eastAsia="黑体"/>
         <w:sz w:val="18"/>
         <w:rFonts w:eastAsia="黑体"/>
         <w:rFonts w:eastAsia="黑体"/>
@@ -2434,7 +2666,7 @@
 </file>
 
 <file path=word/numbering.xml><?xml version="1.0" encoding="utf-8"?>
-<w:numbering xmlns:m="http://schemas.openxmlformats.org/officeDocument/2006/math" xmlns:mc="http://schemas.openxmlformats.org/markup-compatibility/2006" xmlns:mo="http://schemas.microsoft.com/office/mac/office/2008/main" xmlns:mv="urn:schemas-microsoft-com:mac:vml" xmlns:o="urn:schemas-microsoft-com:office:office" xmlns:r="http://schemas.openxmlformats.org/officeDocument/2006/relationships" xmlns:v="urn:schemas-microsoft-com:vml" xmlns:w="http://schemas.openxmlformats.org/wordprocessingml/2006/main" xmlns:w10="urn:schemas-microsoft-com:office:word" xmlns:w14="http://schemas.microsoft.com/office/word/2010/wordml" xmlns:wne="http://schemas.microsoft.com/office/word/2006/wordml" xmlns:wp="http://schemas.openxmlformats.org/drawingml/2006/wordprocessingDrawing" xmlns:wp14="http://schemas.microsoft.com/office/word/2010/wordprocessingDrawing" xmlns:wpc="http://schemas.microsoft.com/office/word/2010/wordprocessingCanvas" xmlns:wpg="http://schemas.microsoft.com/office/word/2010/wordprocessingGroup" xmlns:wpi="http://schemas.microsoft.com/office/word/2010/wordprocessingInk" xmlns:wps="http://schemas.microsoft.com/office/word/2010/wordprocessingShape" mc:Ignorable="w14 wp14">
+<w:numbering xmlns:mc="http://schemas.openxmlformats.org/markup-compatibility/2006" xmlns:w="http://schemas.openxmlformats.org/wordprocessingml/2006/main" xmlns:m="http://schemas.openxmlformats.org/officeDocument/2006/math" xmlns:mo="http://schemas.microsoft.com/office/mac/office/2008/main" xmlns:mv="urn:schemas-microsoft-com:mac:vml" xmlns:o="urn:schemas-microsoft-com:office:office" xmlns:r="http://schemas.openxmlformats.org/officeDocument/2006/relationships" xmlns:v="urn:schemas-microsoft-com:vml" xmlns:w10="urn:schemas-microsoft-com:office:word" xmlns:w14="http://schemas.microsoft.com/office/word/2010/wordml" xmlns:wne="http://schemas.microsoft.com/office/word/2006/wordml" xmlns:wp="http://schemas.openxmlformats.org/drawingml/2006/wordprocessingDrawing" xmlns:wp14="http://schemas.microsoft.com/office/word/2010/wordprocessingDrawing" xmlns:wpc="http://schemas.microsoft.com/office/word/2010/wordprocessingCanvas" xmlns:wpg="http://schemas.microsoft.com/office/word/2010/wordprocessingGroup" xmlns:wpi="http://schemas.microsoft.com/office/word/2010/wordprocessingInk" xmlns:wps="http://schemas.microsoft.com/office/word/2010/wordprocessingShape" mc:Ignorable="w14 wp14">
   <w:abstractNum w:abstractNumId="0">
     <w:nsid w:val="FFFFFF7C"/>
     <w:multiLevelType w:val="singleLevel"/>
@@ -2521,7 +2753,7 @@
         <w:ind w:hanging="360" w:left="1440"/>
       </w:pPr>
       <w:rPr>
-        <w:rFonts w:ascii="Symbol" w:hAnsi="Symbol" w:hint="default"/>
+        <w:rFonts w:ascii="Symbol" w:hAnsi="Symbol" w:hint="default" w:eastAsia="黑体"/>
       </w:rPr>
     </w:lvl>
   </w:abstractNum>
@@ -2542,7 +2774,7 @@
         <w:ind w:hanging="360" w:left="1080"/>
       </w:pPr>
       <w:rPr>
-        <w:rFonts w:ascii="Symbol" w:hAnsi="Symbol" w:hint="default"/>
+        <w:rFonts w:ascii="Symbol" w:hAnsi="Symbol" w:hint="default" w:eastAsia="黑体"/>
       </w:rPr>
     </w:lvl>
   </w:abstractNum>
@@ -2563,7 +2795,7 @@
         <w:ind w:hanging="360" w:left="720"/>
       </w:pPr>
       <w:rPr>
-        <w:rFonts w:ascii="Symbol" w:hAnsi="Symbol" w:hint="default"/>
+        <w:rFonts w:ascii="Symbol" w:hAnsi="Symbol" w:hint="default" w:eastAsia="黑体"/>
       </w:rPr>
     </w:lvl>
   </w:abstractNum>
@@ -2602,7 +2834,7 @@
         <w:ind w:hanging="360" w:left="360"/>
       </w:pPr>
       <w:rPr>
-        <w:rFonts w:ascii="Symbol" w:hAnsi="Symbol" w:hint="default"/>
+        <w:rFonts w:ascii="Symbol" w:hAnsi="Symbol" w:hint="default" w:eastAsia="黑体"/>
       </w:rPr>
     </w:lvl>
   </w:abstractNum>
@@ -2693,7 +2925,7 @@
         <w:ind w:left="720" w:hanging="360"/>
       </w:pPr>
       <w:rPr>
-        <w:rFonts w:ascii="Symbol" w:hAnsi="Symbol" w:cs="Symbol" w:hint="default"/>
+        <w:rFonts w:ascii="Symbol" w:hAnsi="Symbol" w:cs="Symbol" w:hint="default" w:eastAsia="黑体"/>
       </w:rPr>
     </w:lvl>
     <w:lvl w:ilvl="1">
@@ -2704,7 +2936,7 @@
         <w:ind w:left="1440" w:hanging="360"/>
       </w:pPr>
       <w:rPr>
-        <w:rFonts w:ascii="Courier New" w:hAnsi="Courier New" w:cs="Courier New" w:hint="default"/>
+        <w:rFonts w:ascii="Courier New" w:hAnsi="Courier New" w:cs="Courier New" w:hint="default" w:eastAsia="黑体"/>
       </w:rPr>
     </w:lvl>
     <w:lvl w:ilvl="2">
@@ -2715,7 +2947,7 @@
         <w:ind w:left="2160" w:hanging="360"/>
       </w:pPr>
       <w:rPr>
-        <w:rFonts w:ascii="Wingdings" w:hAnsi="Wingdings" w:cs="Wingdings" w:hint="default"/>
+        <w:rFonts w:ascii="Wingdings" w:hAnsi="Wingdings" w:cs="Wingdings" w:hint="default" w:eastAsia="黑体"/>
       </w:rPr>
     </w:lvl>
     <w:lvl w:ilvl="3">
@@ -2726,7 +2958,7 @@
         <w:ind w:left="2880" w:hanging="360"/>
       </w:pPr>
       <w:rPr>
-        <w:rFonts w:ascii="Symbol" w:hAnsi="Symbol" w:cs="Symbol" w:hint="default"/>
+        <w:rFonts w:ascii="Symbol" w:hAnsi="Symbol" w:cs="Symbol" w:hint="default" w:eastAsia="黑体"/>
       </w:rPr>
     </w:lvl>
     <w:lvl w:ilvl="4">
@@ -2737,7 +2969,7 @@
         <w:ind w:left="3600" w:hanging="360"/>
       </w:pPr>
       <w:rPr>
-        <w:rFonts w:ascii="Courier New" w:hAnsi="Courier New" w:cs="Courier New" w:hint="default"/>
+        <w:rFonts w:ascii="Courier New" w:hAnsi="Courier New" w:cs="Courier New" w:hint="default" w:eastAsia="黑体"/>
       </w:rPr>
     </w:lvl>
     <w:lvl w:ilvl="5">
@@ -2748,7 +2980,7 @@
         <w:ind w:left="4320" w:hanging="360"/>
       </w:pPr>
       <w:rPr>
-        <w:rFonts w:ascii="Wingdings" w:hAnsi="Wingdings" w:cs="Wingdings" w:hint="default"/>
+        <w:rFonts w:ascii="Wingdings" w:hAnsi="Wingdings" w:cs="Wingdings" w:hint="default" w:eastAsia="黑体"/>
       </w:rPr>
     </w:lvl>
     <w:lvl w:ilvl="6">
@@ -2759,7 +2991,7 @@
         <w:ind w:left="5040" w:hanging="360"/>
       </w:pPr>
       <w:rPr>
-        <w:rFonts w:ascii="Symbol" w:hAnsi="Symbol" w:cs="Symbol" w:hint="default"/>
+        <w:rFonts w:ascii="Symbol" w:hAnsi="Symbol" w:cs="Symbol" w:hint="default" w:eastAsia="黑体"/>
       </w:rPr>
     </w:lvl>
     <w:lvl w:ilvl="7">
@@ -2770,7 +3002,7 @@
         <w:ind w:left="5760" w:hanging="360"/>
       </w:pPr>
       <w:rPr>
-        <w:rFonts w:ascii="Courier New" w:hAnsi="Courier New" w:cs="Courier New" w:hint="default"/>
+        <w:rFonts w:ascii="Courier New" w:hAnsi="Courier New" w:cs="Courier New" w:hint="default" w:eastAsia="黑体"/>
       </w:rPr>
     </w:lvl>
     <w:lvl w:ilvl="8">
@@ -2781,7 +3013,7 @@
         <w:ind w:left="6480" w:hanging="360"/>
       </w:pPr>
       <w:rPr>
-        <w:rFonts w:ascii="Wingdings" w:hAnsi="Wingdings" w:cs="Wingdings" w:hint="default"/>
+        <w:rFonts w:ascii="Wingdings" w:hAnsi="Wingdings" w:cs="Wingdings" w:hint="default" w:eastAsia="黑体"/>
       </w:rPr>
     </w:lvl>
   </w:abstractNum>
@@ -2837,11 +3069,11 @@
 </file>
 
 <file path=word/styles.xml><?xml version="1.0" encoding="utf-8"?>
-<w:styles xmlns:mc="http://schemas.openxmlformats.org/markup-compatibility/2006" xmlns:r="http://schemas.openxmlformats.org/officeDocument/2006/relationships" xmlns:w="http://schemas.openxmlformats.org/wordprocessingml/2006/main" xmlns:w14="http://schemas.microsoft.com/office/word/2010/wordml" mc:Ignorable="w14">
+<w:styles xmlns:mc="http://schemas.openxmlformats.org/markup-compatibility/2006" xmlns:w="http://schemas.openxmlformats.org/wordprocessingml/2006/main" xmlns:r="http://schemas.openxmlformats.org/officeDocument/2006/relationships" xmlns:w14="http://schemas.microsoft.com/office/word/2010/wordml" mc:Ignorable="w14">
   <w:docDefaults>
     <w:rPrDefault>
       <w:rPr>
-        <w:rFonts w:asciiTheme="minorHAnsi" w:cstheme="minorBidi" w:eastAsiaTheme="minorEastAsia" w:hAnsiTheme="minorHAnsi"/>
+        <w:rFonts w:asciiTheme="minorHAnsi" w:cstheme="minorBidi" w:hAnsiTheme="minorHAnsi" w:eastAsia="黑体"/>
         <w:sz w:val="22"/>
         <w:szCs w:val="22"/>
         <w:lang w:bidi="ar-SA" w:eastAsia="en-US" w:val="en-US"/>
@@ -3063,7 +3295,7 @@
       <w:outlineLvl w:val="0"/>
     </w:pPr>
     <w:rPr>
-      <w:rFonts w:ascii="Times New Roman" w:asciiTheme="majorHAnsi" w:cstheme="majorBidi" w:eastAsia="黑体" w:eastAsiaTheme="majorEastAsia" w:hAnsi="Times New Roman" w:hAnsiTheme="majorHAnsi"/>
+      <w:rFonts w:ascii="Times New Roman" w:asciiTheme="majorHAnsi" w:cstheme="majorBidi" w:eastAsia="黑体" w:hAnsi="Times New Roman" w:hAnsiTheme="majorHAnsi"/>
       <w:b/>
       <w:bCs/>
       <w:color w:val="1F3864"/>
@@ -3087,7 +3319,7 @@
       <w:outlineLvl w:val="1"/>
     </w:pPr>
     <w:rPr>
-      <w:rFonts w:ascii="Times New Roman" w:asciiTheme="majorHAnsi" w:cstheme="majorBidi" w:eastAsia="黑体" w:eastAsiaTheme="majorEastAsia" w:hAnsi="Times New Roman" w:hAnsiTheme="majorHAnsi"/>
+      <w:rFonts w:ascii="Times New Roman" w:asciiTheme="majorHAnsi" w:cstheme="majorBidi" w:eastAsia="黑体" w:hAnsi="Times New Roman" w:hAnsiTheme="majorHAnsi"/>
       <w:b/>
       <w:bCs/>
       <w:color w:val="2E4E7E"/>
@@ -3111,7 +3343,7 @@
       <w:outlineLvl w:val="2"/>
     </w:pPr>
     <w:rPr>
-      <w:rFonts w:ascii="Times New Roman" w:asciiTheme="majorHAnsi" w:cstheme="majorBidi" w:eastAsia="黑体" w:eastAsiaTheme="majorEastAsia" w:hAnsi="Times New Roman" w:hAnsiTheme="majorHAnsi"/>
+      <w:rFonts w:ascii="Times New Roman" w:asciiTheme="majorHAnsi" w:cstheme="majorBidi" w:eastAsia="黑体" w:hAnsi="Times New Roman" w:hAnsiTheme="majorHAnsi"/>
       <w:b/>
       <w:bCs/>
       <w:color w:val="2E4E7E"/>
@@ -3135,7 +3367,7 @@
       <w:outlineLvl w:val="3"/>
     </w:pPr>
     <w:rPr>
-      <w:rFonts w:ascii="Times New Roman" w:asciiTheme="majorHAnsi" w:cstheme="majorBidi" w:eastAsia="黑体" w:eastAsiaTheme="majorEastAsia" w:hAnsi="Times New Roman" w:hAnsiTheme="majorHAnsi"/>
+      <w:rFonts w:ascii="Times New Roman" w:asciiTheme="majorHAnsi" w:cstheme="majorBidi" w:eastAsia="黑体" w:hAnsi="Times New Roman" w:hAnsiTheme="majorHAnsi"/>
       <w:b/>
       <w:bCs/>
       <w:i/>
@@ -3161,7 +3393,7 @@
       <w:outlineLvl w:val="4"/>
     </w:pPr>
     <w:rPr>
-      <w:rFonts w:ascii="Times New Roman" w:asciiTheme="majorHAnsi" w:cstheme="majorBidi" w:eastAsia="黑体" w:eastAsiaTheme="majorEastAsia" w:hAnsi="Times New Roman" w:hAnsiTheme="majorHAnsi"/>
+      <w:rFonts w:ascii="Times New Roman" w:asciiTheme="majorHAnsi" w:cstheme="majorBidi" w:eastAsia="黑体" w:hAnsi="Times New Roman" w:hAnsiTheme="majorHAnsi"/>
       <w:b/>
       <w:color w:val="333333"/>
       <w:sz w:val="22"/>
@@ -3184,7 +3416,7 @@
       <w:outlineLvl w:val="5"/>
     </w:pPr>
     <w:rPr>
-      <w:rFonts w:asciiTheme="majorHAnsi" w:cstheme="majorBidi" w:eastAsiaTheme="majorEastAsia" w:hAnsiTheme="majorHAnsi"/>
+      <w:rFonts w:asciiTheme="majorHAnsi" w:cstheme="majorBidi" w:hAnsiTheme="majorHAnsi" w:eastAsia="黑体"/>
       <w:i/>
       <w:iCs/>
       <w:color w:themeColor="accent1" w:themeShade="7F" w:val="243F60"/>
@@ -3207,7 +3439,7 @@
       <w:outlineLvl w:val="6"/>
     </w:pPr>
     <w:rPr>
-      <w:rFonts w:asciiTheme="majorHAnsi" w:cstheme="majorBidi" w:eastAsiaTheme="majorEastAsia" w:hAnsiTheme="majorHAnsi"/>
+      <w:rFonts w:asciiTheme="majorHAnsi" w:cstheme="majorBidi" w:hAnsiTheme="majorHAnsi" w:eastAsia="黑体"/>
       <w:i/>
       <w:iCs/>
       <w:color w:themeColor="text1" w:themeTint="BF" w:val="404040"/>
@@ -3230,7 +3462,7 @@
       <w:outlineLvl w:val="7"/>
     </w:pPr>
     <w:rPr>
-      <w:rFonts w:asciiTheme="majorHAnsi" w:cstheme="majorBidi" w:eastAsiaTheme="majorEastAsia" w:hAnsiTheme="majorHAnsi"/>
+      <w:rFonts w:asciiTheme="majorHAnsi" w:cstheme="majorBidi" w:hAnsiTheme="majorHAnsi" w:eastAsia="黑体"/>
       <w:color w:themeColor="accent1" w:val="4F81BD"/>
       <w:sz w:val="20"/>
       <w:szCs w:val="20"/>
@@ -3253,7 +3485,7 @@
       <w:outlineLvl w:val="8"/>
     </w:pPr>
     <w:rPr>
-      <w:rFonts w:asciiTheme="majorHAnsi" w:cstheme="majorBidi" w:eastAsiaTheme="majorEastAsia" w:hAnsiTheme="majorHAnsi"/>
+      <w:rFonts w:asciiTheme="majorHAnsi" w:cstheme="majorBidi" w:hAnsiTheme="majorHAnsi" w:eastAsia="黑体"/>
       <w:i/>
       <w:iCs/>
       <w:color w:themeColor="text1" w:themeTint="BF" w:val="404040"/>
@@ -3304,7 +3536,7 @@
     <w:uiPriority w:val="9"/>
     <w:rsid w:val="00FC693F"/>
     <w:rPr>
-      <w:rFonts w:asciiTheme="majorHAnsi" w:cstheme="majorBidi" w:eastAsiaTheme="majorEastAsia" w:hAnsiTheme="majorHAnsi"/>
+      <w:rFonts w:asciiTheme="majorHAnsi" w:cstheme="majorBidi" w:hAnsiTheme="majorHAnsi" w:eastAsia="黑体"/>
       <w:b/>
       <w:bCs/>
       <w:color w:themeColor="accent1" w:themeShade="BF" w:val="365F91"/>
@@ -3319,7 +3551,7 @@
     <w:uiPriority w:val="9"/>
     <w:rsid w:val="00FC693F"/>
     <w:rPr>
-      <w:rFonts w:asciiTheme="majorHAnsi" w:cstheme="majorBidi" w:eastAsiaTheme="majorEastAsia" w:hAnsiTheme="majorHAnsi"/>
+      <w:rFonts w:asciiTheme="majorHAnsi" w:cstheme="majorBidi" w:hAnsiTheme="majorHAnsi" w:eastAsia="黑体"/>
       <w:b/>
       <w:bCs/>
       <w:color w:themeColor="accent1" w:val="4F81BD"/>
@@ -3334,7 +3566,7 @@
     <w:uiPriority w:val="9"/>
     <w:rsid w:val="00FC693F"/>
     <w:rPr>
-      <w:rFonts w:asciiTheme="majorHAnsi" w:cstheme="majorBidi" w:eastAsiaTheme="majorEastAsia" w:hAnsiTheme="majorHAnsi"/>
+      <w:rFonts w:asciiTheme="majorHAnsi" w:cstheme="majorBidi" w:hAnsiTheme="majorHAnsi" w:eastAsia="黑体"/>
       <w:b/>
       <w:bCs/>
       <w:color w:themeColor="accent1" w:val="4F81BD"/>
@@ -3357,7 +3589,7 @@
       <w:contextualSpacing/>
     </w:pPr>
     <w:rPr>
-      <w:rFonts w:ascii="Times New Roman" w:asciiTheme="majorHAnsi" w:cstheme="majorBidi" w:eastAsia="黑体" w:eastAsiaTheme="majorEastAsia" w:hAnsi="Times New Roman" w:hAnsiTheme="majorHAnsi"/>
+      <w:rFonts w:ascii="Times New Roman" w:asciiTheme="majorHAnsi" w:cstheme="majorBidi" w:eastAsia="黑体" w:hAnsi="Times New Roman" w:hAnsiTheme="majorHAnsi"/>
       <w:b/>
       <w:color w:val="1F3864"/>
       <w:spacing w:val="5"/>
@@ -3373,7 +3605,7 @@
     <w:uiPriority w:val="10"/>
     <w:rsid w:val="00FC693F"/>
     <w:rPr>
-      <w:rFonts w:asciiTheme="majorHAnsi" w:cstheme="majorBidi" w:eastAsiaTheme="majorEastAsia" w:hAnsiTheme="majorHAnsi"/>
+      <w:rFonts w:asciiTheme="majorHAnsi" w:cstheme="majorBidi" w:hAnsiTheme="majorHAnsi" w:eastAsia="黑体"/>
       <w:color w:themeColor="text2" w:themeShade="BF" w:val="17365D"/>
       <w:spacing w:val="5"/>
       <w:kern w:val="28"/>
@@ -3395,7 +3627,7 @@
       </w:numPr>
     </w:pPr>
     <w:rPr>
-      <w:rFonts w:asciiTheme="majorHAnsi" w:cstheme="majorBidi" w:eastAsiaTheme="majorEastAsia" w:hAnsiTheme="majorHAnsi"/>
+      <w:rFonts w:asciiTheme="majorHAnsi" w:cstheme="majorBidi" w:hAnsiTheme="majorHAnsi" w:eastAsia="黑体"/>
       <w:i/>
       <w:iCs/>
       <w:color w:themeColor="accent1" w:val="4F81BD"/>
@@ -3411,7 +3643,7 @@
     <w:uiPriority w:val="11"/>
     <w:rsid w:val="00FC693F"/>
     <w:rPr>
-      <w:rFonts w:asciiTheme="majorHAnsi" w:cstheme="majorBidi" w:eastAsiaTheme="majorEastAsia" w:hAnsiTheme="majorHAnsi"/>
+      <w:rFonts w:asciiTheme="majorHAnsi" w:cstheme="majorBidi" w:hAnsiTheme="majorHAnsi" w:eastAsia="黑体"/>
       <w:i/>
       <w:iCs/>
       <w:color w:themeColor="accent1" w:val="4F81BD"/>
@@ -3478,6 +3710,7 @@
       <w:spacing w:after="120"/>
     </w:pPr>
     <w:rPr>
+      <w:rFonts w:eastAsia="黑体"/>
       <w:sz w:val="16"/>
       <w:szCs w:val="16"/>
     </w:rPr>
@@ -3489,6 +3722,7 @@
     <w:uiPriority w:val="99"/>
     <w:rsid w:val="00AA1D8D"/>
     <w:rPr>
+      <w:rFonts w:eastAsia="黑体"/>
       <w:sz w:val="16"/>
       <w:szCs w:val="16"/>
     </w:rPr>
@@ -3658,7 +3892,7 @@
       </w:tabs>
     </w:pPr>
     <w:rPr>
-      <w:rFonts w:ascii="Courier" w:hAnsi="Courier"/>
+      <w:rFonts w:ascii="Courier" w:hAnsi="Courier" w:eastAsia="黑体"/>
       <w:sz w:val="20"/>
       <w:szCs w:val="20"/>
     </w:rPr>
@@ -3670,7 +3904,7 @@
     <w:uiPriority w:val="99"/>
     <w:rsid w:val="0029639D"/>
     <w:rPr>
-      <w:rFonts w:ascii="Courier" w:hAnsi="Courier"/>
+      <w:rFonts w:ascii="Courier" w:hAnsi="Courier" w:eastAsia="黑体"/>
       <w:sz w:val="20"/>
       <w:szCs w:val="20"/>
     </w:rPr>
@@ -3706,6 +3940,7 @@
     <w:uiPriority w:val="29"/>
     <w:rsid w:val="00FC693F"/>
     <w:rPr>
+      <w:rFonts w:eastAsia="黑体"/>
       <w:i/>
       <w:iCs/>
       <w:color w:themeColor="text1" w:val="000000"/>
@@ -3719,7 +3954,7 @@
     <w:semiHidden/>
     <w:rsid w:val="00FC693F"/>
     <w:rPr>
-      <w:rFonts w:asciiTheme="majorHAnsi" w:cstheme="majorBidi" w:eastAsiaTheme="majorEastAsia" w:hAnsiTheme="majorHAnsi"/>
+      <w:rFonts w:asciiTheme="majorHAnsi" w:cstheme="majorBidi" w:hAnsiTheme="majorHAnsi" w:eastAsia="黑体"/>
       <w:b/>
       <w:bCs/>
       <w:i/>
@@ -3735,7 +3970,7 @@
     <w:semiHidden/>
     <w:rsid w:val="00FC693F"/>
     <w:rPr>
-      <w:rFonts w:asciiTheme="majorHAnsi" w:cstheme="majorBidi" w:eastAsiaTheme="majorEastAsia" w:hAnsiTheme="majorHAnsi"/>
+      <w:rFonts w:asciiTheme="majorHAnsi" w:cstheme="majorBidi" w:hAnsiTheme="majorHAnsi" w:eastAsia="黑体"/>
       <w:color w:themeColor="accent1" w:themeShade="7F" w:val="243F60"/>
     </w:rPr>
   </w:style>
@@ -3747,7 +3982,7 @@
     <w:semiHidden/>
     <w:rsid w:val="00FC693F"/>
     <w:rPr>
-      <w:rFonts w:asciiTheme="majorHAnsi" w:cstheme="majorBidi" w:eastAsiaTheme="majorEastAsia" w:hAnsiTheme="majorHAnsi"/>
+      <w:rFonts w:asciiTheme="majorHAnsi" w:cstheme="majorBidi" w:hAnsiTheme="majorHAnsi" w:eastAsia="黑体"/>
       <w:i/>
       <w:iCs/>
       <w:color w:themeColor="accent1" w:themeShade="7F" w:val="243F60"/>
@@ -3761,7 +3996,7 @@
     <w:semiHidden/>
     <w:rsid w:val="00FC693F"/>
     <w:rPr>
-      <w:rFonts w:asciiTheme="majorHAnsi" w:cstheme="majorBidi" w:eastAsiaTheme="majorEastAsia" w:hAnsiTheme="majorHAnsi"/>
+      <w:rFonts w:asciiTheme="majorHAnsi" w:cstheme="majorBidi" w:hAnsiTheme="majorHAnsi" w:eastAsia="黑体"/>
       <w:i/>
       <w:iCs/>
       <w:color w:themeColor="text1" w:themeTint="BF" w:val="404040"/>
@@ -3775,7 +4010,7 @@
     <w:semiHidden/>
     <w:rsid w:val="00FC693F"/>
     <w:rPr>
-      <w:rFonts w:asciiTheme="majorHAnsi" w:cstheme="majorBidi" w:eastAsiaTheme="majorEastAsia" w:hAnsiTheme="majorHAnsi"/>
+      <w:rFonts w:asciiTheme="majorHAnsi" w:cstheme="majorBidi" w:hAnsiTheme="majorHAnsi" w:eastAsia="黑体"/>
       <w:color w:themeColor="accent1" w:val="4F81BD"/>
       <w:sz w:val="20"/>
       <w:szCs w:val="20"/>
@@ -3789,7 +4024,7 @@
     <w:semiHidden/>
     <w:rsid w:val="00FC693F"/>
     <w:rPr>
-      <w:rFonts w:asciiTheme="majorHAnsi" w:cstheme="majorBidi" w:eastAsiaTheme="majorEastAsia" w:hAnsiTheme="majorHAnsi"/>
+      <w:rFonts w:asciiTheme="majorHAnsi" w:cstheme="majorBidi" w:hAnsiTheme="majorHAnsi" w:eastAsia="黑体"/>
       <w:i/>
       <w:iCs/>
       <w:color w:themeColor="text1" w:themeTint="BF" w:val="404040"/>
@@ -3810,6 +4045,7 @@
       <w:spacing w:line="240" w:lineRule="auto"/>
     </w:pPr>
     <w:rPr>
+      <w:rFonts w:eastAsia="黑体"/>
       <w:b/>
       <w:bCs/>
       <w:color w:themeColor="accent1" w:val="4F81BD"/>
@@ -3824,6 +4060,7 @@
     <w:qFormat/>
     <w:rsid w:val="00FC693F"/>
     <w:rPr>
+      <w:rFonts w:eastAsia="黑体"/>
       <w:b/>
       <w:bCs/>
     </w:rPr>
@@ -3835,6 +4072,7 @@
     <w:qFormat/>
     <w:rsid w:val="00FC693F"/>
     <w:rPr>
+      <w:rFonts w:eastAsia="黑体"/>
       <w:i/>
       <w:iCs/>
     </w:rPr>
@@ -3855,6 +4093,7 @@
       <w:ind w:left="936" w:right="936"/>
     </w:pPr>
     <w:rPr>
+      <w:rFonts w:eastAsia="黑体"/>
       <w:b/>
       <w:bCs/>
       <w:i/>
@@ -3869,6 +4108,7 @@
     <w:uiPriority w:val="30"/>
     <w:rsid w:val="00FC693F"/>
     <w:rPr>
+      <w:rFonts w:eastAsia="黑体"/>
       <w:b/>
       <w:bCs/>
       <w:i/>
@@ -3883,6 +4123,7 @@
     <w:qFormat/>
     <w:rsid w:val="00FC693F"/>
     <w:rPr>
+      <w:rFonts w:eastAsia="黑体"/>
       <w:i/>
       <w:iCs/>
       <w:color w:themeColor="text1" w:themeTint="7F" w:val="808080"/>
@@ -3895,6 +4136,7 @@
     <w:qFormat/>
     <w:rsid w:val="00FC693F"/>
     <w:rPr>
+      <w:rFonts w:eastAsia="黑体"/>
       <w:b/>
       <w:bCs/>
       <w:i/>
@@ -3909,6 +4151,7 @@
     <w:qFormat/>
     <w:rsid w:val="00FC693F"/>
     <w:rPr>
+      <w:rFonts w:eastAsia="黑体"/>
       <w:smallCaps/>
       <w:color w:themeColor="accent2" w:val="C0504D"/>
       <w:u w:val="single"/>
@@ -3921,6 +4164,7 @@
     <w:qFormat/>
     <w:rsid w:val="00FC693F"/>
     <w:rPr>
+      <w:rFonts w:eastAsia="黑体"/>
       <w:b/>
       <w:bCs/>
       <w:smallCaps/>
@@ -3936,6 +4180,7 @@
     <w:qFormat/>
     <w:rsid w:val="00FC693F"/>
     <w:rPr>
+      <w:rFonts w:eastAsia="黑体"/>
       <w:b/>
       <w:bCs/>
       <w:smallCaps/>
@@ -3990,6 +4235,7 @@
       <w:spacing w:after="0" w:line="240" w:lineRule="auto"/>
     </w:pPr>
     <w:rPr>
+      <w:rFonts w:eastAsia="黑体"/>
       <w:color w:themeColor="text1" w:themeShade="BF" w:val="000000"/>
     </w:rPr>
     <w:tblPr>
@@ -4012,6 +4258,7 @@
         <w:spacing w:after="0" w:before="0" w:line="240" w:lineRule="auto"/>
       </w:pPr>
       <w:rPr>
+        <w:rFonts w:eastAsia="黑体"/>
         <w:b/>
         <w:bCs/>
       </w:rPr>
@@ -4032,6 +4279,7 @@
         <w:spacing w:after="0" w:before="0" w:line="240" w:lineRule="auto"/>
       </w:pPr>
       <w:rPr>
+        <w:rFonts w:eastAsia="黑体"/>
         <w:b/>
         <w:bCs/>
       </w:rPr>
@@ -4049,12 +4297,14 @@
     </w:tblStylePr>
     <w:tblStylePr w:type="firstCol">
       <w:rPr>
+        <w:rFonts w:eastAsia="黑体"/>
         <w:b/>
         <w:bCs/>
       </w:rPr>
     </w:tblStylePr>
     <w:tblStylePr w:type="lastCol">
       <w:rPr>
+        <w:rFonts w:eastAsia="黑体"/>
         <w:b/>
         <w:bCs/>
       </w:rPr>
@@ -4093,6 +4343,7 @@
       <w:spacing w:after="0" w:line="240" w:lineRule="auto"/>
     </w:pPr>
     <w:rPr>
+      <w:rFonts w:eastAsia="黑体"/>
       <w:color w:themeColor="accent1" w:themeShade="BF" w:val="365F91"/>
     </w:rPr>
     <w:tblPr>
@@ -4115,6 +4366,7 @@
         <w:spacing w:after="0" w:before="0" w:line="240" w:lineRule="auto"/>
       </w:pPr>
       <w:rPr>
+        <w:rFonts w:eastAsia="黑体"/>
         <w:b/>
         <w:bCs/>
       </w:rPr>
@@ -4135,6 +4387,7 @@
         <w:spacing w:after="0" w:before="0" w:line="240" w:lineRule="auto"/>
       </w:pPr>
       <w:rPr>
+        <w:rFonts w:eastAsia="黑体"/>
         <w:b/>
         <w:bCs/>
       </w:rPr>
@@ -4152,12 +4405,14 @@
     </w:tblStylePr>
     <w:tblStylePr w:type="firstCol">
       <w:rPr>
+        <w:rFonts w:eastAsia="黑体"/>
         <w:b/>
         <w:bCs/>
       </w:rPr>
     </w:tblStylePr>
     <w:tblStylePr w:type="lastCol">
       <w:rPr>
+        <w:rFonts w:eastAsia="黑体"/>
         <w:b/>
         <w:bCs/>
       </w:rPr>
@@ -4196,6 +4451,7 @@
       <w:spacing w:after="0" w:line="240" w:lineRule="auto"/>
     </w:pPr>
     <w:rPr>
+      <w:rFonts w:eastAsia="黑体"/>
       <w:color w:themeColor="accent2" w:themeShade="BF" w:val="943634"/>
     </w:rPr>
     <w:tblPr>
@@ -4218,6 +4474,7 @@
         <w:spacing w:after="0" w:before="0" w:line="240" w:lineRule="auto"/>
       </w:pPr>
       <w:rPr>
+        <w:rFonts w:eastAsia="黑体"/>
         <w:b/>
         <w:bCs/>
       </w:rPr>
@@ -4238,6 +4495,7 @@
         <w:spacing w:after="0" w:before="0" w:line="240" w:lineRule="auto"/>
       </w:pPr>
       <w:rPr>
+        <w:rFonts w:eastAsia="黑体"/>
         <w:b/>
         <w:bCs/>
       </w:rPr>
@@ -4255,12 +4513,14 @@
     </w:tblStylePr>
     <w:tblStylePr w:type="firstCol">
       <w:rPr>
+        <w:rFonts w:eastAsia="黑体"/>
         <w:b/>
         <w:bCs/>
       </w:rPr>
     </w:tblStylePr>
     <w:tblStylePr w:type="lastCol">
       <w:rPr>
+        <w:rFonts w:eastAsia="黑体"/>
         <w:b/>
         <w:bCs/>
       </w:rPr>
@@ -4299,6 +4559,7 @@
       <w:spacing w:after="0" w:line="240" w:lineRule="auto"/>
     </w:pPr>
     <w:rPr>
+      <w:rFonts w:eastAsia="黑体"/>
       <w:color w:themeColor="accent3" w:themeShade="BF" w:val="76923C"/>
     </w:rPr>
     <w:tblPr>
@@ -4321,6 +4582,7 @@
         <w:spacing w:after="0" w:before="0" w:line="240" w:lineRule="auto"/>
       </w:pPr>
       <w:rPr>
+        <w:rFonts w:eastAsia="黑体"/>
         <w:b/>
         <w:bCs/>
       </w:rPr>
@@ -4341,6 +4603,7 @@
         <w:spacing w:after="0" w:before="0" w:line="240" w:lineRule="auto"/>
       </w:pPr>
       <w:rPr>
+        <w:rFonts w:eastAsia="黑体"/>
         <w:b/>
         <w:bCs/>
       </w:rPr>
@@ -4358,12 +4621,14 @@
     </w:tblStylePr>
     <w:tblStylePr w:type="firstCol">
       <w:rPr>
+        <w:rFonts w:eastAsia="黑体"/>
         <w:b/>
         <w:bCs/>
       </w:rPr>
     </w:tblStylePr>
     <w:tblStylePr w:type="lastCol">
       <w:rPr>
+        <w:rFonts w:eastAsia="黑体"/>
         <w:b/>
         <w:bCs/>
       </w:rPr>
@@ -4402,6 +4667,7 @@
       <w:spacing w:after="0" w:line="240" w:lineRule="auto"/>
     </w:pPr>
     <w:rPr>
+      <w:rFonts w:eastAsia="黑体"/>
       <w:color w:themeColor="accent4" w:themeShade="BF" w:val="5F497A"/>
     </w:rPr>
     <w:tblPr>
@@ -4424,6 +4690,7 @@
         <w:spacing w:after="0" w:before="0" w:line="240" w:lineRule="auto"/>
       </w:pPr>
       <w:rPr>
+        <w:rFonts w:eastAsia="黑体"/>
         <w:b/>
         <w:bCs/>
       </w:rPr>
@@ -4444,6 +4711,7 @@
         <w:spacing w:after="0" w:before="0" w:line="240" w:lineRule="auto"/>
       </w:pPr>
       <w:rPr>
+        <w:rFonts w:eastAsia="黑体"/>
         <w:b/>
         <w:bCs/>
       </w:rPr>
@@ -4461,12 +4729,14 @@
     </w:tblStylePr>
     <w:tblStylePr w:type="firstCol">
       <w:rPr>
+        <w:rFonts w:eastAsia="黑体"/>
         <w:b/>
         <w:bCs/>
       </w:rPr>
     </w:tblStylePr>
     <w:tblStylePr w:type="lastCol">
       <w:rPr>
+        <w:rFonts w:eastAsia="黑体"/>
         <w:b/>
         <w:bCs/>
       </w:rPr>
@@ -4505,6 +4775,7 @@
       <w:spacing w:after="0" w:line="240" w:lineRule="auto"/>
     </w:pPr>
     <w:rPr>
+      <w:rFonts w:eastAsia="黑体"/>
       <w:color w:themeColor="accent5" w:themeShade="BF" w:val="31849B"/>
     </w:rPr>
     <w:tblPr>
@@ -4527,6 +4798,7 @@
         <w:spacing w:after="0" w:before="0" w:line="240" w:lineRule="auto"/>
       </w:pPr>
       <w:rPr>
+        <w:rFonts w:eastAsia="黑体"/>
         <w:b/>
         <w:bCs/>
       </w:rPr>
@@ -4547,6 +4819,7 @@
         <w:spacing w:after="0" w:before="0" w:line="240" w:lineRule="auto"/>
       </w:pPr>
       <w:rPr>
+        <w:rFonts w:eastAsia="黑体"/>
         <w:b/>
         <w:bCs/>
       </w:rPr>
@@ -4564,12 +4837,14 @@
     </w:tblStylePr>
     <w:tblStylePr w:type="firstCol">
       <w:rPr>
+        <w:rFonts w:eastAsia="黑体"/>
         <w:b/>
         <w:bCs/>
       </w:rPr>
     </w:tblStylePr>
     <w:tblStylePr w:type="lastCol">
       <w:rPr>
+        <w:rFonts w:eastAsia="黑体"/>
         <w:b/>
         <w:bCs/>
       </w:rPr>
@@ -4608,6 +4883,7 @@
       <w:spacing w:after="0" w:line="240" w:lineRule="auto"/>
     </w:pPr>
     <w:rPr>
+      <w:rFonts w:eastAsia="黑体"/>
       <w:color w:themeColor="accent6" w:themeShade="BF" w:val="E36C0A"/>
     </w:rPr>
     <w:tblPr>
@@ -4630,6 +4906,7 @@
         <w:spacing w:after="0" w:before="0" w:line="240" w:lineRule="auto"/>
       </w:pPr>
       <w:rPr>
+        <w:rFonts w:eastAsia="黑体"/>
         <w:b/>
         <w:bCs/>
       </w:rPr>
@@ -4650,6 +4927,7 @@
         <w:spacing w:after="0" w:before="0" w:line="240" w:lineRule="auto"/>
       </w:pPr>
       <w:rPr>
+        <w:rFonts w:eastAsia="黑体"/>
         <w:b/>
         <w:bCs/>
       </w:rPr>
@@ -4667,12 +4945,14 @@
     </w:tblStylePr>
     <w:tblStylePr w:type="firstCol">
       <w:rPr>
+        <w:rFonts w:eastAsia="黑体"/>
         <w:b/>
         <w:bCs/>
       </w:rPr>
     </w:tblStylePr>
     <w:tblStylePr w:type="lastCol">
       <w:rPr>
+        <w:rFonts w:eastAsia="黑体"/>
         <w:b/>
         <w:bCs/>
       </w:rPr>
@@ -4732,6 +5012,7 @@
         <w:spacing w:after="0" w:before="0" w:line="240" w:lineRule="auto"/>
       </w:pPr>
       <w:rPr>
+        <w:rFonts w:eastAsia="黑体"/>
         <w:b/>
         <w:bCs/>
         <w:color w:themeColor="background1" w:val="FFFFFF"/>
@@ -4746,6 +5027,7 @@
         <w:spacing w:after="0" w:before="0" w:line="240" w:lineRule="auto"/>
       </w:pPr>
       <w:rPr>
+        <w:rFonts w:eastAsia="黑体"/>
         <w:b/>
         <w:bCs/>
       </w:rPr>
@@ -4761,12 +5043,14 @@
     </w:tblStylePr>
     <w:tblStylePr w:type="firstCol">
       <w:rPr>
+        <w:rFonts w:eastAsia="黑体"/>
         <w:b/>
         <w:bCs/>
       </w:rPr>
     </w:tblStylePr>
     <w:tblStylePr w:type="lastCol">
       <w:rPr>
+        <w:rFonts w:eastAsia="黑体"/>
         <w:b/>
         <w:bCs/>
       </w:rPr>
@@ -4824,6 +5108,7 @@
         <w:spacing w:after="0" w:before="0" w:line="240" w:lineRule="auto"/>
       </w:pPr>
       <w:rPr>
+        <w:rFonts w:eastAsia="黑体"/>
         <w:b/>
         <w:bCs/>
         <w:color w:themeColor="background1" w:val="FFFFFF"/>
@@ -4838,6 +5123,7 @@
         <w:spacing w:after="0" w:before="0" w:line="240" w:lineRule="auto"/>
       </w:pPr>
       <w:rPr>
+        <w:rFonts w:eastAsia="黑体"/>
         <w:b/>
         <w:bCs/>
       </w:rPr>
@@ -4853,12 +5139,14 @@
     </w:tblStylePr>
     <w:tblStylePr w:type="firstCol">
       <w:rPr>
+        <w:rFonts w:eastAsia="黑体"/>
         <w:b/>
         <w:bCs/>
       </w:rPr>
     </w:tblStylePr>
     <w:tblStylePr w:type="lastCol">
       <w:rPr>
+        <w:rFonts w:eastAsia="黑体"/>
         <w:b/>
         <w:bCs/>
       </w:rPr>
@@ -4916,6 +5204,7 @@
         <w:spacing w:after="0" w:before="0" w:line="240" w:lineRule="auto"/>
       </w:pPr>
       <w:rPr>
+        <w:rFonts w:eastAsia="黑体"/>
         <w:b/>
         <w:bCs/>
         <w:color w:themeColor="background1" w:val="FFFFFF"/>
@@ -4930,6 +5219,7 @@
         <w:spacing w:after="0" w:before="0" w:line="240" w:lineRule="auto"/>
       </w:pPr>
       <w:rPr>
+        <w:rFonts w:eastAsia="黑体"/>
         <w:b/>
         <w:bCs/>
       </w:rPr>
@@ -4945,12 +5235,14 @@
     </w:tblStylePr>
     <w:tblStylePr w:type="firstCol">
       <w:rPr>
+        <w:rFonts w:eastAsia="黑体"/>
         <w:b/>
         <w:bCs/>
       </w:rPr>
     </w:tblStylePr>
     <w:tblStylePr w:type="lastCol">
       <w:rPr>
+        <w:rFonts w:eastAsia="黑体"/>
         <w:b/>
         <w:bCs/>
       </w:rPr>
@@ -5008,6 +5300,7 @@
         <w:spacing w:after="0" w:before="0" w:line="240" w:lineRule="auto"/>
       </w:pPr>
       <w:rPr>
+        <w:rFonts w:eastAsia="黑体"/>
         <w:b/>
         <w:bCs/>
         <w:color w:themeColor="background1" w:val="FFFFFF"/>
@@ -5022,6 +5315,7 @@
         <w:spacing w:after="0" w:before="0" w:line="240" w:lineRule="auto"/>
       </w:pPr>
       <w:rPr>
+        <w:rFonts w:eastAsia="黑体"/>
         <w:b/>
         <w:bCs/>
       </w:rPr>
@@ -5037,12 +5331,14 @@
     </w:tblStylePr>
     <w:tblStylePr w:type="firstCol">
       <w:rPr>
+        <w:rFonts w:eastAsia="黑体"/>
         <w:b/>
         <w:bCs/>
       </w:rPr>
     </w:tblStylePr>
     <w:tblStylePr w:type="lastCol">
       <w:rPr>
+        <w:rFonts w:eastAsia="黑体"/>
         <w:b/>
         <w:bCs/>
       </w:rPr>
@@ -5100,6 +5396,7 @@
         <w:spacing w:after="0" w:before="0" w:line="240" w:lineRule="auto"/>
       </w:pPr>
       <w:rPr>
+        <w:rFonts w:eastAsia="黑体"/>
         <w:b/>
         <w:bCs/>
         <w:color w:themeColor="background1" w:val="FFFFFF"/>
@@ -5114,6 +5411,7 @@
         <w:spacing w:after="0" w:before="0" w:line="240" w:lineRule="auto"/>
       </w:pPr>
       <w:rPr>
+        <w:rFonts w:eastAsia="黑体"/>
         <w:b/>
         <w:bCs/>
       </w:rPr>
@@ -5129,12 +5427,14 @@
     </w:tblStylePr>
     <w:tblStylePr w:type="firstCol">
       <w:rPr>
+        <w:rFonts w:eastAsia="黑体"/>
         <w:b/>
         <w:bCs/>
       </w:rPr>
     </w:tblStylePr>
     <w:tblStylePr w:type="lastCol">
       <w:rPr>
+        <w:rFonts w:eastAsia="黑体"/>
         <w:b/>
         <w:bCs/>
       </w:rPr>
@@ -5192,6 +5492,7 @@
         <w:spacing w:after="0" w:before="0" w:line="240" w:lineRule="auto"/>
       </w:pPr>
       <w:rPr>
+        <w:rFonts w:eastAsia="黑体"/>
         <w:b/>
         <w:bCs/>
         <w:color w:themeColor="background1" w:val="FFFFFF"/>
@@ -5206,6 +5507,7 @@
         <w:spacing w:after="0" w:before="0" w:line="240" w:lineRule="auto"/>
       </w:pPr>
       <w:rPr>
+        <w:rFonts w:eastAsia="黑体"/>
         <w:b/>
         <w:bCs/>
       </w:rPr>
@@ -5221,12 +5523,14 @@
     </w:tblStylePr>
     <w:tblStylePr w:type="firstCol">
       <w:rPr>
+        <w:rFonts w:eastAsia="黑体"/>
         <w:b/>
         <w:bCs/>
       </w:rPr>
     </w:tblStylePr>
     <w:tblStylePr w:type="lastCol">
       <w:rPr>
+        <w:rFonts w:eastAsia="黑体"/>
         <w:b/>
         <w:bCs/>
       </w:rPr>
@@ -5284,6 +5588,7 @@
         <w:spacing w:after="0" w:before="0" w:line="240" w:lineRule="auto"/>
       </w:pPr>
       <w:rPr>
+        <w:rFonts w:eastAsia="黑体"/>
         <w:b/>
         <w:bCs/>
         <w:color w:themeColor="background1" w:val="FFFFFF"/>
@@ -5298,6 +5603,7 @@
         <w:spacing w:after="0" w:before="0" w:line="240" w:lineRule="auto"/>
       </w:pPr>
       <w:rPr>
+        <w:rFonts w:eastAsia="黑体"/>
         <w:b/>
         <w:bCs/>
       </w:rPr>
@@ -5313,12 +5619,14 @@
     </w:tblStylePr>
     <w:tblStylePr w:type="firstCol">
       <w:rPr>
+        <w:rFonts w:eastAsia="黑体"/>
         <w:b/>
         <w:bCs/>
       </w:rPr>
     </w:tblStylePr>
     <w:tblStylePr w:type="lastCol">
       <w:rPr>
+        <w:rFonts w:eastAsia="黑体"/>
         <w:b/>
         <w:bCs/>
       </w:rPr>
@@ -5378,7 +5686,7 @@
         <w:spacing w:after="0" w:before="0" w:line="240" w:lineRule="auto"/>
       </w:pPr>
       <w:rPr>
-        <w:rFonts w:asciiTheme="majorHAnsi" w:cstheme="majorBidi" w:eastAsiaTheme="majorEastAsia" w:hAnsiTheme="majorHAnsi"/>
+        <w:rFonts w:asciiTheme="majorHAnsi" w:cstheme="majorBidi" w:hAnsiTheme="majorHAnsi" w:eastAsia="黑体"/>
         <w:b/>
         <w:bCs/>
       </w:rPr>
@@ -5399,7 +5707,7 @@
         <w:spacing w:after="0" w:before="0" w:line="240" w:lineRule="auto"/>
       </w:pPr>
       <w:rPr>
-        <w:rFonts w:asciiTheme="majorHAnsi" w:cstheme="majorBidi" w:eastAsiaTheme="majorEastAsia" w:hAnsiTheme="majorHAnsi"/>
+        <w:rFonts w:asciiTheme="majorHAnsi" w:cstheme="majorBidi" w:hAnsiTheme="majorHAnsi" w:eastAsia="黑体"/>
         <w:b/>
         <w:bCs/>
       </w:rPr>
@@ -5417,14 +5725,14 @@
     </w:tblStylePr>
     <w:tblStylePr w:type="firstCol">
       <w:rPr>
-        <w:rFonts w:asciiTheme="majorHAnsi" w:cstheme="majorBidi" w:eastAsiaTheme="majorEastAsia" w:hAnsiTheme="majorHAnsi"/>
+        <w:rFonts w:asciiTheme="majorHAnsi" w:cstheme="majorBidi" w:hAnsiTheme="majorHAnsi" w:eastAsia="黑体"/>
         <w:b/>
         <w:bCs/>
       </w:rPr>
     </w:tblStylePr>
     <w:tblStylePr w:type="lastCol">
       <w:rPr>
-        <w:rFonts w:asciiTheme="majorHAnsi" w:cstheme="majorBidi" w:eastAsiaTheme="majorEastAsia" w:hAnsiTheme="majorHAnsi"/>
+        <w:rFonts w:asciiTheme="majorHAnsi" w:cstheme="majorBidi" w:hAnsiTheme="majorHAnsi" w:eastAsia="黑体"/>
         <w:b/>
         <w:bCs/>
       </w:rPr>
@@ -5508,7 +5816,7 @@
         <w:spacing w:after="0" w:before="0" w:line="240" w:lineRule="auto"/>
       </w:pPr>
       <w:rPr>
-        <w:rFonts w:asciiTheme="majorHAnsi" w:cstheme="majorBidi" w:eastAsiaTheme="majorEastAsia" w:hAnsiTheme="majorHAnsi"/>
+        <w:rFonts w:asciiTheme="majorHAnsi" w:cstheme="majorBidi" w:hAnsiTheme="majorHAnsi" w:eastAsia="黑体"/>
         <w:b/>
         <w:bCs/>
       </w:rPr>
@@ -5529,7 +5837,7 @@
         <w:spacing w:after="0" w:before="0" w:line="240" w:lineRule="auto"/>
       </w:pPr>
       <w:rPr>
-        <w:rFonts w:asciiTheme="majorHAnsi" w:cstheme="majorBidi" w:eastAsiaTheme="majorEastAsia" w:hAnsiTheme="majorHAnsi"/>
+        <w:rFonts w:asciiTheme="majorHAnsi" w:cstheme="majorBidi" w:hAnsiTheme="majorHAnsi" w:eastAsia="黑体"/>
         <w:b/>
         <w:bCs/>
       </w:rPr>
@@ -5547,14 +5855,14 @@
     </w:tblStylePr>
     <w:tblStylePr w:type="firstCol">
       <w:rPr>
-        <w:rFonts w:asciiTheme="majorHAnsi" w:cstheme="majorBidi" w:eastAsiaTheme="majorEastAsia" w:hAnsiTheme="majorHAnsi"/>
+        <w:rFonts w:asciiTheme="majorHAnsi" w:cstheme="majorBidi" w:hAnsiTheme="majorHAnsi" w:eastAsia="黑体"/>
         <w:b/>
         <w:bCs/>
       </w:rPr>
     </w:tblStylePr>
     <w:tblStylePr w:type="lastCol">
       <w:rPr>
-        <w:rFonts w:asciiTheme="majorHAnsi" w:cstheme="majorBidi" w:eastAsiaTheme="majorEastAsia" w:hAnsiTheme="majorHAnsi"/>
+        <w:rFonts w:asciiTheme="majorHAnsi" w:cstheme="majorBidi" w:hAnsiTheme="majorHAnsi" w:eastAsia="黑体"/>
         <w:b/>
         <w:bCs/>
       </w:rPr>
@@ -5638,7 +5946,7 @@
         <w:spacing w:after="0" w:before="0" w:line="240" w:lineRule="auto"/>
       </w:pPr>
       <w:rPr>
-        <w:rFonts w:asciiTheme="majorHAnsi" w:cstheme="majorBidi" w:eastAsiaTheme="majorEastAsia" w:hAnsiTheme="majorHAnsi"/>
+        <w:rFonts w:asciiTheme="majorHAnsi" w:cstheme="majorBidi" w:hAnsiTheme="majorHAnsi" w:eastAsia="黑体"/>
         <w:b/>
         <w:bCs/>
       </w:rPr>
@@ -5659,7 +5967,7 @@
         <w:spacing w:after="0" w:before="0" w:line="240" w:lineRule="auto"/>
       </w:pPr>
       <w:rPr>
-        <w:rFonts w:asciiTheme="majorHAnsi" w:cstheme="majorBidi" w:eastAsiaTheme="majorEastAsia" w:hAnsiTheme="majorHAnsi"/>
+        <w:rFonts w:asciiTheme="majorHAnsi" w:cstheme="majorBidi" w:hAnsiTheme="majorHAnsi" w:eastAsia="黑体"/>
         <w:b/>
         <w:bCs/>
       </w:rPr>
@@ -5677,14 +5985,14 @@
     </w:tblStylePr>
     <w:tblStylePr w:type="firstCol">
       <w:rPr>
-        <w:rFonts w:asciiTheme="majorHAnsi" w:cstheme="majorBidi" w:eastAsiaTheme="majorEastAsia" w:hAnsiTheme="majorHAnsi"/>
+        <w:rFonts w:asciiTheme="majorHAnsi" w:cstheme="majorBidi" w:hAnsiTheme="majorHAnsi" w:eastAsia="黑体"/>
         <w:b/>
         <w:bCs/>
       </w:rPr>
     </w:tblStylePr>
     <w:tblStylePr w:type="lastCol">
       <w:rPr>
-        <w:rFonts w:asciiTheme="majorHAnsi" w:cstheme="majorBidi" w:eastAsiaTheme="majorEastAsia" w:hAnsiTheme="majorHAnsi"/>
+        <w:rFonts w:asciiTheme="majorHAnsi" w:cstheme="majorBidi" w:hAnsiTheme="majorHAnsi" w:eastAsia="黑体"/>
         <w:b/>
         <w:bCs/>
       </w:rPr>
@@ -5768,7 +6076,7 @@
         <w:spacing w:after="0" w:before="0" w:line="240" w:lineRule="auto"/>
       </w:pPr>
       <w:rPr>
-        <w:rFonts w:asciiTheme="majorHAnsi" w:cstheme="majorBidi" w:eastAsiaTheme="majorEastAsia" w:hAnsiTheme="majorHAnsi"/>
+        <w:rFonts w:asciiTheme="majorHAnsi" w:cstheme="majorBidi" w:hAnsiTheme="majorHAnsi" w:eastAsia="黑体"/>
         <w:b/>
         <w:bCs/>
       </w:rPr>
@@ -5789,7 +6097,7 @@
         <w:spacing w:after="0" w:before="0" w:line="240" w:lineRule="auto"/>
       </w:pPr>
       <w:rPr>
-        <w:rFonts w:asciiTheme="majorHAnsi" w:cstheme="majorBidi" w:eastAsiaTheme="majorEastAsia" w:hAnsiTheme="majorHAnsi"/>
+        <w:rFonts w:asciiTheme="majorHAnsi" w:cstheme="majorBidi" w:hAnsiTheme="majorHAnsi" w:eastAsia="黑体"/>
         <w:b/>
         <w:bCs/>
       </w:rPr>
@@ -5807,14 +6115,14 @@
     </w:tblStylePr>
     <w:tblStylePr w:type="firstCol">
       <w:rPr>
-        <w:rFonts w:asciiTheme="majorHAnsi" w:cstheme="majorBidi" w:eastAsiaTheme="majorEastAsia" w:hAnsiTheme="majorHAnsi"/>
+        <w:rFonts w:asciiTheme="majorHAnsi" w:cstheme="majorBidi" w:hAnsiTheme="majorHAnsi" w:eastAsia="黑体"/>
         <w:b/>
         <w:bCs/>
       </w:rPr>
     </w:tblStylePr>
     <w:tblStylePr w:type="lastCol">
       <w:rPr>
-        <w:rFonts w:asciiTheme="majorHAnsi" w:cstheme="majorBidi" w:eastAsiaTheme="majorEastAsia" w:hAnsiTheme="majorHAnsi"/>
+        <w:rFonts w:asciiTheme="majorHAnsi" w:cstheme="majorBidi" w:hAnsiTheme="majorHAnsi" w:eastAsia="黑体"/>
         <w:b/>
         <w:bCs/>
       </w:rPr>
@@ -5898,7 +6206,7 @@
         <w:spacing w:after="0" w:before="0" w:line="240" w:lineRule="auto"/>
       </w:pPr>
       <w:rPr>
-        <w:rFonts w:asciiTheme="majorHAnsi" w:cstheme="majorBidi" w:eastAsiaTheme="majorEastAsia" w:hAnsiTheme="majorHAnsi"/>
+        <w:rFonts w:asciiTheme="majorHAnsi" w:cstheme="majorBidi" w:hAnsiTheme="majorHAnsi" w:eastAsia="黑体"/>
         <w:b/>
         <w:bCs/>
       </w:rPr>
@@ -5919,7 +6227,7 @@
         <w:spacing w:after="0" w:before="0" w:line="240" w:lineRule="auto"/>
       </w:pPr>
       <w:rPr>
-        <w:rFonts w:asciiTheme="majorHAnsi" w:cstheme="majorBidi" w:eastAsiaTheme="majorEastAsia" w:hAnsiTheme="majorHAnsi"/>
+        <w:rFonts w:asciiTheme="majorHAnsi" w:cstheme="majorBidi" w:hAnsiTheme="majorHAnsi" w:eastAsia="黑体"/>
         <w:b/>
         <w:bCs/>
       </w:rPr>
@@ -5937,14 +6245,14 @@
     </w:tblStylePr>
     <w:tblStylePr w:type="firstCol">
       <w:rPr>
-        <w:rFonts w:asciiTheme="majorHAnsi" w:cstheme="majorBidi" w:eastAsiaTheme="majorEastAsia" w:hAnsiTheme="majorHAnsi"/>
+        <w:rFonts w:asciiTheme="majorHAnsi" w:cstheme="majorBidi" w:hAnsiTheme="majorHAnsi" w:eastAsia="黑体"/>
         <w:b/>
         <w:bCs/>
       </w:rPr>
     </w:tblStylePr>
     <w:tblStylePr w:type="lastCol">
       <w:rPr>
-        <w:rFonts w:asciiTheme="majorHAnsi" w:cstheme="majorBidi" w:eastAsiaTheme="majorEastAsia" w:hAnsiTheme="majorHAnsi"/>
+        <w:rFonts w:asciiTheme="majorHAnsi" w:cstheme="majorBidi" w:hAnsiTheme="majorHAnsi" w:eastAsia="黑体"/>
         <w:b/>
         <w:bCs/>
       </w:rPr>
@@ -6028,7 +6336,7 @@
         <w:spacing w:after="0" w:before="0" w:line="240" w:lineRule="auto"/>
       </w:pPr>
       <w:rPr>
-        <w:rFonts w:asciiTheme="majorHAnsi" w:cstheme="majorBidi" w:eastAsiaTheme="majorEastAsia" w:hAnsiTheme="majorHAnsi"/>
+        <w:rFonts w:asciiTheme="majorHAnsi" w:cstheme="majorBidi" w:hAnsiTheme="majorHAnsi" w:eastAsia="黑体"/>
         <w:b/>
         <w:bCs/>
       </w:rPr>
@@ -6049,7 +6357,7 @@
         <w:spacing w:after="0" w:before="0" w:line="240" w:lineRule="auto"/>
       </w:pPr>
       <w:rPr>
-        <w:rFonts w:asciiTheme="majorHAnsi" w:cstheme="majorBidi" w:eastAsiaTheme="majorEastAsia" w:hAnsiTheme="majorHAnsi"/>
+        <w:rFonts w:asciiTheme="majorHAnsi" w:cstheme="majorBidi" w:hAnsiTheme="majorHAnsi" w:eastAsia="黑体"/>
         <w:b/>
         <w:bCs/>
       </w:rPr>
@@ -6067,14 +6375,14 @@
     </w:tblStylePr>
     <w:tblStylePr w:type="firstCol">
       <w:rPr>
-        <w:rFonts w:asciiTheme="majorHAnsi" w:cstheme="majorBidi" w:eastAsiaTheme="majorEastAsia" w:hAnsiTheme="majorHAnsi"/>
+        <w:rFonts w:asciiTheme="majorHAnsi" w:cstheme="majorBidi" w:hAnsiTheme="majorHAnsi" w:eastAsia="黑体"/>
         <w:b/>
         <w:bCs/>
       </w:rPr>
     </w:tblStylePr>
     <w:tblStylePr w:type="lastCol">
       <w:rPr>
-        <w:rFonts w:asciiTheme="majorHAnsi" w:cstheme="majorBidi" w:eastAsiaTheme="majorEastAsia" w:hAnsiTheme="majorHAnsi"/>
+        <w:rFonts w:asciiTheme="majorHAnsi" w:cstheme="majorBidi" w:hAnsiTheme="majorHAnsi" w:eastAsia="黑体"/>
         <w:b/>
         <w:bCs/>
       </w:rPr>
@@ -6158,7 +6466,7 @@
         <w:spacing w:after="0" w:before="0" w:line="240" w:lineRule="auto"/>
       </w:pPr>
       <w:rPr>
-        <w:rFonts w:asciiTheme="majorHAnsi" w:cstheme="majorBidi" w:eastAsiaTheme="majorEastAsia" w:hAnsiTheme="majorHAnsi"/>
+        <w:rFonts w:asciiTheme="majorHAnsi" w:cstheme="majorBidi" w:hAnsiTheme="majorHAnsi" w:eastAsia="黑体"/>
         <w:b/>
         <w:bCs/>
       </w:rPr>
@@ -6179,7 +6487,7 @@
         <w:spacing w:after="0" w:before="0" w:line="240" w:lineRule="auto"/>
       </w:pPr>
       <w:rPr>
-        <w:rFonts w:asciiTheme="majorHAnsi" w:cstheme="majorBidi" w:eastAsiaTheme="majorEastAsia" w:hAnsiTheme="majorHAnsi"/>
+        <w:rFonts w:asciiTheme="majorHAnsi" w:cstheme="majorBidi" w:hAnsiTheme="majorHAnsi" w:eastAsia="黑体"/>
         <w:b/>
         <w:bCs/>
       </w:rPr>
@@ -6197,14 +6505,14 @@
     </w:tblStylePr>
     <w:tblStylePr w:type="firstCol">
       <w:rPr>
-        <w:rFonts w:asciiTheme="majorHAnsi" w:cstheme="majorBidi" w:eastAsiaTheme="majorEastAsia" w:hAnsiTheme="majorHAnsi"/>
+        <w:rFonts w:asciiTheme="majorHAnsi" w:cstheme="majorBidi" w:hAnsiTheme="majorHAnsi" w:eastAsia="黑体"/>
         <w:b/>
         <w:bCs/>
       </w:rPr>
     </w:tblStylePr>
     <w:tblStylePr w:type="lastCol">
       <w:rPr>
-        <w:rFonts w:asciiTheme="majorHAnsi" w:cstheme="majorBidi" w:eastAsiaTheme="majorEastAsia" w:hAnsiTheme="majorHAnsi"/>
+        <w:rFonts w:asciiTheme="majorHAnsi" w:cstheme="majorBidi" w:hAnsiTheme="majorHAnsi" w:eastAsia="黑体"/>
         <w:b/>
         <w:bCs/>
       </w:rPr>
@@ -6287,6 +6595,7 @@
         <w:spacing w:after="0" w:before="0" w:line="240" w:lineRule="auto"/>
       </w:pPr>
       <w:rPr>
+        <w:rFonts w:eastAsia="黑体"/>
         <w:b/>
         <w:bCs/>
         <w:color w:themeColor="background1" w:val="FFFFFF"/>
@@ -6309,6 +6618,7 @@
         <w:spacing w:after="0" w:before="0" w:line="240" w:lineRule="auto"/>
       </w:pPr>
       <w:rPr>
+        <w:rFonts w:eastAsia="黑体"/>
         <w:b/>
         <w:bCs/>
       </w:rPr>
@@ -6326,12 +6636,14 @@
     </w:tblStylePr>
     <w:tblStylePr w:type="firstCol">
       <w:rPr>
+        <w:rFonts w:eastAsia="黑体"/>
         <w:b/>
         <w:bCs/>
       </w:rPr>
     </w:tblStylePr>
     <w:tblStylePr w:type="lastCol">
       <w:rPr>
+        <w:rFonts w:eastAsia="黑体"/>
         <w:b/>
         <w:bCs/>
       </w:rPr>
@@ -6393,6 +6705,7 @@
         <w:spacing w:after="0" w:before="0" w:line="240" w:lineRule="auto"/>
       </w:pPr>
       <w:rPr>
+        <w:rFonts w:eastAsia="黑体"/>
         <w:b/>
         <w:bCs/>
         <w:color w:themeColor="background1" w:val="FFFFFF"/>
@@ -6415,6 +6728,7 @@
         <w:spacing w:after="0" w:before="0" w:line="240" w:lineRule="auto"/>
       </w:pPr>
       <w:rPr>
+        <w:rFonts w:eastAsia="黑体"/>
         <w:b/>
         <w:bCs/>
       </w:rPr>
@@ -6432,12 +6746,14 @@
     </w:tblStylePr>
     <w:tblStylePr w:type="firstCol">
       <w:rPr>
+        <w:rFonts w:eastAsia="黑体"/>
         <w:b/>
         <w:bCs/>
       </w:rPr>
     </w:tblStylePr>
     <w:tblStylePr w:type="lastCol">
       <w:rPr>
+        <w:rFonts w:eastAsia="黑体"/>
         <w:b/>
         <w:bCs/>
       </w:rPr>
@@ -6499,6 +6815,7 @@
         <w:spacing w:after="0" w:before="0" w:line="240" w:lineRule="auto"/>
       </w:pPr>
       <w:rPr>
+        <w:rFonts w:eastAsia="黑体"/>
         <w:b/>
         <w:bCs/>
         <w:color w:themeColor="background1" w:val="FFFFFF"/>
@@ -6521,6 +6838,7 @@
         <w:spacing w:after="0" w:before="0" w:line="240" w:lineRule="auto"/>
       </w:pPr>
       <w:rPr>
+        <w:rFonts w:eastAsia="黑体"/>
         <w:b/>
         <w:bCs/>
       </w:rPr>
@@ -6538,12 +6856,14 @@
     </w:tblStylePr>
     <w:tblStylePr w:type="firstCol">
       <w:rPr>
+        <w:rFonts w:eastAsia="黑体"/>
         <w:b/>
         <w:bCs/>
       </w:rPr>
     </w:tblStylePr>
     <w:tblStylePr w:type="lastCol">
       <w:rPr>
+        <w:rFonts w:eastAsia="黑体"/>
         <w:b/>
         <w:bCs/>
       </w:rPr>
@@ -6605,6 +6925,7 @@
         <w:spacing w:after="0" w:before="0" w:line="240" w:lineRule="auto"/>
       </w:pPr>
       <w:rPr>
+        <w:rFonts w:eastAsia="黑体"/>
         <w:b/>
         <w:bCs/>
         <w:color w:themeColor="background1" w:val="FFFFFF"/>
@@ -6627,6 +6948,7 @@
         <w:spacing w:after="0" w:before="0" w:line="240" w:lineRule="auto"/>
       </w:pPr>
       <w:rPr>
+        <w:rFonts w:eastAsia="黑体"/>
         <w:b/>
         <w:bCs/>
       </w:rPr>
@@ -6644,12 +6966,14 @@
     </w:tblStylePr>
     <w:tblStylePr w:type="firstCol">
       <w:rPr>
+        <w:rFonts w:eastAsia="黑体"/>
         <w:b/>
         <w:bCs/>
       </w:rPr>
     </w:tblStylePr>
     <w:tblStylePr w:type="lastCol">
       <w:rPr>
+        <w:rFonts w:eastAsia="黑体"/>
         <w:b/>
         <w:bCs/>
       </w:rPr>
@@ -6711,6 +7035,7 @@
         <w:spacing w:after="0" w:before="0" w:line="240" w:lineRule="auto"/>
       </w:pPr>
       <w:rPr>
+        <w:rFonts w:eastAsia="黑体"/>
         <w:b/>
         <w:bCs/>
         <w:color w:themeColor="background1" w:val="FFFFFF"/>
@@ -6733,6 +7058,7 @@
         <w:spacing w:after="0" w:before="0" w:line="240" w:lineRule="auto"/>
       </w:pPr>
       <w:rPr>
+        <w:rFonts w:eastAsia="黑体"/>
         <w:b/>
         <w:bCs/>
       </w:rPr>
@@ -6750,12 +7076,14 @@
     </w:tblStylePr>
     <w:tblStylePr w:type="firstCol">
       <w:rPr>
+        <w:rFonts w:eastAsia="黑体"/>
         <w:b/>
         <w:bCs/>
       </w:rPr>
     </w:tblStylePr>
     <w:tblStylePr w:type="lastCol">
       <w:rPr>
+        <w:rFonts w:eastAsia="黑体"/>
         <w:b/>
         <w:bCs/>
       </w:rPr>
@@ -6817,6 +7145,7 @@
         <w:spacing w:after="0" w:before="0" w:line="240" w:lineRule="auto"/>
       </w:pPr>
       <w:rPr>
+        <w:rFonts w:eastAsia="黑体"/>
         <w:b/>
         <w:bCs/>
         <w:color w:themeColor="background1" w:val="FFFFFF"/>
@@ -6839,6 +7168,7 @@
         <w:spacing w:after="0" w:before="0" w:line="240" w:lineRule="auto"/>
       </w:pPr>
       <w:rPr>
+        <w:rFonts w:eastAsia="黑体"/>
         <w:b/>
         <w:bCs/>
       </w:rPr>
@@ -6856,12 +7186,14 @@
     </w:tblStylePr>
     <w:tblStylePr w:type="firstCol">
       <w:rPr>
+        <w:rFonts w:eastAsia="黑体"/>
         <w:b/>
         <w:bCs/>
       </w:rPr>
     </w:tblStylePr>
     <w:tblStylePr w:type="lastCol">
       <w:rPr>
+        <w:rFonts w:eastAsia="黑体"/>
         <w:b/>
         <w:bCs/>
       </w:rPr>
@@ -6923,6 +7255,7 @@
         <w:spacing w:after="0" w:before="0" w:line="240" w:lineRule="auto"/>
       </w:pPr>
       <w:rPr>
+        <w:rFonts w:eastAsia="黑体"/>
         <w:b/>
         <w:bCs/>
         <w:color w:themeColor="background1" w:val="FFFFFF"/>
@@ -6945,6 +7278,7 @@
         <w:spacing w:after="0" w:before="0" w:line="240" w:lineRule="auto"/>
       </w:pPr>
       <w:rPr>
+        <w:rFonts w:eastAsia="黑体"/>
         <w:b/>
         <w:bCs/>
       </w:rPr>
@@ -6962,12 +7296,14 @@
     </w:tblStylePr>
     <w:tblStylePr w:type="firstCol">
       <w:rPr>
+        <w:rFonts w:eastAsia="黑体"/>
         <w:b/>
         <w:bCs/>
       </w:rPr>
     </w:tblStylePr>
     <w:tblStylePr w:type="lastCol">
       <w:rPr>
+        <w:rFonts w:eastAsia="黑体"/>
         <w:b/>
         <w:bCs/>
       </w:rPr>
@@ -7026,6 +7362,7 @@
         <w:spacing w:after="0" w:before="0" w:line="240" w:lineRule="auto"/>
       </w:pPr>
       <w:rPr>
+        <w:rFonts w:eastAsia="黑体"/>
         <w:b/>
         <w:bCs/>
         <w:color w:themeColor="background1" w:val="FFFFFF"/>
@@ -7048,6 +7385,7 @@
         <w:spacing w:after="0" w:before="0" w:line="240" w:lineRule="auto"/>
       </w:pPr>
       <w:rPr>
+        <w:rFonts w:eastAsia="黑体"/>
         <w:color w:val="auto"/>
       </w:rPr>
       <w:tblPr/>
@@ -7065,6 +7403,7 @@
     </w:tblStylePr>
     <w:tblStylePr w:type="firstCol">
       <w:rPr>
+        <w:rFonts w:eastAsia="黑体"/>
         <w:b/>
         <w:bCs/>
         <w:color w:themeColor="background1" w:val="FFFFFF"/>
@@ -7084,6 +7423,7 @@
     </w:tblStylePr>
     <w:tblStylePr w:type="lastCol">
       <w:rPr>
+        <w:rFonts w:eastAsia="黑体"/>
         <w:b/>
         <w:bCs/>
         <w:color w:themeColor="background1" w:val="FFFFFF"/>
@@ -7132,6 +7472,7 @@
     </w:tblStylePr>
     <w:tblStylePr w:type="nwCell">
       <w:rPr>
+        <w:rFonts w:eastAsia="黑体"/>
         <w:color w:themeColor="background1" w:val="FFFFFF"/>
       </w:rPr>
       <w:tblPr/>
@@ -7175,6 +7516,7 @@
         <w:spacing w:after="0" w:before="0" w:line="240" w:lineRule="auto"/>
       </w:pPr>
       <w:rPr>
+        <w:rFonts w:eastAsia="黑体"/>
         <w:b/>
         <w:bCs/>
         <w:color w:themeColor="background1" w:val="FFFFFF"/>
@@ -7197,6 +7539,7 @@
         <w:spacing w:after="0" w:before="0" w:line="240" w:lineRule="auto"/>
       </w:pPr>
       <w:rPr>
+        <w:rFonts w:eastAsia="黑体"/>
         <w:color w:val="auto"/>
       </w:rPr>
       <w:tblPr/>
@@ -7214,6 +7557,7 @@
     </w:tblStylePr>
     <w:tblStylePr w:type="firstCol">
       <w:rPr>
+        <w:rFonts w:eastAsia="黑体"/>
         <w:b/>
         <w:bCs/>
         <w:color w:themeColor="background1" w:val="FFFFFF"/>
@@ -7233,6 +7577,7 @@
     </w:tblStylePr>
     <w:tblStylePr w:type="lastCol">
       <w:rPr>
+        <w:rFonts w:eastAsia="黑体"/>
         <w:b/>
         <w:bCs/>
         <w:color w:themeColor="background1" w:val="FFFFFF"/>
@@ -7281,6 +7626,7 @@
     </w:tblStylePr>
     <w:tblStylePr w:type="nwCell">
       <w:rPr>
+        <w:rFonts w:eastAsia="黑体"/>
         <w:color w:themeColor="background1" w:val="FFFFFF"/>
       </w:rPr>
       <w:tblPr/>
@@ -7324,6 +7670,7 @@
         <w:spacing w:after="0" w:before="0" w:line="240" w:lineRule="auto"/>
       </w:pPr>
       <w:rPr>
+        <w:rFonts w:eastAsia="黑体"/>
         <w:b/>
         <w:bCs/>
         <w:color w:themeColor="background1" w:val="FFFFFF"/>
@@ -7346,6 +7693,7 @@
         <w:spacing w:after="0" w:before="0" w:line="240" w:lineRule="auto"/>
       </w:pPr>
       <w:rPr>
+        <w:rFonts w:eastAsia="黑体"/>
         <w:color w:val="auto"/>
       </w:rPr>
       <w:tblPr/>
@@ -7363,6 +7711,7 @@
     </w:tblStylePr>
     <w:tblStylePr w:type="firstCol">
       <w:rPr>
+        <w:rFonts w:eastAsia="黑体"/>
         <w:b/>
         <w:bCs/>
         <w:color w:themeColor="background1" w:val="FFFFFF"/>
@@ -7382,6 +7731,7 @@
     </w:tblStylePr>
     <w:tblStylePr w:type="lastCol">
       <w:rPr>
+        <w:rFonts w:eastAsia="黑体"/>
         <w:b/>
         <w:bCs/>
         <w:color w:themeColor="background1" w:val="FFFFFF"/>
@@ -7430,6 +7780,7 @@
     </w:tblStylePr>
     <w:tblStylePr w:type="nwCell">
       <w:rPr>
+        <w:rFonts w:eastAsia="黑体"/>
         <w:color w:themeColor="background1" w:val="FFFFFF"/>
       </w:rPr>
       <w:tblPr/>
@@ -7473,6 +7824,7 @@
         <w:spacing w:after="0" w:before="0" w:line="240" w:lineRule="auto"/>
       </w:pPr>
       <w:rPr>
+        <w:rFonts w:eastAsia="黑体"/>
         <w:b/>
         <w:bCs/>
         <w:color w:themeColor="background1" w:val="FFFFFF"/>
@@ -7495,6 +7847,7 @@
         <w:spacing w:after="0" w:before="0" w:line="240" w:lineRule="auto"/>
       </w:pPr>
       <w:rPr>
+        <w:rFonts w:eastAsia="黑体"/>
         <w:color w:val="auto"/>
       </w:rPr>
       <w:tblPr/>
@@ -7512,6 +7865,7 @@
     </w:tblStylePr>
     <w:tblStylePr w:type="firstCol">
       <w:rPr>
+        <w:rFonts w:eastAsia="黑体"/>
         <w:b/>
         <w:bCs/>
         <w:color w:themeColor="background1" w:val="FFFFFF"/>
@@ -7531,6 +7885,7 @@
     </w:tblStylePr>
     <w:tblStylePr w:type="lastCol">
       <w:rPr>
+        <w:rFonts w:eastAsia="黑体"/>
         <w:b/>
         <w:bCs/>
         <w:color w:themeColor="background1" w:val="FFFFFF"/>
@@ -7579,6 +7934,7 @@
     </w:tblStylePr>
     <w:tblStylePr w:type="nwCell">
       <w:rPr>
+        <w:rFonts w:eastAsia="黑体"/>
         <w:color w:themeColor="background1" w:val="FFFFFF"/>
       </w:rPr>
       <w:tblPr/>
@@ -7622,6 +7978,7 @@
         <w:spacing w:after="0" w:before="0" w:line="240" w:lineRule="auto"/>
       </w:pPr>
       <w:rPr>
+        <w:rFonts w:eastAsia="黑体"/>
         <w:b/>
         <w:bCs/>
         <w:color w:themeColor="background1" w:val="FFFFFF"/>
@@ -7644,6 +8001,7 @@
         <w:spacing w:after="0" w:before="0" w:line="240" w:lineRule="auto"/>
       </w:pPr>
       <w:rPr>
+        <w:rFonts w:eastAsia="黑体"/>
         <w:color w:val="auto"/>
       </w:rPr>
       <w:tblPr/>
@@ -7661,6 +8019,7 @@
     </w:tblStylePr>
     <w:tblStylePr w:type="firstCol">
       <w:rPr>
+        <w:rFonts w:eastAsia="黑体"/>
         <w:b/>
         <w:bCs/>
         <w:color w:themeColor="background1" w:val="FFFFFF"/>
@@ -7680,6 +8039,7 @@
     </w:tblStylePr>
     <w:tblStylePr w:type="lastCol">
       <w:rPr>
+        <w:rFonts w:eastAsia="黑体"/>
         <w:b/>
         <w:bCs/>
         <w:color w:themeColor="background1" w:val="FFFFFF"/>
@@ -7728,6 +8088,7 @@
     </w:tblStylePr>
     <w:tblStylePr w:type="nwCell">
       <w:rPr>
+        <w:rFonts w:eastAsia="黑体"/>
         <w:color w:themeColor="background1" w:val="FFFFFF"/>
       </w:rPr>
       <w:tblPr/>
@@ -7771,6 +8132,7 @@
         <w:spacing w:after="0" w:before="0" w:line="240" w:lineRule="auto"/>
       </w:pPr>
       <w:rPr>
+        <w:rFonts w:eastAsia="黑体"/>
         <w:b/>
         <w:bCs/>
         <w:color w:themeColor="background1" w:val="FFFFFF"/>
@@ -7793,6 +8155,7 @@
         <w:spacing w:after="0" w:before="0" w:line="240" w:lineRule="auto"/>
       </w:pPr>
       <w:rPr>
+        <w:rFonts w:eastAsia="黑体"/>
         <w:color w:val="auto"/>
       </w:rPr>
       <w:tblPr/>
@@ -7810,6 +8173,7 @@
     </w:tblStylePr>
     <w:tblStylePr w:type="firstCol">
       <w:rPr>
+        <w:rFonts w:eastAsia="黑体"/>
         <w:b/>
         <w:bCs/>
         <w:color w:themeColor="background1" w:val="FFFFFF"/>
@@ -7829,6 +8193,7 @@
     </w:tblStylePr>
     <w:tblStylePr w:type="lastCol">
       <w:rPr>
+        <w:rFonts w:eastAsia="黑体"/>
         <w:b/>
         <w:bCs/>
         <w:color w:themeColor="background1" w:val="FFFFFF"/>
@@ -7877,6 +8242,7 @@
     </w:tblStylePr>
     <w:tblStylePr w:type="nwCell">
       <w:rPr>
+        <w:rFonts w:eastAsia="黑体"/>
         <w:color w:themeColor="background1" w:val="FFFFFF"/>
       </w:rPr>
       <w:tblPr/>
@@ -7920,6 +8286,7 @@
         <w:spacing w:after="0" w:before="0" w:line="240" w:lineRule="auto"/>
       </w:pPr>
       <w:rPr>
+        <w:rFonts w:eastAsia="黑体"/>
         <w:b/>
         <w:bCs/>
         <w:color w:themeColor="background1" w:val="FFFFFF"/>
@@ -7942,6 +8309,7 @@
         <w:spacing w:after="0" w:before="0" w:line="240" w:lineRule="auto"/>
       </w:pPr>
       <w:rPr>
+        <w:rFonts w:eastAsia="黑体"/>
         <w:color w:val="auto"/>
       </w:rPr>
       <w:tblPr/>
@@ -7959,6 +8327,7 @@
     </w:tblStylePr>
     <w:tblStylePr w:type="firstCol">
       <w:rPr>
+        <w:rFonts w:eastAsia="黑体"/>
         <w:b/>
         <w:bCs/>
         <w:color w:themeColor="background1" w:val="FFFFFF"/>
@@ -7978,6 +8347,7 @@
     </w:tblStylePr>
     <w:tblStylePr w:type="lastCol">
       <w:rPr>
+        <w:rFonts w:eastAsia="黑体"/>
         <w:b/>
         <w:bCs/>
         <w:color w:themeColor="background1" w:val="FFFFFF"/>
@@ -8026,6 +8396,7 @@
     </w:tblStylePr>
     <w:tblStylePr w:type="nwCell">
       <w:rPr>
+        <w:rFonts w:eastAsia="黑体"/>
         <w:color w:themeColor="background1" w:val="FFFFFF"/>
       </w:rPr>
       <w:tblPr/>
@@ -8050,6 +8421,7 @@
       <w:spacing w:after="0" w:line="240" w:lineRule="auto"/>
     </w:pPr>
     <w:rPr>
+      <w:rFonts w:eastAsia="黑体"/>
       <w:color w:themeColor="text1" w:val="000000"/>
     </w:rPr>
     <w:tblPr>
@@ -8069,7 +8441,7 @@
     </w:tblPr>
     <w:tblStylePr w:type="firstRow">
       <w:rPr>
-        <w:rFonts w:asciiTheme="majorHAnsi" w:cstheme="majorBidi" w:eastAsiaTheme="majorEastAsia" w:hAnsiTheme="majorHAnsi"/>
+        <w:rFonts w:asciiTheme="majorHAnsi" w:cstheme="majorBidi" w:hAnsiTheme="majorHAnsi" w:eastAsia="黑体"/>
       </w:rPr>
       <w:tblPr/>
       <w:tcPr>
@@ -8081,6 +8453,7 @@
     </w:tblStylePr>
     <w:tblStylePr w:type="lastRow">
       <w:rPr>
+        <w:rFonts w:eastAsia="黑体"/>
         <w:b/>
         <w:bCs/>
         <w:color w:themeColor="text2" w:val="1F497D"/>
@@ -8095,12 +8468,14 @@
     </w:tblStylePr>
     <w:tblStylePr w:type="firstCol">
       <w:rPr>
+        <w:rFonts w:eastAsia="黑体"/>
         <w:b/>
         <w:bCs/>
       </w:rPr>
     </w:tblStylePr>
     <w:tblStylePr w:type="lastCol">
       <w:rPr>
+        <w:rFonts w:eastAsia="黑体"/>
         <w:b/>
         <w:bCs/>
       </w:rPr>
@@ -8134,6 +8509,7 @@
       <w:spacing w:after="0" w:line="240" w:lineRule="auto"/>
     </w:pPr>
     <w:rPr>
+      <w:rFonts w:eastAsia="黑体"/>
       <w:color w:themeColor="text1" w:val="000000"/>
     </w:rPr>
     <w:tblPr>
@@ -8153,7 +8529,7 @@
     </w:tblPr>
     <w:tblStylePr w:type="firstRow">
       <w:rPr>
-        <w:rFonts w:asciiTheme="majorHAnsi" w:cstheme="majorBidi" w:eastAsiaTheme="majorEastAsia" w:hAnsiTheme="majorHAnsi"/>
+        <w:rFonts w:asciiTheme="majorHAnsi" w:cstheme="majorBidi" w:hAnsiTheme="majorHAnsi" w:eastAsia="黑体"/>
       </w:rPr>
       <w:tblPr/>
       <w:tcPr>
@@ -8165,6 +8541,7 @@
     </w:tblStylePr>
     <w:tblStylePr w:type="lastRow">
       <w:rPr>
+        <w:rFonts w:eastAsia="黑体"/>
         <w:b/>
         <w:bCs/>
         <w:color w:themeColor="text2" w:val="1F497D"/>
@@ -8179,12 +8556,14 @@
     </w:tblStylePr>
     <w:tblStylePr w:type="firstCol">
       <w:rPr>
+        <w:rFonts w:eastAsia="黑体"/>
         <w:b/>
         <w:bCs/>
       </w:rPr>
     </w:tblStylePr>
     <w:tblStylePr w:type="lastCol">
       <w:rPr>
+        <w:rFonts w:eastAsia="黑体"/>
         <w:b/>
         <w:bCs/>
       </w:rPr>
@@ -8218,6 +8597,7 @@
       <w:spacing w:after="0" w:line="240" w:lineRule="auto"/>
     </w:pPr>
     <w:rPr>
+      <w:rFonts w:eastAsia="黑体"/>
       <w:color w:themeColor="text1" w:val="000000"/>
     </w:rPr>
     <w:tblPr>
@@ -8237,7 +8617,7 @@
     </w:tblPr>
     <w:tblStylePr w:type="firstRow">
       <w:rPr>
-        <w:rFonts w:asciiTheme="majorHAnsi" w:cstheme="majorBidi" w:eastAsiaTheme="majorEastAsia" w:hAnsiTheme="majorHAnsi"/>
+        <w:rFonts w:asciiTheme="majorHAnsi" w:cstheme="majorBidi" w:hAnsiTheme="majorHAnsi" w:eastAsia="黑体"/>
       </w:rPr>
       <w:tblPr/>
       <w:tcPr>
@@ -8249,6 +8629,7 @@
     </w:tblStylePr>
     <w:tblStylePr w:type="lastRow">
       <w:rPr>
+        <w:rFonts w:eastAsia="黑体"/>
         <w:b/>
         <w:bCs/>
         <w:color w:themeColor="text2" w:val="1F497D"/>
@@ -8263,12 +8644,14 @@
     </w:tblStylePr>
     <w:tblStylePr w:type="firstCol">
       <w:rPr>
+        <w:rFonts w:eastAsia="黑体"/>
         <w:b/>
         <w:bCs/>
       </w:rPr>
     </w:tblStylePr>
     <w:tblStylePr w:type="lastCol">
       <w:rPr>
+        <w:rFonts w:eastAsia="黑体"/>
         <w:b/>
         <w:bCs/>
       </w:rPr>
@@ -8302,6 +8685,7 @@
       <w:spacing w:after="0" w:line="240" w:lineRule="auto"/>
     </w:pPr>
     <w:rPr>
+      <w:rFonts w:eastAsia="黑体"/>
       <w:color w:themeColor="text1" w:val="000000"/>
     </w:rPr>
     <w:tblPr>
@@ -8321,7 +8705,7 @@
     </w:tblPr>
     <w:tblStylePr w:type="firstRow">
       <w:rPr>
-        <w:rFonts w:asciiTheme="majorHAnsi" w:cstheme="majorBidi" w:eastAsiaTheme="majorEastAsia" w:hAnsiTheme="majorHAnsi"/>
+        <w:rFonts w:asciiTheme="majorHAnsi" w:cstheme="majorBidi" w:hAnsiTheme="majorHAnsi" w:eastAsia="黑体"/>
       </w:rPr>
       <w:tblPr/>
       <w:tcPr>
@@ -8333,6 +8717,7 @@
     </w:tblStylePr>
     <w:tblStylePr w:type="lastRow">
       <w:rPr>
+        <w:rFonts w:eastAsia="黑体"/>
         <w:b/>
         <w:bCs/>
         <w:color w:themeColor="text2" w:val="1F497D"/>
@@ -8347,12 +8732,14 @@
     </w:tblStylePr>
     <w:tblStylePr w:type="firstCol">
       <w:rPr>
+        <w:rFonts w:eastAsia="黑体"/>
         <w:b/>
         <w:bCs/>
       </w:rPr>
     </w:tblStylePr>
     <w:tblStylePr w:type="lastCol">
       <w:rPr>
+        <w:rFonts w:eastAsia="黑体"/>
         <w:b/>
         <w:bCs/>
       </w:rPr>
@@ -8386,6 +8773,7 @@
       <w:spacing w:after="0" w:line="240" w:lineRule="auto"/>
     </w:pPr>
     <w:rPr>
+      <w:rFonts w:eastAsia="黑体"/>
       <w:color w:themeColor="text1" w:val="000000"/>
     </w:rPr>
     <w:tblPr>
@@ -8405,7 +8793,7 @@
     </w:tblPr>
     <w:tblStylePr w:type="firstRow">
       <w:rPr>
-        <w:rFonts w:asciiTheme="majorHAnsi" w:cstheme="majorBidi" w:eastAsiaTheme="majorEastAsia" w:hAnsiTheme="majorHAnsi"/>
+        <w:rFonts w:asciiTheme="majorHAnsi" w:cstheme="majorBidi" w:hAnsiTheme="majorHAnsi" w:eastAsia="黑体"/>
       </w:rPr>
       <w:tblPr/>
       <w:tcPr>
@@ -8417,6 +8805,7 @@
     </w:tblStylePr>
     <w:tblStylePr w:type="lastRow">
       <w:rPr>
+        <w:rFonts w:eastAsia="黑体"/>
         <w:b/>
         <w:bCs/>
         <w:color w:themeColor="text2" w:val="1F497D"/>
@@ -8431,12 +8820,14 @@
     </w:tblStylePr>
     <w:tblStylePr w:type="firstCol">
       <w:rPr>
+        <w:rFonts w:eastAsia="黑体"/>
         <w:b/>
         <w:bCs/>
       </w:rPr>
     </w:tblStylePr>
     <w:tblStylePr w:type="lastCol">
       <w:rPr>
+        <w:rFonts w:eastAsia="黑体"/>
         <w:b/>
         <w:bCs/>
       </w:rPr>
@@ -8470,6 +8861,7 @@
       <w:spacing w:after="0" w:line="240" w:lineRule="auto"/>
     </w:pPr>
     <w:rPr>
+      <w:rFonts w:eastAsia="黑体"/>
       <w:color w:themeColor="text1" w:val="000000"/>
     </w:rPr>
     <w:tblPr>
@@ -8489,7 +8881,7 @@
     </w:tblPr>
     <w:tblStylePr w:type="firstRow">
       <w:rPr>
-        <w:rFonts w:asciiTheme="majorHAnsi" w:cstheme="majorBidi" w:eastAsiaTheme="majorEastAsia" w:hAnsiTheme="majorHAnsi"/>
+        <w:rFonts w:asciiTheme="majorHAnsi" w:cstheme="majorBidi" w:hAnsiTheme="majorHAnsi" w:eastAsia="黑体"/>
       </w:rPr>
       <w:tblPr/>
       <w:tcPr>
@@ -8501,6 +8893,7 @@
     </w:tblStylePr>
     <w:tblStylePr w:type="lastRow">
       <w:rPr>
+        <w:rFonts w:eastAsia="黑体"/>
         <w:b/>
         <w:bCs/>
         <w:color w:themeColor="text2" w:val="1F497D"/>
@@ -8515,12 +8908,14 @@
     </w:tblStylePr>
     <w:tblStylePr w:type="firstCol">
       <w:rPr>
+        <w:rFonts w:eastAsia="黑体"/>
         <w:b/>
         <w:bCs/>
       </w:rPr>
     </w:tblStylePr>
     <w:tblStylePr w:type="lastCol">
       <w:rPr>
+        <w:rFonts w:eastAsia="黑体"/>
         <w:b/>
         <w:bCs/>
       </w:rPr>
@@ -8554,6 +8949,7 @@
       <w:spacing w:after="0" w:line="240" w:lineRule="auto"/>
     </w:pPr>
     <w:rPr>
+      <w:rFonts w:eastAsia="黑体"/>
       <w:color w:themeColor="text1" w:val="000000"/>
     </w:rPr>
     <w:tblPr>
@@ -8573,7 +8969,7 @@
     </w:tblPr>
     <w:tblStylePr w:type="firstRow">
       <w:rPr>
-        <w:rFonts w:asciiTheme="majorHAnsi" w:cstheme="majorBidi" w:eastAsiaTheme="majorEastAsia" w:hAnsiTheme="majorHAnsi"/>
+        <w:rFonts w:asciiTheme="majorHAnsi" w:cstheme="majorBidi" w:hAnsiTheme="majorHAnsi" w:eastAsia="黑体"/>
       </w:rPr>
       <w:tblPr/>
       <w:tcPr>
@@ -8585,6 +8981,7 @@
     </w:tblStylePr>
     <w:tblStylePr w:type="lastRow">
       <w:rPr>
+        <w:rFonts w:eastAsia="黑体"/>
         <w:b/>
         <w:bCs/>
         <w:color w:themeColor="text2" w:val="1F497D"/>
@@ -8599,12 +8996,14 @@
     </w:tblStylePr>
     <w:tblStylePr w:type="firstCol">
       <w:rPr>
+        <w:rFonts w:eastAsia="黑体"/>
         <w:b/>
         <w:bCs/>
       </w:rPr>
     </w:tblStylePr>
     <w:tblStylePr w:type="lastCol">
       <w:rPr>
+        <w:rFonts w:eastAsia="黑体"/>
         <w:b/>
         <w:bCs/>
       </w:rPr>
@@ -8638,7 +9037,7 @@
       <w:spacing w:after="0" w:line="240" w:lineRule="auto"/>
     </w:pPr>
     <w:rPr>
-      <w:rFonts w:asciiTheme="majorHAnsi" w:cstheme="majorBidi" w:eastAsiaTheme="majorEastAsia" w:hAnsiTheme="majorHAnsi"/>
+      <w:rFonts w:asciiTheme="majorHAnsi" w:cstheme="majorBidi" w:hAnsiTheme="majorHAnsi" w:eastAsia="黑体"/>
       <w:color w:themeColor="text1" w:val="000000"/>
     </w:rPr>
     <w:tblPr>
@@ -8660,6 +9059,7 @@
     </w:tblPr>
     <w:tblStylePr w:type="firstRow">
       <w:rPr>
+        <w:rFonts w:eastAsia="黑体"/>
         <w:sz w:val="24"/>
         <w:szCs w:val="24"/>
       </w:rPr>
@@ -8766,7 +9166,7 @@
       <w:spacing w:after="0" w:line="240" w:lineRule="auto"/>
     </w:pPr>
     <w:rPr>
-      <w:rFonts w:asciiTheme="majorHAnsi" w:cstheme="majorBidi" w:eastAsiaTheme="majorEastAsia" w:hAnsiTheme="majorHAnsi"/>
+      <w:rFonts w:asciiTheme="majorHAnsi" w:cstheme="majorBidi" w:hAnsiTheme="majorHAnsi" w:eastAsia="黑体"/>
       <w:color w:themeColor="text1" w:val="000000"/>
     </w:rPr>
     <w:tblPr>
@@ -8788,6 +9188,7 @@
     </w:tblPr>
     <w:tblStylePr w:type="firstRow">
       <w:rPr>
+        <w:rFonts w:eastAsia="黑体"/>
         <w:sz w:val="24"/>
         <w:szCs w:val="24"/>
       </w:rPr>
@@ -8894,7 +9295,7 @@
       <w:spacing w:after="0" w:line="240" w:lineRule="auto"/>
     </w:pPr>
     <w:rPr>
-      <w:rFonts w:asciiTheme="majorHAnsi" w:cstheme="majorBidi" w:eastAsiaTheme="majorEastAsia" w:hAnsiTheme="majorHAnsi"/>
+      <w:rFonts w:asciiTheme="majorHAnsi" w:cstheme="majorBidi" w:hAnsiTheme="majorHAnsi" w:eastAsia="黑体"/>
       <w:color w:themeColor="text1" w:val="000000"/>
     </w:rPr>
     <w:tblPr>
@@ -8916,6 +9317,7 @@
     </w:tblPr>
     <w:tblStylePr w:type="firstRow">
       <w:rPr>
+        <w:rFonts w:eastAsia="黑体"/>
         <w:sz w:val="24"/>
         <w:szCs w:val="24"/>
       </w:rPr>
@@ -9022,7 +9424,7 @@
       <w:spacing w:after="0" w:line="240" w:lineRule="auto"/>
     </w:pPr>
     <w:rPr>
-      <w:rFonts w:asciiTheme="majorHAnsi" w:cstheme="majorBidi" w:eastAsiaTheme="majorEastAsia" w:hAnsiTheme="majorHAnsi"/>
+      <w:rFonts w:asciiTheme="majorHAnsi" w:cstheme="majorBidi" w:hAnsiTheme="majorHAnsi" w:eastAsia="黑体"/>
       <w:color w:themeColor="text1" w:val="000000"/>
     </w:rPr>
     <w:tblPr>
@@ -9044,6 +9446,7 @@
     </w:tblPr>
     <w:tblStylePr w:type="firstRow">
       <w:rPr>
+        <w:rFonts w:eastAsia="黑体"/>
         <w:sz w:val="24"/>
         <w:szCs w:val="24"/>
       </w:rPr>
@@ -9150,7 +9553,7 @@
       <w:spacing w:after="0" w:line="240" w:lineRule="auto"/>
     </w:pPr>
     <w:rPr>
-      <w:rFonts w:asciiTheme="majorHAnsi" w:cstheme="majorBidi" w:eastAsiaTheme="majorEastAsia" w:hAnsiTheme="majorHAnsi"/>
+      <w:rFonts w:asciiTheme="majorHAnsi" w:cstheme="majorBidi" w:hAnsiTheme="majorHAnsi" w:eastAsia="黑体"/>
       <w:color w:themeColor="text1" w:val="000000"/>
     </w:rPr>
     <w:tblPr>
@@ -9172,6 +9575,7 @@
     </w:tblPr>
     <w:tblStylePr w:type="firstRow">
       <w:rPr>
+        <w:rFonts w:eastAsia="黑体"/>
         <w:sz w:val="24"/>
         <w:szCs w:val="24"/>
       </w:rPr>
@@ -9278,7 +9682,7 @@
       <w:spacing w:after="0" w:line="240" w:lineRule="auto"/>
     </w:pPr>
     <w:rPr>
-      <w:rFonts w:asciiTheme="majorHAnsi" w:cstheme="majorBidi" w:eastAsiaTheme="majorEastAsia" w:hAnsiTheme="majorHAnsi"/>
+      <w:rFonts w:asciiTheme="majorHAnsi" w:cstheme="majorBidi" w:hAnsiTheme="majorHAnsi" w:eastAsia="黑体"/>
       <w:color w:themeColor="text1" w:val="000000"/>
     </w:rPr>
     <w:tblPr>
@@ -9300,6 +9704,7 @@
     </w:tblPr>
     <w:tblStylePr w:type="firstRow">
       <w:rPr>
+        <w:rFonts w:eastAsia="黑体"/>
         <w:sz w:val="24"/>
         <w:szCs w:val="24"/>
       </w:rPr>
@@ -9406,7 +9811,7 @@
       <w:spacing w:after="0" w:line="240" w:lineRule="auto"/>
     </w:pPr>
     <w:rPr>
-      <w:rFonts w:asciiTheme="majorHAnsi" w:cstheme="majorBidi" w:eastAsiaTheme="majorEastAsia" w:hAnsiTheme="majorHAnsi"/>
+      <w:rFonts w:asciiTheme="majorHAnsi" w:cstheme="majorBidi" w:hAnsiTheme="majorHAnsi" w:eastAsia="黑体"/>
       <w:color w:themeColor="text1" w:val="000000"/>
     </w:rPr>
     <w:tblPr>
@@ -9428,6 +9833,7 @@
     </w:tblPr>
     <w:tblStylePr w:type="firstRow">
       <w:rPr>
+        <w:rFonts w:eastAsia="黑体"/>
         <w:sz w:val="24"/>
         <w:szCs w:val="24"/>
       </w:rPr>
@@ -9557,12 +9963,14 @@
     </w:tcPr>
     <w:tblStylePr w:type="firstRow">
       <w:rPr>
+        <w:rFonts w:eastAsia="黑体"/>
         <w:b/>
         <w:bCs/>
       </w:rPr>
     </w:tblStylePr>
     <w:tblStylePr w:type="lastRow">
       <w:rPr>
+        <w:rFonts w:eastAsia="黑体"/>
         <w:b/>
         <w:bCs/>
       </w:rPr>
@@ -9575,12 +9983,14 @@
     </w:tblStylePr>
     <w:tblStylePr w:type="firstCol">
       <w:rPr>
+        <w:rFonts w:eastAsia="黑体"/>
         <w:b/>
         <w:bCs/>
       </w:rPr>
     </w:tblStylePr>
     <w:tblStylePr w:type="lastCol">
       <w:rPr>
+        <w:rFonts w:eastAsia="黑体"/>
         <w:b/>
         <w:bCs/>
       </w:rPr>
@@ -9630,12 +10040,14 @@
     </w:tcPr>
     <w:tblStylePr w:type="firstRow">
       <w:rPr>
+        <w:rFonts w:eastAsia="黑体"/>
         <w:b/>
         <w:bCs/>
       </w:rPr>
     </w:tblStylePr>
     <w:tblStylePr w:type="lastRow">
       <w:rPr>
+        <w:rFonts w:eastAsia="黑体"/>
         <w:b/>
         <w:bCs/>
       </w:rPr>
@@ -9648,12 +10060,14 @@
     </w:tblStylePr>
     <w:tblStylePr w:type="firstCol">
       <w:rPr>
+        <w:rFonts w:eastAsia="黑体"/>
         <w:b/>
         <w:bCs/>
       </w:rPr>
     </w:tblStylePr>
     <w:tblStylePr w:type="lastCol">
       <w:rPr>
+        <w:rFonts w:eastAsia="黑体"/>
         <w:b/>
         <w:bCs/>
       </w:rPr>
@@ -9703,12 +10117,14 @@
     </w:tcPr>
     <w:tblStylePr w:type="firstRow">
       <w:rPr>
+        <w:rFonts w:eastAsia="黑体"/>
         <w:b/>
         <w:bCs/>
       </w:rPr>
     </w:tblStylePr>
     <w:tblStylePr w:type="lastRow">
       <w:rPr>
+        <w:rFonts w:eastAsia="黑体"/>
         <w:b/>
         <w:bCs/>
       </w:rPr>
@@ -9721,12 +10137,14 @@
     </w:tblStylePr>
     <w:tblStylePr w:type="firstCol">
       <w:rPr>
+        <w:rFonts w:eastAsia="黑体"/>
         <w:b/>
         <w:bCs/>
       </w:rPr>
     </w:tblStylePr>
     <w:tblStylePr w:type="lastCol">
       <w:rPr>
+        <w:rFonts w:eastAsia="黑体"/>
         <w:b/>
         <w:bCs/>
       </w:rPr>
@@ -9776,12 +10194,14 @@
     </w:tcPr>
     <w:tblStylePr w:type="firstRow">
       <w:rPr>
+        <w:rFonts w:eastAsia="黑体"/>
         <w:b/>
         <w:bCs/>
       </w:rPr>
     </w:tblStylePr>
     <w:tblStylePr w:type="lastRow">
       <w:rPr>
+        <w:rFonts w:eastAsia="黑体"/>
         <w:b/>
         <w:bCs/>
       </w:rPr>
@@ -9794,12 +10214,14 @@
     </w:tblStylePr>
     <w:tblStylePr w:type="firstCol">
       <w:rPr>
+        <w:rFonts w:eastAsia="黑体"/>
         <w:b/>
         <w:bCs/>
       </w:rPr>
     </w:tblStylePr>
     <w:tblStylePr w:type="lastCol">
       <w:rPr>
+        <w:rFonts w:eastAsia="黑体"/>
         <w:b/>
         <w:bCs/>
       </w:rPr>
@@ -9849,12 +10271,14 @@
     </w:tcPr>
     <w:tblStylePr w:type="firstRow">
       <w:rPr>
+        <w:rFonts w:eastAsia="黑体"/>
         <w:b/>
         <w:bCs/>
       </w:rPr>
     </w:tblStylePr>
     <w:tblStylePr w:type="lastRow">
       <w:rPr>
+        <w:rFonts w:eastAsia="黑体"/>
         <w:b/>
         <w:bCs/>
       </w:rPr>
@@ -9867,12 +10291,14 @@
     </w:tblStylePr>
     <w:tblStylePr w:type="firstCol">
       <w:rPr>
+        <w:rFonts w:eastAsia="黑体"/>
         <w:b/>
         <w:bCs/>
       </w:rPr>
     </w:tblStylePr>
     <w:tblStylePr w:type="lastCol">
       <w:rPr>
+        <w:rFonts w:eastAsia="黑体"/>
         <w:b/>
         <w:bCs/>
       </w:rPr>
@@ -9922,12 +10348,14 @@
     </w:tcPr>
     <w:tblStylePr w:type="firstRow">
       <w:rPr>
+        <w:rFonts w:eastAsia="黑体"/>
         <w:b/>
         <w:bCs/>
       </w:rPr>
     </w:tblStylePr>
     <w:tblStylePr w:type="lastRow">
       <w:rPr>
+        <w:rFonts w:eastAsia="黑体"/>
         <w:b/>
         <w:bCs/>
       </w:rPr>
@@ -9940,12 +10368,14 @@
     </w:tblStylePr>
     <w:tblStylePr w:type="firstCol">
       <w:rPr>
+        <w:rFonts w:eastAsia="黑体"/>
         <w:b/>
         <w:bCs/>
       </w:rPr>
     </w:tblStylePr>
     <w:tblStylePr w:type="lastCol">
       <w:rPr>
+        <w:rFonts w:eastAsia="黑体"/>
         <w:b/>
         <w:bCs/>
       </w:rPr>
@@ -9995,12 +10425,14 @@
     </w:tcPr>
     <w:tblStylePr w:type="firstRow">
       <w:rPr>
+        <w:rFonts w:eastAsia="黑体"/>
         <w:b/>
         <w:bCs/>
       </w:rPr>
     </w:tblStylePr>
     <w:tblStylePr w:type="lastRow">
       <w:rPr>
+        <w:rFonts w:eastAsia="黑体"/>
         <w:b/>
         <w:bCs/>
       </w:rPr>
@@ -10013,12 +10445,14 @@
     </w:tblStylePr>
     <w:tblStylePr w:type="firstCol">
       <w:rPr>
+        <w:rFonts w:eastAsia="黑体"/>
         <w:b/>
         <w:bCs/>
       </w:rPr>
     </w:tblStylePr>
     <w:tblStylePr w:type="lastCol">
       <w:rPr>
+        <w:rFonts w:eastAsia="黑体"/>
         <w:b/>
         <w:bCs/>
       </w:rPr>
@@ -10045,7 +10479,7 @@
       <w:spacing w:after="0" w:line="240" w:lineRule="auto"/>
     </w:pPr>
     <w:rPr>
-      <w:rFonts w:asciiTheme="majorHAnsi" w:cstheme="majorBidi" w:eastAsiaTheme="majorEastAsia" w:hAnsiTheme="majorHAnsi"/>
+      <w:rFonts w:asciiTheme="majorHAnsi" w:cstheme="majorBidi" w:hAnsiTheme="majorHAnsi" w:eastAsia="黑体"/>
       <w:color w:themeColor="text1" w:val="000000"/>
     </w:rPr>
     <w:tblPr>
@@ -10072,6 +10506,7 @@
     </w:tcPr>
     <w:tblStylePr w:type="firstRow">
       <w:rPr>
+        <w:rFonts w:eastAsia="黑体"/>
         <w:b/>
         <w:bCs/>
         <w:color w:themeColor="text1" w:val="000000"/>
@@ -10083,6 +10518,7 @@
     </w:tblStylePr>
     <w:tblStylePr w:type="lastRow">
       <w:rPr>
+        <w:rFonts w:eastAsia="黑体"/>
         <w:b/>
         <w:bCs/>
         <w:color w:themeColor="text1" w:val="000000"/>
@@ -10102,6 +10538,7 @@
     </w:tblStylePr>
     <w:tblStylePr w:type="firstCol">
       <w:rPr>
+        <w:rFonts w:eastAsia="黑体"/>
         <w:b/>
         <w:bCs/>
         <w:color w:themeColor="text1" w:val="000000"/>
@@ -10121,6 +10558,7 @@
     </w:tblStylePr>
     <w:tblStylePr w:type="lastCol">
       <w:rPr>
+        <w:rFonts w:eastAsia="黑体"/>
         <w:b w:val="0"/>
         <w:bCs w:val="0"/>
         <w:color w:themeColor="text1" w:val="000000"/>
@@ -10170,7 +10608,7 @@
       <w:spacing w:after="0" w:line="240" w:lineRule="auto"/>
     </w:pPr>
     <w:rPr>
-      <w:rFonts w:asciiTheme="majorHAnsi" w:cstheme="majorBidi" w:eastAsiaTheme="majorEastAsia" w:hAnsiTheme="majorHAnsi"/>
+      <w:rFonts w:asciiTheme="majorHAnsi" w:cstheme="majorBidi" w:hAnsiTheme="majorHAnsi" w:eastAsia="黑体"/>
       <w:color w:themeColor="text1" w:val="000000"/>
     </w:rPr>
     <w:tblPr>
@@ -10197,6 +10635,7 @@
     </w:tcPr>
     <w:tblStylePr w:type="firstRow">
       <w:rPr>
+        <w:rFonts w:eastAsia="黑体"/>
         <w:b/>
         <w:bCs/>
         <w:color w:themeColor="text1" w:val="000000"/>
@@ -10208,6 +10647,7 @@
     </w:tblStylePr>
     <w:tblStylePr w:type="lastRow">
       <w:rPr>
+        <w:rFonts w:eastAsia="黑体"/>
         <w:b/>
         <w:bCs/>
         <w:color w:themeColor="text1" w:val="000000"/>
@@ -10227,6 +10667,7 @@
     </w:tblStylePr>
     <w:tblStylePr w:type="firstCol">
       <w:rPr>
+        <w:rFonts w:eastAsia="黑体"/>
         <w:b/>
         <w:bCs/>
         <w:color w:themeColor="text1" w:val="000000"/>
@@ -10246,6 +10687,7 @@
     </w:tblStylePr>
     <w:tblStylePr w:type="lastCol">
       <w:rPr>
+        <w:rFonts w:eastAsia="黑体"/>
         <w:b w:val="0"/>
         <w:bCs w:val="0"/>
         <w:color w:themeColor="text1" w:val="000000"/>
@@ -10295,7 +10737,7 @@
       <w:spacing w:after="0" w:line="240" w:lineRule="auto"/>
     </w:pPr>
     <w:rPr>
-      <w:rFonts w:asciiTheme="majorHAnsi" w:cstheme="majorBidi" w:eastAsiaTheme="majorEastAsia" w:hAnsiTheme="majorHAnsi"/>
+      <w:rFonts w:asciiTheme="majorHAnsi" w:cstheme="majorBidi" w:hAnsiTheme="majorHAnsi" w:eastAsia="黑体"/>
       <w:color w:themeColor="text1" w:val="000000"/>
     </w:rPr>
     <w:tblPr>
@@ -10322,6 +10764,7 @@
     </w:tcPr>
     <w:tblStylePr w:type="firstRow">
       <w:rPr>
+        <w:rFonts w:eastAsia="黑体"/>
         <w:b/>
         <w:bCs/>
         <w:color w:themeColor="text1" w:val="000000"/>
@@ -10333,6 +10776,7 @@
     </w:tblStylePr>
     <w:tblStylePr w:type="lastRow">
       <w:rPr>
+        <w:rFonts w:eastAsia="黑体"/>
         <w:b/>
         <w:bCs/>
         <w:color w:themeColor="text1" w:val="000000"/>
@@ -10352,6 +10796,7 @@
     </w:tblStylePr>
     <w:tblStylePr w:type="firstCol">
       <w:rPr>
+        <w:rFonts w:eastAsia="黑体"/>
         <w:b/>
         <w:bCs/>
         <w:color w:themeColor="text1" w:val="000000"/>
@@ -10371,6 +10816,7 @@
     </w:tblStylePr>
     <w:tblStylePr w:type="lastCol">
       <w:rPr>
+        <w:rFonts w:eastAsia="黑体"/>
         <w:b w:val="0"/>
         <w:bCs w:val="0"/>
         <w:color w:themeColor="text1" w:val="000000"/>
@@ -10420,7 +10866,7 @@
       <w:spacing w:after="0" w:line="240" w:lineRule="auto"/>
     </w:pPr>
     <w:rPr>
-      <w:rFonts w:asciiTheme="majorHAnsi" w:cstheme="majorBidi" w:eastAsiaTheme="majorEastAsia" w:hAnsiTheme="majorHAnsi"/>
+      <w:rFonts w:asciiTheme="majorHAnsi" w:cstheme="majorBidi" w:hAnsiTheme="majorHAnsi" w:eastAsia="黑体"/>
       <w:color w:themeColor="text1" w:val="000000"/>
     </w:rPr>
     <w:tblPr>
@@ -10447,6 +10893,7 @@
     </w:tcPr>
     <w:tblStylePr w:type="firstRow">
       <w:rPr>
+        <w:rFonts w:eastAsia="黑体"/>
         <w:b/>
         <w:bCs/>
         <w:color w:themeColor="text1" w:val="000000"/>
@@ -10458,6 +10905,7 @@
     </w:tblStylePr>
     <w:tblStylePr w:type="lastRow">
       <w:rPr>
+        <w:rFonts w:eastAsia="黑体"/>
         <w:b/>
         <w:bCs/>
         <w:color w:themeColor="text1" w:val="000000"/>
@@ -10477,6 +10925,7 @@
     </w:tblStylePr>
     <w:tblStylePr w:type="firstCol">
       <w:rPr>
+        <w:rFonts w:eastAsia="黑体"/>
         <w:b/>
         <w:bCs/>
         <w:color w:themeColor="text1" w:val="000000"/>
@@ -10496,6 +10945,7 @@
     </w:tblStylePr>
     <w:tblStylePr w:type="lastCol">
       <w:rPr>
+        <w:rFonts w:eastAsia="黑体"/>
         <w:b w:val="0"/>
         <w:bCs w:val="0"/>
         <w:color w:themeColor="text1" w:val="000000"/>
@@ -10545,7 +10995,7 @@
       <w:spacing w:after="0" w:line="240" w:lineRule="auto"/>
     </w:pPr>
     <w:rPr>
-      <w:rFonts w:asciiTheme="majorHAnsi" w:cstheme="majorBidi" w:eastAsiaTheme="majorEastAsia" w:hAnsiTheme="majorHAnsi"/>
+      <w:rFonts w:asciiTheme="majorHAnsi" w:cstheme="majorBidi" w:hAnsiTheme="majorHAnsi" w:eastAsia="黑体"/>
       <w:color w:themeColor="text1" w:val="000000"/>
     </w:rPr>
     <w:tblPr>
@@ -10572,6 +11022,7 @@
     </w:tcPr>
     <w:tblStylePr w:type="firstRow">
       <w:rPr>
+        <w:rFonts w:eastAsia="黑体"/>
         <w:b/>
         <w:bCs/>
         <w:color w:themeColor="text1" w:val="000000"/>
@@ -10583,6 +11034,7 @@
     </w:tblStylePr>
     <w:tblStylePr w:type="lastRow">
       <w:rPr>
+        <w:rFonts w:eastAsia="黑体"/>
         <w:b/>
         <w:bCs/>
         <w:color w:themeColor="text1" w:val="000000"/>
@@ -10602,6 +11054,7 @@
     </w:tblStylePr>
     <w:tblStylePr w:type="firstCol">
       <w:rPr>
+        <w:rFonts w:eastAsia="黑体"/>
         <w:b/>
         <w:bCs/>
         <w:color w:themeColor="text1" w:val="000000"/>
@@ -10621,6 +11074,7 @@
     </w:tblStylePr>
     <w:tblStylePr w:type="lastCol">
       <w:rPr>
+        <w:rFonts w:eastAsia="黑体"/>
         <w:b w:val="0"/>
         <w:bCs w:val="0"/>
         <w:color w:themeColor="text1" w:val="000000"/>
@@ -10670,7 +11124,7 @@
       <w:spacing w:after="0" w:line="240" w:lineRule="auto"/>
     </w:pPr>
     <w:rPr>
-      <w:rFonts w:asciiTheme="majorHAnsi" w:cstheme="majorBidi" w:eastAsiaTheme="majorEastAsia" w:hAnsiTheme="majorHAnsi"/>
+      <w:rFonts w:asciiTheme="majorHAnsi" w:cstheme="majorBidi" w:hAnsiTheme="majorHAnsi" w:eastAsia="黑体"/>
       <w:color w:themeColor="text1" w:val="000000"/>
     </w:rPr>
     <w:tblPr>
@@ -10697,6 +11151,7 @@
     </w:tcPr>
     <w:tblStylePr w:type="firstRow">
       <w:rPr>
+        <w:rFonts w:eastAsia="黑体"/>
         <w:b/>
         <w:bCs/>
         <w:color w:themeColor="text1" w:val="000000"/>
@@ -10708,6 +11163,7 @@
     </w:tblStylePr>
     <w:tblStylePr w:type="lastRow">
       <w:rPr>
+        <w:rFonts w:eastAsia="黑体"/>
         <w:b/>
         <w:bCs/>
         <w:color w:themeColor="text1" w:val="000000"/>
@@ -10727,6 +11183,7 @@
     </w:tblStylePr>
     <w:tblStylePr w:type="firstCol">
       <w:rPr>
+        <w:rFonts w:eastAsia="黑体"/>
         <w:b/>
         <w:bCs/>
         <w:color w:themeColor="text1" w:val="000000"/>
@@ -10746,6 +11203,7 @@
     </w:tblStylePr>
     <w:tblStylePr w:type="lastCol">
       <w:rPr>
+        <w:rFonts w:eastAsia="黑体"/>
         <w:b w:val="0"/>
         <w:bCs w:val="0"/>
         <w:color w:themeColor="text1" w:val="000000"/>
@@ -10795,7 +11253,7 @@
       <w:spacing w:after="0" w:line="240" w:lineRule="auto"/>
     </w:pPr>
     <w:rPr>
-      <w:rFonts w:asciiTheme="majorHAnsi" w:cstheme="majorBidi" w:eastAsiaTheme="majorEastAsia" w:hAnsiTheme="majorHAnsi"/>
+      <w:rFonts w:asciiTheme="majorHAnsi" w:cstheme="majorBidi" w:hAnsiTheme="majorHAnsi" w:eastAsia="黑体"/>
       <w:color w:themeColor="text1" w:val="000000"/>
     </w:rPr>
     <w:tblPr>
@@ -10822,6 +11280,7 @@
     </w:tcPr>
     <w:tblStylePr w:type="firstRow">
       <w:rPr>
+        <w:rFonts w:eastAsia="黑体"/>
         <w:b/>
         <w:bCs/>
         <w:color w:themeColor="text1" w:val="000000"/>
@@ -10833,6 +11292,7 @@
     </w:tblStylePr>
     <w:tblStylePr w:type="lastRow">
       <w:rPr>
+        <w:rFonts w:eastAsia="黑体"/>
         <w:b/>
         <w:bCs/>
         <w:color w:themeColor="text1" w:val="000000"/>
@@ -10852,6 +11312,7 @@
     </w:tblStylePr>
     <w:tblStylePr w:type="firstCol">
       <w:rPr>
+        <w:rFonts w:eastAsia="黑体"/>
         <w:b/>
         <w:bCs/>
         <w:color w:themeColor="text1" w:val="000000"/>
@@ -10871,6 +11332,7 @@
     </w:tblStylePr>
     <w:tblStylePr w:type="lastCol">
       <w:rPr>
+        <w:rFonts w:eastAsia="黑体"/>
         <w:b w:val="0"/>
         <w:bCs w:val="0"/>
         <w:color w:themeColor="text1" w:val="000000"/>
@@ -10943,6 +11405,7 @@
     </w:tcPr>
     <w:tblStylePr w:type="firstRow">
       <w:rPr>
+        <w:rFonts w:eastAsia="黑体"/>
         <w:b/>
         <w:bCs/>
         <w:i w:val="0"/>
@@ -10964,6 +11427,7 @@
     </w:tblStylePr>
     <w:tblStylePr w:type="lastRow">
       <w:rPr>
+        <w:rFonts w:eastAsia="黑体"/>
         <w:b/>
         <w:bCs/>
         <w:i w:val="0"/>
@@ -10985,6 +11449,7 @@
     </w:tblStylePr>
     <w:tblStylePr w:type="firstCol">
       <w:rPr>
+        <w:rFonts w:eastAsia="黑体"/>
         <w:b/>
         <w:bCs/>
         <w:i w:val="0"/>
@@ -11004,6 +11469,7 @@
     </w:tblStylePr>
     <w:tblStylePr w:type="lastCol">
       <w:rPr>
+        <w:rFonts w:eastAsia="黑体"/>
         <w:b/>
         <w:bCs/>
         <w:i w:val="0"/>
@@ -11084,6 +11550,7 @@
     </w:tcPr>
     <w:tblStylePr w:type="firstRow">
       <w:rPr>
+        <w:rFonts w:eastAsia="黑体"/>
         <w:b/>
         <w:bCs/>
         <w:i w:val="0"/>
@@ -11105,6 +11572,7 @@
     </w:tblStylePr>
     <w:tblStylePr w:type="lastRow">
       <w:rPr>
+        <w:rFonts w:eastAsia="黑体"/>
         <w:b/>
         <w:bCs/>
         <w:i w:val="0"/>
@@ -11126,6 +11594,7 @@
     </w:tblStylePr>
     <w:tblStylePr w:type="firstCol">
       <w:rPr>
+        <w:rFonts w:eastAsia="黑体"/>
         <w:b/>
         <w:bCs/>
         <w:i w:val="0"/>
@@ -11145,6 +11614,7 @@
     </w:tblStylePr>
     <w:tblStylePr w:type="lastCol">
       <w:rPr>
+        <w:rFonts w:eastAsia="黑体"/>
         <w:b/>
         <w:bCs/>
         <w:i w:val="0"/>
@@ -11225,6 +11695,7 @@
     </w:tcPr>
     <w:tblStylePr w:type="firstRow">
       <w:rPr>
+        <w:rFonts w:eastAsia="黑体"/>
         <w:b/>
         <w:bCs/>
         <w:i w:val="0"/>
@@ -11246,6 +11717,7 @@
     </w:tblStylePr>
     <w:tblStylePr w:type="lastRow">
       <w:rPr>
+        <w:rFonts w:eastAsia="黑体"/>
         <w:b/>
         <w:bCs/>
         <w:i w:val="0"/>
@@ -11267,6 +11739,7 @@
     </w:tblStylePr>
     <w:tblStylePr w:type="firstCol">
       <w:rPr>
+        <w:rFonts w:eastAsia="黑体"/>
         <w:b/>
         <w:bCs/>
         <w:i w:val="0"/>
@@ -11286,6 +11759,7 @@
     </w:tblStylePr>
     <w:tblStylePr w:type="lastCol">
       <w:rPr>
+        <w:rFonts w:eastAsia="黑体"/>
         <w:b/>
         <w:bCs/>
         <w:i w:val="0"/>
@@ -11366,6 +11840,7 @@
     </w:tcPr>
     <w:tblStylePr w:type="firstRow">
       <w:rPr>
+        <w:rFonts w:eastAsia="黑体"/>
         <w:b/>
         <w:bCs/>
         <w:i w:val="0"/>
@@ -11387,6 +11862,7 @@
     </w:tblStylePr>
     <w:tblStylePr w:type="lastRow">
       <w:rPr>
+        <w:rFonts w:eastAsia="黑体"/>
         <w:b/>
         <w:bCs/>
         <w:i w:val="0"/>
@@ -11408,6 +11884,7 @@
     </w:tblStylePr>
     <w:tblStylePr w:type="firstCol">
       <w:rPr>
+        <w:rFonts w:eastAsia="黑体"/>
         <w:b/>
         <w:bCs/>
         <w:i w:val="0"/>
@@ -11427,6 +11904,7 @@
     </w:tblStylePr>
     <w:tblStylePr w:type="lastCol">
       <w:rPr>
+        <w:rFonts w:eastAsia="黑体"/>
         <w:b/>
         <w:bCs/>
         <w:i w:val="0"/>
@@ -11507,6 +11985,7 @@
     </w:tcPr>
     <w:tblStylePr w:type="firstRow">
       <w:rPr>
+        <w:rFonts w:eastAsia="黑体"/>
         <w:b/>
         <w:bCs/>
         <w:i w:val="0"/>
@@ -11528,6 +12007,7 @@
     </w:tblStylePr>
     <w:tblStylePr w:type="lastRow">
       <w:rPr>
+        <w:rFonts w:eastAsia="黑体"/>
         <w:b/>
         <w:bCs/>
         <w:i w:val="0"/>
@@ -11549,6 +12029,7 @@
     </w:tblStylePr>
     <w:tblStylePr w:type="firstCol">
       <w:rPr>
+        <w:rFonts w:eastAsia="黑体"/>
         <w:b/>
         <w:bCs/>
         <w:i w:val="0"/>
@@ -11568,6 +12049,7 @@
     </w:tblStylePr>
     <w:tblStylePr w:type="lastCol">
       <w:rPr>
+        <w:rFonts w:eastAsia="黑体"/>
         <w:b/>
         <w:bCs/>
         <w:i w:val="0"/>
@@ -11648,6 +12130,7 @@
     </w:tcPr>
     <w:tblStylePr w:type="firstRow">
       <w:rPr>
+        <w:rFonts w:eastAsia="黑体"/>
         <w:b/>
         <w:bCs/>
         <w:i w:val="0"/>
@@ -11669,6 +12152,7 @@
     </w:tblStylePr>
     <w:tblStylePr w:type="lastRow">
       <w:rPr>
+        <w:rFonts w:eastAsia="黑体"/>
         <w:b/>
         <w:bCs/>
         <w:i w:val="0"/>
@@ -11690,6 +12174,7 @@
     </w:tblStylePr>
     <w:tblStylePr w:type="firstCol">
       <w:rPr>
+        <w:rFonts w:eastAsia="黑体"/>
         <w:b/>
         <w:bCs/>
         <w:i w:val="0"/>
@@ -11709,6 +12194,7 @@
     </w:tblStylePr>
     <w:tblStylePr w:type="lastCol">
       <w:rPr>
+        <w:rFonts w:eastAsia="黑体"/>
         <w:b/>
         <w:bCs/>
         <w:i w:val="0"/>
@@ -11789,6 +12275,7 @@
     </w:tcPr>
     <w:tblStylePr w:type="firstRow">
       <w:rPr>
+        <w:rFonts w:eastAsia="黑体"/>
         <w:b/>
         <w:bCs/>
         <w:i w:val="0"/>
@@ -11810,6 +12297,7 @@
     </w:tblStylePr>
     <w:tblStylePr w:type="lastRow">
       <w:rPr>
+        <w:rFonts w:eastAsia="黑体"/>
         <w:b/>
         <w:bCs/>
         <w:i w:val="0"/>
@@ -11831,6 +12319,7 @@
     </w:tblStylePr>
     <w:tblStylePr w:type="firstCol">
       <w:rPr>
+        <w:rFonts w:eastAsia="黑体"/>
         <w:b/>
         <w:bCs/>
         <w:i w:val="0"/>
@@ -11850,6 +12339,7 @@
     </w:tblStylePr>
     <w:tblStylePr w:type="lastCol">
       <w:rPr>
+        <w:rFonts w:eastAsia="黑体"/>
         <w:b/>
         <w:bCs/>
         <w:i w:val="0"/>
@@ -11907,6 +12397,7 @@
       <w:spacing w:after="0" w:line="240" w:lineRule="auto"/>
     </w:pPr>
     <w:rPr>
+      <w:rFonts w:eastAsia="黑体"/>
       <w:color w:themeColor="background1" w:val="FFFFFF"/>
     </w:rPr>
     <w:tblPr>
@@ -11925,6 +12416,7 @@
     </w:tcPr>
     <w:tblStylePr w:type="firstRow">
       <w:rPr>
+        <w:rFonts w:eastAsia="黑体"/>
         <w:b/>
         <w:bCs/>
       </w:rPr>
@@ -12021,6 +12513,7 @@
       <w:spacing w:after="0" w:line="240" w:lineRule="auto"/>
     </w:pPr>
     <w:rPr>
+      <w:rFonts w:eastAsia="黑体"/>
       <w:color w:themeColor="background1" w:val="FFFFFF"/>
     </w:rPr>
     <w:tblPr>
@@ -12039,6 +12532,7 @@
     </w:tcPr>
     <w:tblStylePr w:type="firstRow">
       <w:rPr>
+        <w:rFonts w:eastAsia="黑体"/>
         <w:b/>
         <w:bCs/>
       </w:rPr>
@@ -12135,6 +12629,7 @@
       <w:spacing w:after="0" w:line="240" w:lineRule="auto"/>
     </w:pPr>
     <w:rPr>
+      <w:rFonts w:eastAsia="黑体"/>
       <w:color w:themeColor="background1" w:val="FFFFFF"/>
     </w:rPr>
     <w:tblPr>
@@ -12153,6 +12648,7 @@
     </w:tcPr>
     <w:tblStylePr w:type="firstRow">
       <w:rPr>
+        <w:rFonts w:eastAsia="黑体"/>
         <w:b/>
         <w:bCs/>
       </w:rPr>
@@ -12249,6 +12745,7 @@
       <w:spacing w:after="0" w:line="240" w:lineRule="auto"/>
     </w:pPr>
     <w:rPr>
+      <w:rFonts w:eastAsia="黑体"/>
       <w:color w:themeColor="background1" w:val="FFFFFF"/>
     </w:rPr>
     <w:tblPr>
@@ -12267,6 +12764,7 @@
     </w:tcPr>
     <w:tblStylePr w:type="firstRow">
       <w:rPr>
+        <w:rFonts w:eastAsia="黑体"/>
         <w:b/>
         <w:bCs/>
       </w:rPr>
@@ -12363,6 +12861,7 @@
       <w:spacing w:after="0" w:line="240" w:lineRule="auto"/>
     </w:pPr>
     <w:rPr>
+      <w:rFonts w:eastAsia="黑体"/>
       <w:color w:themeColor="background1" w:val="FFFFFF"/>
     </w:rPr>
     <w:tblPr>
@@ -12381,6 +12880,7 @@
     </w:tcPr>
     <w:tblStylePr w:type="firstRow">
       <w:rPr>
+        <w:rFonts w:eastAsia="黑体"/>
         <w:b/>
         <w:bCs/>
       </w:rPr>
@@ -12477,6 +12977,7 @@
       <w:spacing w:after="0" w:line="240" w:lineRule="auto"/>
     </w:pPr>
     <w:rPr>
+      <w:rFonts w:eastAsia="黑体"/>
       <w:color w:themeColor="background1" w:val="FFFFFF"/>
     </w:rPr>
     <w:tblPr>
@@ -12495,6 +12996,7 @@
     </w:tcPr>
     <w:tblStylePr w:type="firstRow">
       <w:rPr>
+        <w:rFonts w:eastAsia="黑体"/>
         <w:b/>
         <w:bCs/>
       </w:rPr>
@@ -12591,6 +13093,7 @@
       <w:spacing w:after="0" w:line="240" w:lineRule="auto"/>
     </w:pPr>
     <w:rPr>
+      <w:rFonts w:eastAsia="黑体"/>
       <w:color w:themeColor="background1" w:val="FFFFFF"/>
     </w:rPr>
     <w:tblPr>
@@ -12609,6 +13112,7 @@
     </w:tcPr>
     <w:tblStylePr w:type="firstRow">
       <w:rPr>
+        <w:rFonts w:eastAsia="黑体"/>
         <w:b/>
         <w:bCs/>
       </w:rPr>
@@ -12705,6 +13209,7 @@
       <w:spacing w:after="0" w:line="240" w:lineRule="auto"/>
     </w:pPr>
     <w:rPr>
+      <w:rFonts w:eastAsia="黑体"/>
       <w:color w:themeColor="text1" w:val="000000"/>
     </w:rPr>
     <w:tblPr>
@@ -12731,6 +13236,7 @@
     </w:tcPr>
     <w:tblStylePr w:type="firstRow">
       <w:rPr>
+        <w:rFonts w:eastAsia="黑体"/>
         <w:b/>
         <w:bCs/>
       </w:rPr>
@@ -12749,6 +13255,7 @@
     </w:tblStylePr>
     <w:tblStylePr w:type="lastRow">
       <w:rPr>
+        <w:rFonts w:eastAsia="黑体"/>
         <w:b/>
         <w:bCs/>
         <w:color w:themeColor="background1" w:val="FFFFFF"/>
@@ -12763,6 +13270,7 @@
     </w:tblStylePr>
     <w:tblStylePr w:type="firstCol">
       <w:rPr>
+        <w:rFonts w:eastAsia="黑体"/>
         <w:color w:themeColor="background1" w:val="FFFFFF"/>
       </w:rPr>
       <w:tblPr/>
@@ -12780,6 +13288,7 @@
     </w:tblStylePr>
     <w:tblStylePr w:type="lastCol">
       <w:rPr>
+        <w:rFonts w:eastAsia="黑体"/>
         <w:color w:themeColor="background1" w:val="FFFFFF"/>
       </w:rPr>
       <w:tblPr/>
@@ -12809,11 +13318,13 @@
     </w:tblStylePr>
     <w:tblStylePr w:type="neCell">
       <w:rPr>
+        <w:rFonts w:eastAsia="黑体"/>
         <w:color w:themeColor="text1" w:val="000000"/>
       </w:rPr>
     </w:tblStylePr>
     <w:tblStylePr w:type="nwCell">
       <w:rPr>
+        <w:rFonts w:eastAsia="黑体"/>
         <w:color w:themeColor="text1" w:val="000000"/>
       </w:rPr>
     </w:tblStylePr>
@@ -12827,6 +13338,7 @@
       <w:spacing w:after="0" w:line="240" w:lineRule="auto"/>
     </w:pPr>
     <w:rPr>
+      <w:rFonts w:eastAsia="黑体"/>
       <w:color w:themeColor="text1" w:val="000000"/>
     </w:rPr>
     <w:tblPr>
@@ -12853,6 +13365,7 @@
     </w:tcPr>
     <w:tblStylePr w:type="firstRow">
       <w:rPr>
+        <w:rFonts w:eastAsia="黑体"/>
         <w:b/>
         <w:bCs/>
       </w:rPr>
@@ -12871,6 +13384,7 @@
     </w:tblStylePr>
     <w:tblStylePr w:type="lastRow">
       <w:rPr>
+        <w:rFonts w:eastAsia="黑体"/>
         <w:b/>
         <w:bCs/>
         <w:color w:themeColor="background1" w:val="FFFFFF"/>
@@ -12885,6 +13399,7 @@
     </w:tblStylePr>
     <w:tblStylePr w:type="firstCol">
       <w:rPr>
+        <w:rFonts w:eastAsia="黑体"/>
         <w:color w:themeColor="background1" w:val="FFFFFF"/>
       </w:rPr>
       <w:tblPr/>
@@ -12902,6 +13417,7 @@
     </w:tblStylePr>
     <w:tblStylePr w:type="lastCol">
       <w:rPr>
+        <w:rFonts w:eastAsia="黑体"/>
         <w:color w:themeColor="background1" w:val="FFFFFF"/>
       </w:rPr>
       <w:tblPr/>
@@ -12931,11 +13447,13 @@
     </w:tblStylePr>
     <w:tblStylePr w:type="neCell">
       <w:rPr>
+        <w:rFonts w:eastAsia="黑体"/>
         <w:color w:themeColor="text1" w:val="000000"/>
       </w:rPr>
     </w:tblStylePr>
     <w:tblStylePr w:type="nwCell">
       <w:rPr>
+        <w:rFonts w:eastAsia="黑体"/>
         <w:color w:themeColor="text1" w:val="000000"/>
       </w:rPr>
     </w:tblStylePr>
@@ -12949,6 +13467,7 @@
       <w:spacing w:after="0" w:line="240" w:lineRule="auto"/>
     </w:pPr>
     <w:rPr>
+      <w:rFonts w:eastAsia="黑体"/>
       <w:color w:themeColor="text1" w:val="000000"/>
     </w:rPr>
     <w:tblPr>
@@ -12975,6 +13494,7 @@
     </w:tcPr>
     <w:tblStylePr w:type="firstRow">
       <w:rPr>
+        <w:rFonts w:eastAsia="黑体"/>
         <w:b/>
         <w:bCs/>
       </w:rPr>
@@ -12993,6 +13513,7 @@
     </w:tblStylePr>
     <w:tblStylePr w:type="lastRow">
       <w:rPr>
+        <w:rFonts w:eastAsia="黑体"/>
         <w:b/>
         <w:bCs/>
         <w:color w:themeColor="background1" w:val="FFFFFF"/>
@@ -13007,6 +13528,7 @@
     </w:tblStylePr>
     <w:tblStylePr w:type="firstCol">
       <w:rPr>
+        <w:rFonts w:eastAsia="黑体"/>
         <w:color w:themeColor="background1" w:val="FFFFFF"/>
       </w:rPr>
       <w:tblPr/>
@@ -13024,6 +13546,7 @@
     </w:tblStylePr>
     <w:tblStylePr w:type="lastCol">
       <w:rPr>
+        <w:rFonts w:eastAsia="黑体"/>
         <w:color w:themeColor="background1" w:val="FFFFFF"/>
       </w:rPr>
       <w:tblPr/>
@@ -13053,11 +13576,13 @@
     </w:tblStylePr>
     <w:tblStylePr w:type="neCell">
       <w:rPr>
+        <w:rFonts w:eastAsia="黑体"/>
         <w:color w:themeColor="text1" w:val="000000"/>
       </w:rPr>
     </w:tblStylePr>
     <w:tblStylePr w:type="nwCell">
       <w:rPr>
+        <w:rFonts w:eastAsia="黑体"/>
         <w:color w:themeColor="text1" w:val="000000"/>
       </w:rPr>
     </w:tblStylePr>
@@ -13071,6 +13596,7 @@
       <w:spacing w:after="0" w:line="240" w:lineRule="auto"/>
     </w:pPr>
     <w:rPr>
+      <w:rFonts w:eastAsia="黑体"/>
       <w:color w:themeColor="text1" w:val="000000"/>
     </w:rPr>
     <w:tblPr>
@@ -13097,6 +13623,7 @@
     </w:tcPr>
     <w:tblStylePr w:type="firstRow">
       <w:rPr>
+        <w:rFonts w:eastAsia="黑体"/>
         <w:b/>
         <w:bCs/>
       </w:rPr>
@@ -13115,6 +13642,7 @@
     </w:tblStylePr>
     <w:tblStylePr w:type="lastRow">
       <w:rPr>
+        <w:rFonts w:eastAsia="黑体"/>
         <w:b/>
         <w:bCs/>
         <w:color w:themeColor="background1" w:val="FFFFFF"/>
@@ -13129,6 +13657,7 @@
     </w:tblStylePr>
     <w:tblStylePr w:type="firstCol">
       <w:rPr>
+        <w:rFonts w:eastAsia="黑体"/>
         <w:color w:themeColor="background1" w:val="FFFFFF"/>
       </w:rPr>
       <w:tblPr/>
@@ -13146,6 +13675,7 @@
     </w:tblStylePr>
     <w:tblStylePr w:type="lastCol">
       <w:rPr>
+        <w:rFonts w:eastAsia="黑体"/>
         <w:color w:themeColor="background1" w:val="FFFFFF"/>
       </w:rPr>
       <w:tblPr/>
@@ -13183,6 +13713,7 @@
       <w:spacing w:after="0" w:line="240" w:lineRule="auto"/>
     </w:pPr>
     <w:rPr>
+      <w:rFonts w:eastAsia="黑体"/>
       <w:color w:themeColor="text1" w:val="000000"/>
     </w:rPr>
     <w:tblPr>
@@ -13209,6 +13740,7 @@
     </w:tcPr>
     <w:tblStylePr w:type="firstRow">
       <w:rPr>
+        <w:rFonts w:eastAsia="黑体"/>
         <w:b/>
         <w:bCs/>
       </w:rPr>
@@ -13227,6 +13759,7 @@
     </w:tblStylePr>
     <w:tblStylePr w:type="lastRow">
       <w:rPr>
+        <w:rFonts w:eastAsia="黑体"/>
         <w:b/>
         <w:bCs/>
         <w:color w:themeColor="background1" w:val="FFFFFF"/>
@@ -13241,6 +13774,7 @@
     </w:tblStylePr>
     <w:tblStylePr w:type="firstCol">
       <w:rPr>
+        <w:rFonts w:eastAsia="黑体"/>
         <w:color w:themeColor="background1" w:val="FFFFFF"/>
       </w:rPr>
       <w:tblPr/>
@@ -13258,6 +13792,7 @@
     </w:tblStylePr>
     <w:tblStylePr w:type="lastCol">
       <w:rPr>
+        <w:rFonts w:eastAsia="黑体"/>
         <w:color w:themeColor="background1" w:val="FFFFFF"/>
       </w:rPr>
       <w:tblPr/>
@@ -13287,11 +13822,13 @@
     </w:tblStylePr>
     <w:tblStylePr w:type="neCell">
       <w:rPr>
+        <w:rFonts w:eastAsia="黑体"/>
         <w:color w:themeColor="text1" w:val="000000"/>
       </w:rPr>
     </w:tblStylePr>
     <w:tblStylePr w:type="nwCell">
       <w:rPr>
+        <w:rFonts w:eastAsia="黑体"/>
         <w:color w:themeColor="text1" w:val="000000"/>
       </w:rPr>
     </w:tblStylePr>
@@ -13305,6 +13842,7 @@
       <w:spacing w:after="0" w:line="240" w:lineRule="auto"/>
     </w:pPr>
     <w:rPr>
+      <w:rFonts w:eastAsia="黑体"/>
       <w:color w:themeColor="text1" w:val="000000"/>
     </w:rPr>
     <w:tblPr>
@@ -13331,6 +13869,7 @@
     </w:tcPr>
     <w:tblStylePr w:type="firstRow">
       <w:rPr>
+        <w:rFonts w:eastAsia="黑体"/>
         <w:b/>
         <w:bCs/>
       </w:rPr>
@@ -13349,6 +13888,7 @@
     </w:tblStylePr>
     <w:tblStylePr w:type="lastRow">
       <w:rPr>
+        <w:rFonts w:eastAsia="黑体"/>
         <w:b/>
         <w:bCs/>
         <w:color w:themeColor="background1" w:val="FFFFFF"/>
@@ -13363,6 +13903,7 @@
     </w:tblStylePr>
     <w:tblStylePr w:type="firstCol">
       <w:rPr>
+        <w:rFonts w:eastAsia="黑体"/>
         <w:color w:themeColor="background1" w:val="FFFFFF"/>
       </w:rPr>
       <w:tblPr/>
@@ -13380,6 +13921,7 @@
     </w:tblStylePr>
     <w:tblStylePr w:type="lastCol">
       <w:rPr>
+        <w:rFonts w:eastAsia="黑体"/>
         <w:color w:themeColor="background1" w:val="FFFFFF"/>
       </w:rPr>
       <w:tblPr/>
@@ -13409,11 +13951,13 @@
     </w:tblStylePr>
     <w:tblStylePr w:type="neCell">
       <w:rPr>
+        <w:rFonts w:eastAsia="黑体"/>
         <w:color w:themeColor="text1" w:val="000000"/>
       </w:rPr>
     </w:tblStylePr>
     <w:tblStylePr w:type="nwCell">
       <w:rPr>
+        <w:rFonts w:eastAsia="黑体"/>
         <w:color w:themeColor="text1" w:val="000000"/>
       </w:rPr>
     </w:tblStylePr>
@@ -13427,6 +13971,7 @@
       <w:spacing w:after="0" w:line="240" w:lineRule="auto"/>
     </w:pPr>
     <w:rPr>
+      <w:rFonts w:eastAsia="黑体"/>
       <w:color w:themeColor="text1" w:val="000000"/>
     </w:rPr>
     <w:tblPr>
@@ -13453,6 +13998,7 @@
     </w:tcPr>
     <w:tblStylePr w:type="firstRow">
       <w:rPr>
+        <w:rFonts w:eastAsia="黑体"/>
         <w:b/>
         <w:bCs/>
       </w:rPr>
@@ -13471,6 +14017,7 @@
     </w:tblStylePr>
     <w:tblStylePr w:type="lastRow">
       <w:rPr>
+        <w:rFonts w:eastAsia="黑体"/>
         <w:b/>
         <w:bCs/>
         <w:color w:themeColor="background1" w:val="FFFFFF"/>
@@ -13485,6 +14032,7 @@
     </w:tblStylePr>
     <w:tblStylePr w:type="firstCol">
       <w:rPr>
+        <w:rFonts w:eastAsia="黑体"/>
         <w:color w:themeColor="background1" w:val="FFFFFF"/>
       </w:rPr>
       <w:tblPr/>
@@ -13502,6 +14050,7 @@
     </w:tblStylePr>
     <w:tblStylePr w:type="lastCol">
       <w:rPr>
+        <w:rFonts w:eastAsia="黑体"/>
         <w:color w:themeColor="background1" w:val="FFFFFF"/>
       </w:rPr>
       <w:tblPr/>
@@ -13531,11 +14080,13 @@
     </w:tblStylePr>
     <w:tblStylePr w:type="neCell">
       <w:rPr>
+        <w:rFonts w:eastAsia="黑体"/>
         <w:color w:themeColor="text1" w:val="000000"/>
       </w:rPr>
     </w:tblStylePr>
     <w:tblStylePr w:type="nwCell">
       <w:rPr>
+        <w:rFonts w:eastAsia="黑体"/>
         <w:color w:themeColor="text1" w:val="000000"/>
       </w:rPr>
     </w:tblStylePr>
@@ -13549,6 +14100,7 @@
       <w:spacing w:after="0" w:line="240" w:lineRule="auto"/>
     </w:pPr>
     <w:rPr>
+      <w:rFonts w:eastAsia="黑体"/>
       <w:color w:themeColor="text1" w:val="000000"/>
     </w:rPr>
     <w:tblPr>
@@ -13567,6 +14119,7 @@
     </w:tcPr>
     <w:tblStylePr w:type="firstRow">
       <w:rPr>
+        <w:rFonts w:eastAsia="黑体"/>
         <w:b/>
         <w:bCs/>
         <w:color w:themeColor="background1" w:val="FFFFFF"/>
@@ -13581,6 +14134,7 @@
     </w:tblStylePr>
     <w:tblStylePr w:type="lastRow">
       <w:rPr>
+        <w:rFonts w:eastAsia="黑体"/>
         <w:b/>
         <w:bCs/>
         <w:color w:themeColor="accent2" w:themeShade="CC" w:val="9E3A38"/>
@@ -13595,12 +14149,14 @@
     </w:tblStylePr>
     <w:tblStylePr w:type="firstCol">
       <w:rPr>
+        <w:rFonts w:eastAsia="黑体"/>
         <w:b/>
         <w:bCs/>
       </w:rPr>
     </w:tblStylePr>
     <w:tblStylePr w:type="lastCol">
       <w:rPr>
+        <w:rFonts w:eastAsia="黑体"/>
         <w:b/>
         <w:bCs/>
       </w:rPr>
@@ -13635,6 +14191,7 @@
       <w:spacing w:after="0" w:line="240" w:lineRule="auto"/>
     </w:pPr>
     <w:rPr>
+      <w:rFonts w:eastAsia="黑体"/>
       <w:color w:themeColor="text1" w:val="000000"/>
     </w:rPr>
     <w:tblPr>
@@ -13653,6 +14210,7 @@
     </w:tcPr>
     <w:tblStylePr w:type="firstRow">
       <w:rPr>
+        <w:rFonts w:eastAsia="黑体"/>
         <w:b/>
         <w:bCs/>
         <w:color w:themeColor="background1" w:val="FFFFFF"/>
@@ -13667,6 +14225,7 @@
     </w:tblStylePr>
     <w:tblStylePr w:type="lastRow">
       <w:rPr>
+        <w:rFonts w:eastAsia="黑体"/>
         <w:b/>
         <w:bCs/>
         <w:color w:themeColor="accent2" w:themeShade="CC" w:val="9E3A38"/>
@@ -13681,12 +14240,14 @@
     </w:tblStylePr>
     <w:tblStylePr w:type="firstCol">
       <w:rPr>
+        <w:rFonts w:eastAsia="黑体"/>
         <w:b/>
         <w:bCs/>
       </w:rPr>
     </w:tblStylePr>
     <w:tblStylePr w:type="lastCol">
       <w:rPr>
+        <w:rFonts w:eastAsia="黑体"/>
         <w:b/>
         <w:bCs/>
       </w:rPr>
@@ -13721,6 +14282,7 @@
       <w:spacing w:after="0" w:line="240" w:lineRule="auto"/>
     </w:pPr>
     <w:rPr>
+      <w:rFonts w:eastAsia="黑体"/>
       <w:color w:themeColor="text1" w:val="000000"/>
     </w:rPr>
     <w:tblPr>
@@ -13739,6 +14301,7 @@
     </w:tcPr>
     <w:tblStylePr w:type="firstRow">
       <w:rPr>
+        <w:rFonts w:eastAsia="黑体"/>
         <w:b/>
         <w:bCs/>
         <w:color w:themeColor="background1" w:val="FFFFFF"/>
@@ -13753,6 +14316,7 @@
     </w:tblStylePr>
     <w:tblStylePr w:type="lastRow">
       <w:rPr>
+        <w:rFonts w:eastAsia="黑体"/>
         <w:b/>
         <w:bCs/>
         <w:color w:themeColor="accent2" w:themeShade="CC" w:val="9E3A38"/>
@@ -13767,12 +14331,14 @@
     </w:tblStylePr>
     <w:tblStylePr w:type="firstCol">
       <w:rPr>
+        <w:rFonts w:eastAsia="黑体"/>
         <w:b/>
         <w:bCs/>
       </w:rPr>
     </w:tblStylePr>
     <w:tblStylePr w:type="lastCol">
       <w:rPr>
+        <w:rFonts w:eastAsia="黑体"/>
         <w:b/>
         <w:bCs/>
       </w:rPr>
@@ -13807,6 +14373,7 @@
       <w:spacing w:after="0" w:line="240" w:lineRule="auto"/>
     </w:pPr>
     <w:rPr>
+      <w:rFonts w:eastAsia="黑体"/>
       <w:color w:themeColor="text1" w:val="000000"/>
     </w:rPr>
     <w:tblPr>
@@ -13825,6 +14392,7 @@
     </w:tcPr>
     <w:tblStylePr w:type="firstRow">
       <w:rPr>
+        <w:rFonts w:eastAsia="黑体"/>
         <w:b/>
         <w:bCs/>
         <w:color w:themeColor="background1" w:val="FFFFFF"/>
@@ -13839,6 +14407,7 @@
     </w:tblStylePr>
     <w:tblStylePr w:type="lastRow">
       <w:rPr>
+        <w:rFonts w:eastAsia="黑体"/>
         <w:b/>
         <w:bCs/>
         <w:color w:themeColor="accent4" w:themeShade="CC" w:val="664E82"/>
@@ -13853,12 +14422,14 @@
     </w:tblStylePr>
     <w:tblStylePr w:type="firstCol">
       <w:rPr>
+        <w:rFonts w:eastAsia="黑体"/>
         <w:b/>
         <w:bCs/>
       </w:rPr>
     </w:tblStylePr>
     <w:tblStylePr w:type="lastCol">
       <w:rPr>
+        <w:rFonts w:eastAsia="黑体"/>
         <w:b/>
         <w:bCs/>
       </w:rPr>
@@ -13893,6 +14464,7 @@
       <w:spacing w:after="0" w:line="240" w:lineRule="auto"/>
     </w:pPr>
     <w:rPr>
+      <w:rFonts w:eastAsia="黑体"/>
       <w:color w:themeColor="text1" w:val="000000"/>
     </w:rPr>
     <w:tblPr>
@@ -13911,6 +14483,7 @@
     </w:tcPr>
     <w:tblStylePr w:type="firstRow">
       <w:rPr>
+        <w:rFonts w:eastAsia="黑体"/>
         <w:b/>
         <w:bCs/>
         <w:color w:themeColor="background1" w:val="FFFFFF"/>
@@ -13925,6 +14498,7 @@
     </w:tblStylePr>
     <w:tblStylePr w:type="lastRow">
       <w:rPr>
+        <w:rFonts w:eastAsia="黑体"/>
         <w:b/>
         <w:bCs/>
         <w:color w:themeColor="accent3" w:themeShade="CC" w:val="7E9C40"/>
@@ -13939,12 +14513,14 @@
     </w:tblStylePr>
     <w:tblStylePr w:type="firstCol">
       <w:rPr>
+        <w:rFonts w:eastAsia="黑体"/>
         <w:b/>
         <w:bCs/>
       </w:rPr>
     </w:tblStylePr>
     <w:tblStylePr w:type="lastCol">
       <w:rPr>
+        <w:rFonts w:eastAsia="黑体"/>
         <w:b/>
         <w:bCs/>
       </w:rPr>
@@ -13979,6 +14555,7 @@
       <w:spacing w:after="0" w:line="240" w:lineRule="auto"/>
     </w:pPr>
     <w:rPr>
+      <w:rFonts w:eastAsia="黑体"/>
       <w:color w:themeColor="text1" w:val="000000"/>
     </w:rPr>
     <w:tblPr>
@@ -13997,6 +14574,7 @@
     </w:tcPr>
     <w:tblStylePr w:type="firstRow">
       <w:rPr>
+        <w:rFonts w:eastAsia="黑体"/>
         <w:b/>
         <w:bCs/>
         <w:color w:themeColor="background1" w:val="FFFFFF"/>
@@ -14011,6 +14589,7 @@
     </w:tblStylePr>
     <w:tblStylePr w:type="lastRow">
       <w:rPr>
+        <w:rFonts w:eastAsia="黑体"/>
         <w:b/>
         <w:bCs/>
         <w:color w:themeColor="accent6" w:themeShade="CC" w:val="F2730A"/>
@@ -14025,12 +14604,14 @@
     </w:tblStylePr>
     <w:tblStylePr w:type="firstCol">
       <w:rPr>
+        <w:rFonts w:eastAsia="黑体"/>
         <w:b/>
         <w:bCs/>
       </w:rPr>
     </w:tblStylePr>
     <w:tblStylePr w:type="lastCol">
       <w:rPr>
+        <w:rFonts w:eastAsia="黑体"/>
         <w:b/>
         <w:bCs/>
       </w:rPr>
@@ -14065,6 +14646,7 @@
       <w:spacing w:after="0" w:line="240" w:lineRule="auto"/>
     </w:pPr>
     <w:rPr>
+      <w:rFonts w:eastAsia="黑体"/>
       <w:color w:themeColor="text1" w:val="000000"/>
     </w:rPr>
     <w:tblPr>
@@ -14083,6 +14665,7 @@
     </w:tcPr>
     <w:tblStylePr w:type="firstRow">
       <w:rPr>
+        <w:rFonts w:eastAsia="黑体"/>
         <w:b/>
         <w:bCs/>
         <w:color w:themeColor="background1" w:val="FFFFFF"/>
@@ -14097,6 +14680,7 @@
     </w:tblStylePr>
     <w:tblStylePr w:type="lastRow">
       <w:rPr>
+        <w:rFonts w:eastAsia="黑体"/>
         <w:b/>
         <w:bCs/>
         <w:color w:themeColor="accent5" w:themeShade="CC" w:val="348DA5"/>
@@ -14111,12 +14695,14 @@
     </w:tblStylePr>
     <w:tblStylePr w:type="firstCol">
       <w:rPr>
+        <w:rFonts w:eastAsia="黑体"/>
         <w:b/>
         <w:bCs/>
       </w:rPr>
     </w:tblStylePr>
     <w:tblStylePr w:type="lastCol">
       <w:rPr>
+        <w:rFonts w:eastAsia="黑体"/>
         <w:b/>
         <w:bCs/>
       </w:rPr>
@@ -14151,6 +14737,7 @@
       <w:spacing w:after="0" w:line="240" w:lineRule="auto"/>
     </w:pPr>
     <w:rPr>
+      <w:rFonts w:eastAsia="黑体"/>
       <w:color w:themeColor="text1" w:val="000000"/>
     </w:rPr>
     <w:tblPr>
@@ -14172,6 +14759,7 @@
     </w:tcPr>
     <w:tblStylePr w:type="firstRow">
       <w:rPr>
+        <w:rFonts w:eastAsia="黑体"/>
         <w:b/>
         <w:bCs/>
       </w:rPr>
@@ -14182,6 +14770,7 @@
     </w:tblStylePr>
     <w:tblStylePr w:type="lastRow">
       <w:rPr>
+        <w:rFonts w:eastAsia="黑体"/>
         <w:b/>
         <w:bCs/>
         <w:color w:themeColor="text1" w:val="000000"/>
@@ -14193,6 +14782,7 @@
     </w:tblStylePr>
     <w:tblStylePr w:type="firstCol">
       <w:rPr>
+        <w:rFonts w:eastAsia="黑体"/>
         <w:color w:themeColor="background1" w:val="FFFFFF"/>
       </w:rPr>
       <w:tblPr/>
@@ -14202,6 +14792,7 @@
     </w:tblStylePr>
     <w:tblStylePr w:type="lastCol">
       <w:rPr>
+        <w:rFonts w:eastAsia="黑体"/>
         <w:color w:themeColor="background1" w:val="FFFFFF"/>
       </w:rPr>
       <w:tblPr/>
@@ -14231,6 +14822,7 @@
       <w:spacing w:after="0" w:line="240" w:lineRule="auto"/>
     </w:pPr>
     <w:rPr>
+      <w:rFonts w:eastAsia="黑体"/>
       <w:color w:themeColor="text1" w:val="000000"/>
     </w:rPr>
     <w:tblPr>
@@ -14252,6 +14844,7 @@
     </w:tcPr>
     <w:tblStylePr w:type="firstRow">
       <w:rPr>
+        <w:rFonts w:eastAsia="黑体"/>
         <w:b/>
         <w:bCs/>
       </w:rPr>
@@ -14262,6 +14855,7 @@
     </w:tblStylePr>
     <w:tblStylePr w:type="lastRow">
       <w:rPr>
+        <w:rFonts w:eastAsia="黑体"/>
         <w:b/>
         <w:bCs/>
         <w:color w:themeColor="text1" w:val="000000"/>
@@ -14273,6 +14867,7 @@
     </w:tblStylePr>
     <w:tblStylePr w:type="firstCol">
       <w:rPr>
+        <w:rFonts w:eastAsia="黑体"/>
         <w:color w:themeColor="background1" w:val="FFFFFF"/>
       </w:rPr>
       <w:tblPr/>
@@ -14282,6 +14877,7 @@
     </w:tblStylePr>
     <w:tblStylePr w:type="lastCol">
       <w:rPr>
+        <w:rFonts w:eastAsia="黑体"/>
         <w:color w:themeColor="background1" w:val="FFFFFF"/>
       </w:rPr>
       <w:tblPr/>
@@ -14311,6 +14907,7 @@
       <w:spacing w:after="0" w:line="240" w:lineRule="auto"/>
     </w:pPr>
     <w:rPr>
+      <w:rFonts w:eastAsia="黑体"/>
       <w:color w:themeColor="text1" w:val="000000"/>
     </w:rPr>
     <w:tblPr>
@@ -14332,6 +14929,7 @@
     </w:tcPr>
     <w:tblStylePr w:type="firstRow">
       <w:rPr>
+        <w:rFonts w:eastAsia="黑体"/>
         <w:b/>
         <w:bCs/>
       </w:rPr>
@@ -14342,6 +14940,7 @@
     </w:tblStylePr>
     <w:tblStylePr w:type="lastRow">
       <w:rPr>
+        <w:rFonts w:eastAsia="黑体"/>
         <w:b/>
         <w:bCs/>
         <w:color w:themeColor="text1" w:val="000000"/>
@@ -14353,6 +14952,7 @@
     </w:tblStylePr>
     <w:tblStylePr w:type="firstCol">
       <w:rPr>
+        <w:rFonts w:eastAsia="黑体"/>
         <w:color w:themeColor="background1" w:val="FFFFFF"/>
       </w:rPr>
       <w:tblPr/>
@@ -14362,6 +14962,7 @@
     </w:tblStylePr>
     <w:tblStylePr w:type="lastCol">
       <w:rPr>
+        <w:rFonts w:eastAsia="黑体"/>
         <w:color w:themeColor="background1" w:val="FFFFFF"/>
       </w:rPr>
       <w:tblPr/>
@@ -14391,6 +14992,7 @@
       <w:spacing w:after="0" w:line="240" w:lineRule="auto"/>
     </w:pPr>
     <w:rPr>
+      <w:rFonts w:eastAsia="黑体"/>
       <w:color w:themeColor="text1" w:val="000000"/>
     </w:rPr>
     <w:tblPr>
@@ -14412,6 +15014,7 @@
     </w:tcPr>
     <w:tblStylePr w:type="firstRow">
       <w:rPr>
+        <w:rFonts w:eastAsia="黑体"/>
         <w:b/>
         <w:bCs/>
       </w:rPr>
@@ -14422,6 +15025,7 @@
     </w:tblStylePr>
     <w:tblStylePr w:type="lastRow">
       <w:rPr>
+        <w:rFonts w:eastAsia="黑体"/>
         <w:b/>
         <w:bCs/>
         <w:color w:themeColor="text1" w:val="000000"/>
@@ -14433,6 +15037,7 @@
     </w:tblStylePr>
     <w:tblStylePr w:type="firstCol">
       <w:rPr>
+        <w:rFonts w:eastAsia="黑体"/>
         <w:color w:themeColor="background1" w:val="FFFFFF"/>
       </w:rPr>
       <w:tblPr/>
@@ -14442,6 +15047,7 @@
     </w:tblStylePr>
     <w:tblStylePr w:type="lastCol">
       <w:rPr>
+        <w:rFonts w:eastAsia="黑体"/>
         <w:color w:themeColor="background1" w:val="FFFFFF"/>
       </w:rPr>
       <w:tblPr/>
@@ -14471,6 +15077,7 @@
       <w:spacing w:after="0" w:line="240" w:lineRule="auto"/>
     </w:pPr>
     <w:rPr>
+      <w:rFonts w:eastAsia="黑体"/>
       <w:color w:themeColor="text1" w:val="000000"/>
     </w:rPr>
     <w:tblPr>
@@ -14492,6 +15099,7 @@
     </w:tcPr>
     <w:tblStylePr w:type="firstRow">
       <w:rPr>
+        <w:rFonts w:eastAsia="黑体"/>
         <w:b/>
         <w:bCs/>
       </w:rPr>
@@ -14502,6 +15110,7 @@
     </w:tblStylePr>
     <w:tblStylePr w:type="lastRow">
       <w:rPr>
+        <w:rFonts w:eastAsia="黑体"/>
         <w:b/>
         <w:bCs/>
         <w:color w:themeColor="text1" w:val="000000"/>
@@ -14513,6 +15122,7 @@
     </w:tblStylePr>
     <w:tblStylePr w:type="firstCol">
       <w:rPr>
+        <w:rFonts w:eastAsia="黑体"/>
         <w:color w:themeColor="background1" w:val="FFFFFF"/>
       </w:rPr>
       <w:tblPr/>
@@ -14522,6 +15132,7 @@
     </w:tblStylePr>
     <w:tblStylePr w:type="lastCol">
       <w:rPr>
+        <w:rFonts w:eastAsia="黑体"/>
         <w:color w:themeColor="background1" w:val="FFFFFF"/>
       </w:rPr>
       <w:tblPr/>
@@ -14551,6 +15162,7 @@
       <w:spacing w:after="0" w:line="240" w:lineRule="auto"/>
     </w:pPr>
     <w:rPr>
+      <w:rFonts w:eastAsia="黑体"/>
       <w:color w:themeColor="text1" w:val="000000"/>
     </w:rPr>
     <w:tblPr>
@@ -14572,6 +15184,7 @@
     </w:tcPr>
     <w:tblStylePr w:type="firstRow">
       <w:rPr>
+        <w:rFonts w:eastAsia="黑体"/>
         <w:b/>
         <w:bCs/>
       </w:rPr>
@@ -14582,6 +15195,7 @@
     </w:tblStylePr>
     <w:tblStylePr w:type="lastRow">
       <w:rPr>
+        <w:rFonts w:eastAsia="黑体"/>
         <w:b/>
         <w:bCs/>
         <w:color w:themeColor="text1" w:val="000000"/>
@@ -14593,6 +15207,7 @@
     </w:tblStylePr>
     <w:tblStylePr w:type="firstCol">
       <w:rPr>
+        <w:rFonts w:eastAsia="黑体"/>
         <w:color w:themeColor="background1" w:val="FFFFFF"/>
       </w:rPr>
       <w:tblPr/>
@@ -14602,6 +15217,7 @@
     </w:tblStylePr>
     <w:tblStylePr w:type="lastCol">
       <w:rPr>
+        <w:rFonts w:eastAsia="黑体"/>
         <w:color w:themeColor="background1" w:val="FFFFFF"/>
       </w:rPr>
       <w:tblPr/>
@@ -14631,6 +15247,7 @@
       <w:spacing w:after="0" w:line="240" w:lineRule="auto"/>
     </w:pPr>
     <w:rPr>
+      <w:rFonts w:eastAsia="黑体"/>
       <w:color w:themeColor="text1" w:val="000000"/>
     </w:rPr>
     <w:tblPr>
@@ -14652,6 +15269,7 @@
     </w:tcPr>
     <w:tblStylePr w:type="firstRow">
       <w:rPr>
+        <w:rFonts w:eastAsia="黑体"/>
         <w:b/>
         <w:bCs/>
       </w:rPr>
@@ -14662,6 +15280,7 @@
     </w:tblStylePr>
     <w:tblStylePr w:type="lastRow">
       <w:rPr>
+        <w:rFonts w:eastAsia="黑体"/>
         <w:b/>
         <w:bCs/>
         <w:color w:themeColor="text1" w:val="000000"/>
@@ -14673,6 +15292,7 @@
     </w:tblStylePr>
     <w:tblStylePr w:type="firstCol">
       <w:rPr>
+        <w:rFonts w:eastAsia="黑体"/>
         <w:color w:themeColor="background1" w:val="FFFFFF"/>
       </w:rPr>
       <w:tblPr/>
@@ -14682,6 +15302,7 @@
     </w:tblStylePr>
     <w:tblStylePr w:type="lastCol">
       <w:rPr>
+        <w:rFonts w:eastAsia="黑体"/>
         <w:color w:themeColor="background1" w:val="FFFFFF"/>
       </w:rPr>
       <w:tblPr/>
@@ -14714,6 +15335,7 @@
     <w:name w:val="KeywordTok"/>
     <w:basedOn w:val="VerbatimChar"/>
     <w:rPr>
+      <w:rFonts w:eastAsia="黑体"/>
       <w:b/>
       <w:color w:val="007020"/>
     </w:rPr>
@@ -14722,6 +15344,7 @@
     <w:name w:val="DataTypeTok"/>
     <w:basedOn w:val="VerbatimChar"/>
     <w:rPr>
+      <w:rFonts w:eastAsia="黑体"/>
       <w:color w:val="902000"/>
     </w:rPr>
   </w:style>
@@ -14729,6 +15352,7 @@
     <w:name w:val="DecValTok"/>
     <w:basedOn w:val="VerbatimChar"/>
     <w:rPr>
+      <w:rFonts w:eastAsia="黑体"/>
       <w:color w:val="40a070"/>
     </w:rPr>
   </w:style>
@@ -14736,6 +15360,7 @@
     <w:name w:val="BaseNTok"/>
     <w:basedOn w:val="VerbatimChar"/>
     <w:rPr>
+      <w:rFonts w:eastAsia="黑体"/>
       <w:color w:val="40a070"/>
     </w:rPr>
   </w:style>
@@ -14743,6 +15368,7 @@
     <w:name w:val="FloatTok"/>
     <w:basedOn w:val="VerbatimChar"/>
     <w:rPr>
+      <w:rFonts w:eastAsia="黑体"/>
       <w:color w:val="40a070"/>
     </w:rPr>
   </w:style>
@@ -14750,6 +15376,7 @@
     <w:name w:val="ConstantTok"/>
     <w:basedOn w:val="VerbatimChar"/>
     <w:rPr>
+      <w:rFonts w:eastAsia="黑体"/>
       <w:color w:val="880000"/>
     </w:rPr>
   </w:style>
@@ -14757,6 +15384,7 @@
     <w:name w:val="CharTok"/>
     <w:basedOn w:val="VerbatimChar"/>
     <w:rPr>
+      <w:rFonts w:eastAsia="黑体"/>
       <w:color w:val="4070a0"/>
     </w:rPr>
   </w:style>
@@ -14764,6 +15392,7 @@
     <w:name w:val="SpecialCharTok"/>
     <w:basedOn w:val="VerbatimChar"/>
     <w:rPr>
+      <w:rFonts w:eastAsia="黑体"/>
       <w:color w:val="4070a0"/>
     </w:rPr>
   </w:style>
@@ -14771,6 +15400,7 @@
     <w:name w:val="StringTok"/>
     <w:basedOn w:val="VerbatimChar"/>
     <w:rPr>
+      <w:rFonts w:eastAsia="黑体"/>
       <w:color w:val="4070a0"/>
     </w:rPr>
   </w:style>
@@ -14778,6 +15408,7 @@
     <w:name w:val="VerbatimStringTok"/>
     <w:basedOn w:val="VerbatimChar"/>
     <w:rPr>
+      <w:rFonts w:eastAsia="黑体"/>
       <w:color w:val="4070a0"/>
     </w:rPr>
   </w:style>
@@ -14785,6 +15416,7 @@
     <w:name w:val="SpecialStringTok"/>
     <w:basedOn w:val="VerbatimChar"/>
     <w:rPr>
+      <w:rFonts w:eastAsia="黑体"/>
       <w:color w:val="bb6688"/>
     </w:rPr>
   </w:style>
@@ -14792,6 +15424,7 @@
     <w:name w:val="ImportTok"/>
     <w:basedOn w:val="VerbatimChar"/>
     <w:rPr>
+      <w:rFonts w:eastAsia="黑体"/>
       <w:b/>
       <w:color w:val="008000"/>
     </w:rPr>
@@ -14800,6 +15433,7 @@
     <w:name w:val="CommentTok"/>
     <w:basedOn w:val="VerbatimChar"/>
     <w:rPr>
+      <w:rFonts w:eastAsia="黑体"/>
       <w:i/>
       <w:color w:val="60a0b0"/>
     </w:rPr>
@@ -14808,6 +15442,7 @@
     <w:name w:val="DocumentationTok"/>
     <w:basedOn w:val="VerbatimChar"/>
     <w:rPr>
+      <w:rFonts w:eastAsia="黑体"/>
       <w:i/>
       <w:color w:val="ba2121"/>
     </w:rPr>
@@ -14816,6 +15451,7 @@
     <w:name w:val="AnnotationTok"/>
     <w:basedOn w:val="VerbatimChar"/>
     <w:rPr>
+      <w:rFonts w:eastAsia="黑体"/>
       <w:b/>
       <w:i/>
       <w:color w:val="60a0b0"/>
@@ -14825,6 +15461,7 @@
     <w:name w:val="CommentVarTok"/>
     <w:basedOn w:val="VerbatimChar"/>
     <w:rPr>
+      <w:rFonts w:eastAsia="黑体"/>
       <w:b/>
       <w:i/>
       <w:color w:val="60a0b0"/>
@@ -14834,6 +15471,7 @@
     <w:name w:val="OtherTok"/>
     <w:basedOn w:val="VerbatimChar"/>
     <w:rPr>
+      <w:rFonts w:eastAsia="黑体"/>
       <w:color w:val="007020"/>
     </w:rPr>
   </w:style>
@@ -14841,6 +15479,7 @@
     <w:name w:val="FunctionTok"/>
     <w:basedOn w:val="VerbatimChar"/>
     <w:rPr>
+      <w:rFonts w:eastAsia="黑体"/>
       <w:color w:val="06287e"/>
     </w:rPr>
   </w:style>
@@ -14848,6 +15487,7 @@
     <w:name w:val="VariableTok"/>
     <w:basedOn w:val="VerbatimChar"/>
     <w:rPr>
+      <w:rFonts w:eastAsia="黑体"/>
       <w:color w:val="19177c"/>
     </w:rPr>
   </w:style>
@@ -14855,6 +15495,7 @@
     <w:name w:val="ControlFlowTok"/>
     <w:basedOn w:val="VerbatimChar"/>
     <w:rPr>
+      <w:rFonts w:eastAsia="黑体"/>
       <w:b/>
       <w:color w:val="007020"/>
     </w:rPr>
@@ -14863,6 +15504,7 @@
     <w:name w:val="OperatorTok"/>
     <w:basedOn w:val="VerbatimChar"/>
     <w:rPr>
+      <w:rFonts w:eastAsia="黑体"/>
       <w:color w:val="666666"/>
     </w:rPr>
   </w:style>
@@ -14870,18 +15512,22 @@
     <w:name w:val="BuiltInTok"/>
     <w:basedOn w:val="VerbatimChar"/>
     <w:rPr>
+      <w:rFonts w:eastAsia="黑体"/>
       <w:color w:val="008000"/>
     </w:rPr>
   </w:style>
   <w:style w:type="character" w:customStyle="1" w:styleId="ExtensionTok">
     <w:name w:val="ExtensionTok"/>
     <w:basedOn w:val="VerbatimChar"/>
-    <w:rPr/>
+    <w:rPr>
+      <w:rFonts w:eastAsia="黑体"/>
+    </w:rPr>
   </w:style>
   <w:style w:type="character" w:customStyle="1" w:styleId="PreprocessorTok">
     <w:name w:val="PreprocessorTok"/>
     <w:basedOn w:val="VerbatimChar"/>
     <w:rPr>
+      <w:rFonts w:eastAsia="黑体"/>
       <w:color w:val="bc7a00"/>
     </w:rPr>
   </w:style>
@@ -14889,18 +15535,22 @@
     <w:name w:val="AttributeTok"/>
     <w:basedOn w:val="VerbatimChar"/>
     <w:rPr>
+      <w:rFonts w:eastAsia="黑体"/>
       <w:color w:val="7d9029"/>
     </w:rPr>
   </w:style>
   <w:style w:type="character" w:customStyle="1" w:styleId="RegionMarkerTok">
     <w:name w:val="RegionMarkerTok"/>
     <w:basedOn w:val="VerbatimChar"/>
-    <w:rPr/>
+    <w:rPr>
+      <w:rFonts w:eastAsia="黑体"/>
+    </w:rPr>
   </w:style>
   <w:style w:type="character" w:customStyle="1" w:styleId="InformationTok">
     <w:name w:val="InformationTok"/>
     <w:basedOn w:val="VerbatimChar"/>
     <w:rPr>
+      <w:rFonts w:eastAsia="黑体"/>
       <w:b/>
       <w:i/>
       <w:color w:val="60a0b0"/>
@@ -14910,6 +15560,7 @@
     <w:name w:val="WarningTok"/>
     <w:basedOn w:val="VerbatimChar"/>
     <w:rPr>
+      <w:rFonts w:eastAsia="黑体"/>
       <w:b/>
       <w:i/>
       <w:color w:val="60a0b0"/>
@@ -14919,6 +15570,7 @@
     <w:name w:val="AlertTok"/>
     <w:basedOn w:val="VerbatimChar"/>
     <w:rPr>
+      <w:rFonts w:eastAsia="黑体"/>
       <w:b/>
       <w:color w:val="ff0000"/>
     </w:rPr>
@@ -14927,6 +15579,7 @@
     <w:name w:val="ErrorTok"/>
     <w:basedOn w:val="VerbatimChar"/>
     <w:rPr>
+      <w:rFonts w:eastAsia="黑体"/>
       <w:b/>
       <w:color w:val="ff0000"/>
     </w:rPr>
@@ -14934,7 +15587,9 @@
   <w:style w:type="character" w:customStyle="1" w:styleId="NormalTok">
     <w:name w:val="NormalTok"/>
     <w:basedOn w:val="VerbatimChar"/>
-    <w:rPr/>
+    <w:rPr>
+      <w:rFonts w:eastAsia="黑体"/>
+    </w:rPr>
   </w:style>
 </w:styles>
 </file>
@@ -14983,12 +15638,12 @@
     <a:fontScheme name="Office">
       <a:majorFont>
         <a:latin typeface="Calibri"/>
-        <a:ea typeface=""/>
+        <a:ea typeface="黑体"/>
         <a:cs typeface=""/>
         <a:font script="Jpan" typeface="ＭＳ ゴシック"/>
         <a:font script="Hang" typeface="맑은 고딕"/>
-        <a:font script="Hans" typeface="宋体"/>
-        <a:font script="Hant" typeface="新細明體"/>
+        <a:font script="Hans" typeface="黑体"/>
+        <a:font script="Hant" typeface="黑体"/>
         <a:font script="Arab" typeface="Times New Roman"/>
         <a:font script="Hebr" typeface="Times New Roman"/>
         <a:font script="Thai" typeface="Angsana New"/>
@@ -15018,12 +15673,12 @@
       </a:majorFont>
       <a:minorFont>
         <a:latin typeface="Cambria"/>
-        <a:ea typeface=""/>
+        <a:ea typeface="黑体"/>
         <a:cs typeface=""/>
         <a:font script="Jpan" typeface="ＭＳ 明朝"/>
         <a:font script="Hang" typeface="맑은 고딕"/>
-        <a:font script="Hans" typeface="宋体"/>
-        <a:font script="Hant" typeface="新細明體"/>
+        <a:font script="Hans" typeface="黑体"/>
+        <a:font script="Hant" typeface="黑体"/>
         <a:font script="Arab" typeface="Arial"/>
         <a:font script="Hebr" typeface="Arial"/>
         <a:font script="Thai" typeface="Cordia New"/>

--- a/06-转换电路/02-数模转换DAC/电压输出型DAC电路/电压输出型DAC电路.docx
+++ b/06-转换电路/02-数模转换DAC/电压输出型DAC电路/电压输出型DAC电路.docx
@@ -2567,7 +2567,7 @@
           <w:color w:val="555555"/>
           <w:sz w:val="21"/>
         </w:rPr>
-        <w:t>材料收集者：杜文杰，WX手机：19519196569，QQ:3478827729</w:t>
+        <w:t>材料收集者：杜文杰，微信/手机：19519196569，QQ:3478827729</w:t>
       </w:r>
     </w:p>
     <w:sectPr>
